--- a/Temis/docs/Roadmap_Proyecto_TEMIS_2026.docx
+++ b/Temis/docs/Roadmap_Proyecto_TEMIS_2026.docx
@@ -2,6 +2,20 @@
 <file path=word/document.xml><?xml version="1.0" encoding="utf-8"?>
 <w:document xmlns:wpc="http://schemas.microsoft.com/office/word/2010/wordprocessingCanvas" xmlns:mo="http://schemas.microsoft.com/office/mac/office/2008/main" xmlns:mc="http://schemas.openxmlformats.org/markup-compatibility/2006" xmlns:mv="urn:schemas-microsoft-com:mac:vml" xmlns:o="urn:schemas-microsoft-com:office:office" xmlns:r="http://schemas.openxmlformats.org/officeDocument/2006/relationships" xmlns:m="http://schemas.openxmlformats.org/officeDocument/2006/math" xmlns:v="urn:schemas-microsoft-com:vml" xmlns:wp14="http://schemas.microsoft.com/office/word/2010/wordprocessingDrawing" xmlns:wp="http://schemas.openxmlformats.org/drawingml/2006/wordprocessingDrawing" xmlns:w10="urn:schemas-microsoft-com:office:word" xmlns:w="http://schemas.openxmlformats.org/wordprocessingml/2006/main" xmlns:w14="http://schemas.microsoft.com/office/word/2010/wordml" xmlns:wpg="http://schemas.microsoft.com/office/word/2010/wordprocessingGroup" xmlns:wpi="http://schemas.microsoft.com/office/word/2010/wordprocessingInk" xmlns:wne="http://schemas.microsoft.com/office/word/2006/wordml" xmlns:wps="http://schemas.microsoft.com/office/word/2010/wordprocessingShape" mc:Ignorable="w14 wp14">
   <w:body>
+    <w:p>
+      <w:pPr>
+        <w:spacing w:after="40"/>
+      </w:pPr>
+      <w:r>
+        <w:rPr>
+          <w:rFonts w:ascii="Calibri" w:hAnsi="Calibri"/>
+          <w:b/>
+          <w:color w:val="2563EB"/>
+          <w:sz w:val="18"/>
+        </w:rPr>
+        <w:t>TEMIS PROCESS SUITE  |  PLANIFICACIÓN ESTRATÉGICA &amp; BACKLOG SCRUM</w:t>
+      </w:r>
+    </w:p>
     <w:p>
       <w:pPr>
         <w:spacing w:after="80"/>
@@ -10,38 +24,24 @@
         <w:rPr>
           <w:rFonts w:ascii="Calibri" w:hAnsi="Calibri"/>
           <w:b/>
-          <w:color w:val="2563EB"/>
-          <w:sz w:val="18"/>
+          <w:color w:val="1E3A8A"/>
+          <w:sz w:val="40"/>
         </w:rPr>
-        <w:t>TEMIS PROCESS SUITE  |  PLANIFICACIÓN ESTRATÉGICA &amp; CRONOGRAMA</w:t>
+        <w:t>Roadmap Estratégico y Técnico del Proyecto TEMIS 2026</w:t>
       </w:r>
     </w:p>
     <w:p>
       <w:pPr>
-        <w:spacing w:after="120"/>
-      </w:pPr>
-      <w:r>
-        <w:rPr>
-          <w:rFonts w:ascii="Calibri" w:hAnsi="Calibri"/>
-          <w:b/>
-          <w:color w:val="1E3A8A"/>
-          <w:sz w:val="44"/>
-        </w:rPr>
-        <w:t>Roadmap Estratégico del Proyecto TEMIS 2026</w:t>
-      </w:r>
-    </w:p>
-    <w:p>
-      <w:pPr>
-        <w:spacing w:after="360"/>
+        <w:spacing w:after="280"/>
       </w:pPr>
       <w:r>
         <w:rPr>
           <w:rFonts w:ascii="Calibri" w:hAnsi="Calibri"/>
           <w:i/>
           <w:color w:val="475569"/>
-          <w:sz w:val="22"/>
+          <w:sz w:val="21"/>
         </w:rPr>
-        <w:t>Cronograma integral, 7 fases metodológicas e hitos de evolución tecnológica hacia Web SaaS Cloud.</w:t>
+        <w:t>Cronograma integral de 10 Sprints Scrum, 47 Commits Técnicos y Transición Arquitectónica hacia Web SaaS Cloud.</w:t>
       </w:r>
     </w:p>
     <w:tbl>
@@ -61,12 +61,12 @@
         <w:tc>
           <w:tcPr>
             <w:tcW w:type="dxa" w:w="2160"/>
-            <w:shd w:fill="F8FAFC"/>
+            <w:shd w:fill="F1F5F9"/>
             <w:tcMar>
-              <w:top w:w="80" w:type="dxa"/>
-              <w:bottom w:w="80" w:type="dxa"/>
-              <w:left w:w="100" w:type="dxa"/>
-              <w:right w:w="100" w:type="dxa"/>
+              <w:top w:w="70" w:type="dxa"/>
+              <w:bottom w:w="70" w:type="dxa"/>
+              <w:left w:w="90" w:type="dxa"/>
+              <w:right w:w="90" w:type="dxa"/>
             </w:tcMar>
           </w:tcPr>
           <w:p>
@@ -75,9 +75,9 @@
                 <w:rFonts w:ascii="Calibri" w:hAnsi="Calibri"/>
                 <w:b/>
                 <w:color w:val="1E3A8A"/>
-                <w:sz w:val="18"/>
+                <w:sz w:val="17"/>
               </w:rPr>
-              <w:t>Proyecto:</w:t>
+              <w:t>Iniciativa:</w:t>
             </w:r>
           </w:p>
         </w:tc>
@@ -86,10 +86,10 @@
             <w:tcW w:type="dxa" w:w="2160"/>
             <w:shd w:fill="FFFFFF"/>
             <w:tcMar>
-              <w:top w:w="80" w:type="dxa"/>
-              <w:bottom w:w="80" w:type="dxa"/>
-              <w:left w:w="100" w:type="dxa"/>
-              <w:right w:w="100" w:type="dxa"/>
+              <w:top w:w="70" w:type="dxa"/>
+              <w:bottom w:w="70" w:type="dxa"/>
+              <w:left w:w="90" w:type="dxa"/>
+              <w:right w:w="90" w:type="dxa"/>
             </w:tcMar>
           </w:tcPr>
           <w:p>
@@ -97,21 +97,21 @@
               <w:rPr>
                 <w:rFonts w:ascii="Calibri" w:hAnsi="Calibri"/>
                 <w:color w:val="0F172A"/>
-                <w:sz w:val="18"/>
+                <w:sz w:val="17"/>
               </w:rPr>
-              <w:t>TEMIS (Process Suite &amp; Governance)</w:t>
+              <w:t>Proyecto TEMIS (BPMN Suite &amp; Governance)</w:t>
             </w:r>
           </w:p>
         </w:tc>
         <w:tc>
           <w:tcPr>
             <w:tcW w:type="dxa" w:w="2160"/>
-            <w:shd w:fill="F8FAFC"/>
+            <w:shd w:fill="F1F5F9"/>
             <w:tcMar>
-              <w:top w:w="80" w:type="dxa"/>
-              <w:bottom w:w="80" w:type="dxa"/>
-              <w:left w:w="100" w:type="dxa"/>
-              <w:right w:w="100" w:type="dxa"/>
+              <w:top w:w="70" w:type="dxa"/>
+              <w:bottom w:w="70" w:type="dxa"/>
+              <w:left w:w="90" w:type="dxa"/>
+              <w:right w:w="90" w:type="dxa"/>
             </w:tcMar>
           </w:tcPr>
           <w:p>
@@ -120,9 +120,9 @@
                 <w:rFonts w:ascii="Calibri" w:hAnsi="Calibri"/>
                 <w:b/>
                 <w:color w:val="1E3A8A"/>
-                <w:sz w:val="18"/>
+                <w:sz w:val="17"/>
               </w:rPr>
-              <w:t>Periodo:</w:t>
+              <w:t>Código:</w:t>
             </w:r>
           </w:p>
         </w:tc>
@@ -131,10 +131,10 @@
             <w:tcW w:type="dxa" w:w="2160"/>
             <w:shd w:fill="FFFFFF"/>
             <w:tcMar>
-              <w:top w:w="80" w:type="dxa"/>
-              <w:bottom w:w="80" w:type="dxa"/>
-              <w:left w:w="100" w:type="dxa"/>
-              <w:right w:w="100" w:type="dxa"/>
+              <w:top w:w="70" w:type="dxa"/>
+              <w:bottom w:w="70" w:type="dxa"/>
+              <w:left w:w="90" w:type="dxa"/>
+              <w:right w:w="90" w:type="dxa"/>
             </w:tcMar>
           </w:tcPr>
           <w:p>
@@ -142,9 +142,9 @@
               <w:rPr>
                 <w:rFonts w:ascii="Calibri" w:hAnsi="Calibri"/>
                 <w:color w:val="0F172A"/>
-                <w:sz w:val="18"/>
+                <w:sz w:val="17"/>
               </w:rPr>
-              <w:t>Enero 2026 – Diciembre 2026</w:t>
+              <w:t>TEMIS-GOV-2026-V1</w:t>
             </w:r>
           </w:p>
         </w:tc>
@@ -153,12 +153,12 @@
         <w:tc>
           <w:tcPr>
             <w:tcW w:type="dxa" w:w="2160"/>
-            <w:shd w:fill="F8FAFC"/>
+            <w:shd w:fill="F1F5F9"/>
             <w:tcMar>
-              <w:top w:w="80" w:type="dxa"/>
-              <w:bottom w:w="80" w:type="dxa"/>
-              <w:left w:w="100" w:type="dxa"/>
-              <w:right w:w="100" w:type="dxa"/>
+              <w:top w:w="70" w:type="dxa"/>
+              <w:bottom w:w="70" w:type="dxa"/>
+              <w:left w:w="90" w:type="dxa"/>
+              <w:right w:w="90" w:type="dxa"/>
             </w:tcMar>
           </w:tcPr>
           <w:p>
@@ -167,9 +167,9 @@
                 <w:rFonts w:ascii="Calibri" w:hAnsi="Calibri"/>
                 <w:b/>
                 <w:color w:val="1E3A8A"/>
-                <w:sz w:val="18"/>
+                <w:sz w:val="17"/>
               </w:rPr>
-              <w:t>Versión:</w:t>
+              <w:t>Sponsor:</w:t>
             </w:r>
           </w:p>
         </w:tc>
@@ -178,10 +178,10 @@
             <w:tcW w:type="dxa" w:w="2160"/>
             <w:shd w:fill="FFFFFF"/>
             <w:tcMar>
-              <w:top w:w="80" w:type="dxa"/>
-              <w:bottom w:w="80" w:type="dxa"/>
-              <w:left w:w="100" w:type="dxa"/>
-              <w:right w:w="100" w:type="dxa"/>
+              <w:top w:w="70" w:type="dxa"/>
+              <w:bottom w:w="70" w:type="dxa"/>
+              <w:left w:w="90" w:type="dxa"/>
+              <w:right w:w="90" w:type="dxa"/>
             </w:tcMar>
           </w:tcPr>
           <w:p>
@@ -189,21 +189,21 @@
               <w:rPr>
                 <w:rFonts w:ascii="Calibri" w:hAnsi="Calibri"/>
                 <w:color w:val="0F172A"/>
-                <w:sz w:val="18"/>
+                <w:sz w:val="17"/>
               </w:rPr>
-              <w:t>1.0 Oficial (Web Cloud SaaS)</w:t>
+              <w:t>Dirección de Operaciones &amp; Tecnología</w:t>
             </w:r>
           </w:p>
         </w:tc>
         <w:tc>
           <w:tcPr>
             <w:tcW w:type="dxa" w:w="2160"/>
-            <w:shd w:fill="F8FAFC"/>
+            <w:shd w:fill="F1F5F9"/>
             <w:tcMar>
-              <w:top w:w="80" w:type="dxa"/>
-              <w:bottom w:w="80" w:type="dxa"/>
-              <w:left w:w="100" w:type="dxa"/>
-              <w:right w:w="100" w:type="dxa"/>
+              <w:top w:w="70" w:type="dxa"/>
+              <w:bottom w:w="70" w:type="dxa"/>
+              <w:left w:w="90" w:type="dxa"/>
+              <w:right w:w="90" w:type="dxa"/>
             </w:tcMar>
           </w:tcPr>
           <w:p>
@@ -212,9 +212,9 @@
                 <w:rFonts w:ascii="Calibri" w:hAnsi="Calibri"/>
                 <w:b/>
                 <w:color w:val="1E3A8A"/>
-                <w:sz w:val="18"/>
+                <w:sz w:val="17"/>
               </w:rPr>
-              <w:t>Estado:</w:t>
+              <w:t>Project Lead:</w:t>
             </w:r>
           </w:p>
         </w:tc>
@@ -223,10 +223,10 @@
             <w:tcW w:type="dxa" w:w="2160"/>
             <w:shd w:fill="FFFFFF"/>
             <w:tcMar>
-              <w:top w:w="80" w:type="dxa"/>
-              <w:bottom w:w="80" w:type="dxa"/>
-              <w:left w:w="100" w:type="dxa"/>
-              <w:right w:w="100" w:type="dxa"/>
+              <w:top w:w="70" w:type="dxa"/>
+              <w:bottom w:w="70" w:type="dxa"/>
+              <w:left w:w="90" w:type="dxa"/>
+              <w:right w:w="90" w:type="dxa"/>
             </w:tcMar>
           </w:tcPr>
           <w:p>
@@ -234,162 +234,9 @@
               <w:rPr>
                 <w:rFonts w:ascii="Calibri" w:hAnsi="Calibri"/>
                 <w:color w:val="0F172A"/>
-                <w:sz w:val="18"/>
+                <w:sz w:val="17"/>
               </w:rPr>
-              <w:t>Aprobado / Línea Base</w:t>
-            </w:r>
-          </w:p>
-        </w:tc>
-      </w:tr>
-    </w:tbl>
-    <w:p>
-      <w:pPr>
-        <w:spacing w:after="240"/>
-      </w:pPr>
-    </w:p>
-    <w:p>
-      <w:pPr>
-        <w:spacing w:before="280" w:after="120"/>
-      </w:pPr>
-      <w:r>
-        <w:rPr>
-          <w:rFonts w:ascii="Calibri" w:hAnsi="Calibri"/>
-          <w:b/>
-          <w:color w:val="1E3A8A"/>
-          <w:sz w:val="28"/>
-        </w:rPr>
-        <w:t>1. Visión y Objetivos del Roadmap 2026</w:t>
-      </w:r>
-    </w:p>
-    <w:p>
-      <w:pPr>
-        <w:spacing w:after="100" w:line="276" w:lineRule="auto"/>
-      </w:pPr>
-      <w:r>
-        <w:rPr>
-          <w:rFonts w:ascii="Calibri" w:hAnsi="Calibri"/>
-          <w:color w:val="0F172A"/>
-          <w:sz w:val="20"/>
-        </w:rPr>
-        <w:t>El Proyecto TEMIS tiene como propósito consolidar una plataforma corporativa soberana e inteligente para el modelado BPMN, estandarización Six Sigma (SIPOC) y gobierno de procesos operativos. Este Roadmap establece el cronograma maestro estructurado a lo largo del ciclo 2026 (16 de Enero de 2026 al 18 de Diciembre de 2026).</w:t>
-      </w:r>
-    </w:p>
-    <w:p>
-      <w:pPr>
-        <w:spacing w:before="280" w:after="120"/>
-      </w:pPr>
-      <w:r>
-        <w:rPr>
-          <w:rFonts w:ascii="Calibri" w:hAnsi="Calibri"/>
-          <w:b/>
-          <w:color w:val="1E3A8A"/>
-          <w:sz w:val="28"/>
-        </w:rPr>
-        <w:t>2. Matriz de Hitos Clave del Proyecto TEMIS</w:t>
-      </w:r>
-    </w:p>
-    <w:tbl>
-      <w:tblPr>
-        <w:tblW w:type="auto" w:w="0"/>
-        <w:jc w:val="center"/>
-        <w:tblLook w:firstColumn="1" w:firstRow="1" w:lastColumn="0" w:lastRow="0" w:noHBand="0" w:noVBand="1" w:val="04A0"/>
-      </w:tblPr>
-      <w:tblGrid>
-        <w:gridCol w:w="2160"/>
-        <w:gridCol w:w="2160"/>
-        <w:gridCol w:w="2160"/>
-        <w:gridCol w:w="2160"/>
-      </w:tblGrid>
-      <w:tr>
-        <w:tc>
-          <w:tcPr>
-            <w:tcW w:type="dxa" w:w="2160"/>
-            <w:shd w:fill="1E3A8A"/>
-            <w:tcMar>
-              <w:top w:w="120" w:type="dxa"/>
-              <w:bottom w:w="120" w:type="dxa"/>
-              <w:left w:w="120" w:type="dxa"/>
-              <w:right w:w="120" w:type="dxa"/>
-            </w:tcMar>
-          </w:tcPr>
-          <w:p>
-            <w:r>
-              <w:rPr>
-                <w:rFonts w:ascii="Calibri" w:hAnsi="Calibri"/>
-                <w:b/>
-                <w:color w:val="FFFFFF"/>
-                <w:sz w:val="19"/>
-              </w:rPr>
-              <w:t>Fecha / Hito</w:t>
-            </w:r>
-          </w:p>
-        </w:tc>
-        <w:tc>
-          <w:tcPr>
-            <w:tcW w:type="dxa" w:w="2160"/>
-            <w:shd w:fill="1E3A8A"/>
-            <w:tcMar>
-              <w:top w:w="120" w:type="dxa"/>
-              <w:bottom w:w="120" w:type="dxa"/>
-              <w:left w:w="120" w:type="dxa"/>
-              <w:right w:w="120" w:type="dxa"/>
-            </w:tcMar>
-          </w:tcPr>
-          <w:p>
-            <w:r>
-              <w:rPr>
-                <w:rFonts w:ascii="Calibri" w:hAnsi="Calibri"/>
-                <w:b/>
-                <w:color w:val="FFFFFF"/>
-                <w:sz w:val="19"/>
-              </w:rPr>
-              <w:t>Fase Metodológica</w:t>
-            </w:r>
-          </w:p>
-        </w:tc>
-        <w:tc>
-          <w:tcPr>
-            <w:tcW w:type="dxa" w:w="2160"/>
-            <w:shd w:fill="1E3A8A"/>
-            <w:tcMar>
-              <w:top w:w="120" w:type="dxa"/>
-              <w:bottom w:w="120" w:type="dxa"/>
-              <w:left w:w="120" w:type="dxa"/>
-              <w:right w:w="120" w:type="dxa"/>
-            </w:tcMar>
-          </w:tcPr>
-          <w:p>
-            <w:r>
-              <w:rPr>
-                <w:rFonts w:ascii="Calibri" w:hAnsi="Calibri"/>
-                <w:b/>
-                <w:color w:val="FFFFFF"/>
-                <w:sz w:val="19"/>
-              </w:rPr>
-              <w:t>Entregable / Alcance Clave</w:t>
-            </w:r>
-          </w:p>
-        </w:tc>
-        <w:tc>
-          <w:tcPr>
-            <w:tcW w:type="dxa" w:w="2160"/>
-            <w:shd w:fill="1E3A8A"/>
-            <w:tcMar>
-              <w:top w:w="120" w:type="dxa"/>
-              <w:bottom w:w="120" w:type="dxa"/>
-              <w:left w:w="120" w:type="dxa"/>
-              <w:right w:w="120" w:type="dxa"/>
-            </w:tcMar>
-          </w:tcPr>
-          <w:p>
-            <w:r>
-              <w:rPr>
-                <w:rFonts w:ascii="Calibri" w:hAnsi="Calibri"/>
-                <w:b/>
-                <w:color w:val="FFFFFF"/>
-                <w:sz w:val="19"/>
-              </w:rPr>
-              <w:t>Estado</w:t>
+              <w:t>Ing. Mario Hurtado</w:t>
             </w:r>
           </w:p>
         </w:tc>
@@ -398,7 +245,201 @@
         <w:tc>
           <w:tcPr>
             <w:tcW w:type="dxa" w:w="2160"/>
+            <w:shd w:fill="F1F5F9"/>
+            <w:tcMar>
+              <w:top w:w="70" w:type="dxa"/>
+              <w:bottom w:w="70" w:type="dxa"/>
+              <w:left w:w="90" w:type="dxa"/>
+              <w:right w:w="90" w:type="dxa"/>
+            </w:tcMar>
+          </w:tcPr>
+          <w:p>
+            <w:r>
+              <w:rPr>
+                <w:rFonts w:ascii="Calibri" w:hAnsi="Calibri"/>
+                <w:b/>
+                <w:color w:val="1E3A8A"/>
+                <w:sz w:val="17"/>
+              </w:rPr>
+              <w:t>Periodo Oficial:</w:t>
+            </w:r>
+          </w:p>
+        </w:tc>
+        <w:tc>
+          <w:tcPr>
+            <w:tcW w:type="dxa" w:w="2160"/>
             <w:shd w:fill="FFFFFF"/>
+            <w:tcMar>
+              <w:top w:w="70" w:type="dxa"/>
+              <w:bottom w:w="70" w:type="dxa"/>
+              <w:left w:w="90" w:type="dxa"/>
+              <w:right w:w="90" w:type="dxa"/>
+            </w:tcMar>
+          </w:tcPr>
+          <w:p>
+            <w:r>
+              <w:rPr>
+                <w:rFonts w:ascii="Calibri" w:hAnsi="Calibri"/>
+                <w:color w:val="0F172A"/>
+                <w:sz w:val="17"/>
+              </w:rPr>
+              <w:t>16 Ene 2026 – 04 Dic 2026</w:t>
+            </w:r>
+          </w:p>
+        </w:tc>
+        <w:tc>
+          <w:tcPr>
+            <w:tcW w:type="dxa" w:w="2160"/>
+            <w:shd w:fill="F1F5F9"/>
+            <w:tcMar>
+              <w:top w:w="70" w:type="dxa"/>
+              <w:bottom w:w="70" w:type="dxa"/>
+              <w:left w:w="90" w:type="dxa"/>
+              <w:right w:w="90" w:type="dxa"/>
+            </w:tcMar>
+          </w:tcPr>
+          <w:p>
+            <w:r>
+              <w:rPr>
+                <w:rFonts w:ascii="Calibri" w:hAnsi="Calibri"/>
+                <w:b/>
+                <w:color w:val="1E3A8A"/>
+                <w:sz w:val="17"/>
+              </w:rPr>
+              <w:t>Estatus:</w:t>
+            </w:r>
+          </w:p>
+        </w:tc>
+        <w:tc>
+          <w:tcPr>
+            <w:tcW w:type="dxa" w:w="2160"/>
+            <w:shd w:fill="FFFFFF"/>
+            <w:tcMar>
+              <w:top w:w="70" w:type="dxa"/>
+              <w:bottom w:w="70" w:type="dxa"/>
+              <w:left w:w="90" w:type="dxa"/>
+              <w:right w:w="90" w:type="dxa"/>
+            </w:tcMar>
+          </w:tcPr>
+          <w:p>
+            <w:r>
+              <w:rPr>
+                <w:rFonts w:ascii="Calibri" w:hAnsi="Calibri"/>
+                <w:color w:val="0F172A"/>
+                <w:sz w:val="17"/>
+              </w:rPr>
+              <w:t>Línea Base Oficial Aprobada</w:t>
+            </w:r>
+          </w:p>
+        </w:tc>
+      </w:tr>
+    </w:tbl>
+    <w:p>
+      <w:pPr>
+        <w:spacing w:after="200"/>
+      </w:pPr>
+    </w:p>
+    <w:p>
+      <w:pPr>
+        <w:spacing w:before="280" w:after="100"/>
+      </w:pPr>
+      <w:r>
+        <w:rPr>
+          <w:rFonts w:ascii="Calibri" w:hAnsi="Calibri"/>
+          <w:b/>
+          <w:color w:val="1E3A8A"/>
+          <w:sz w:val="26"/>
+        </w:rPr>
+        <w:t>1. Resumen Ejecutivo y Visión Estratégica</w:t>
+      </w:r>
+    </w:p>
+    <w:p>
+      <w:pPr>
+        <w:spacing w:after="80" w:line="276" w:lineRule="auto"/>
+      </w:pPr>
+      <w:r>
+        <w:rPr>
+          <w:rFonts w:ascii="Calibri" w:hAnsi="Calibri"/>
+          <w:color w:val="0F172A"/>
+          <w:sz w:val="19"/>
+        </w:rPr>
+        <w:t>El Proyecto TEMIS nace como una respuesta estratégica y corporativa ante la necesidad de soberanía tecnológica, control de costos operativos y estandarización metodológica en la gestión de procesos de negocio (BPMN).</w:t>
+      </w:r>
+    </w:p>
+    <w:p>
+      <w:pPr>
+        <w:spacing w:after="80" w:line="276" w:lineRule="auto"/>
+      </w:pPr>
+      <w:r>
+        <w:rPr>
+          <w:rFonts w:ascii="Calibri" w:hAnsi="Calibri"/>
+          <w:color w:val="0F172A"/>
+          <w:sz w:val="19"/>
+        </w:rPr>
+        <w:t>La organización identificó una fuga presupuestal recurrente debido a las costosas licencias por usuario de Lucidchart (Lucid Software Inc.), sumado a la desconexión operativa entre diagramas estáticos y la redacción manual de manuales de procedimientos en Word. TEMIS consolida una Suite Integral Web SaaS Cloud que fusiona la Matriz SIPOC Six Sigma, diagramación vectorial con curvas Bézier perimetrales, redacción automatizada de políticas con IA (Gemini 2.5 Flash) y gobierno corporativo en 7 fases.</w:t>
+      </w:r>
+    </w:p>
+    <w:p>
+      <w:pPr>
+        <w:spacing w:after="80" w:line="276" w:lineRule="auto"/>
+      </w:pPr>
+      <w:r>
+        <w:rPr>
+          <w:rFonts w:ascii="Calibri" w:hAnsi="Calibri"/>
+          <w:color w:val="0F172A"/>
+          <w:sz w:val="19"/>
+        </w:rPr>
+        <w:t>El presente Roadmap abarca el periodo oficial del 16 de Enero de 2026 al 04 de Diciembre de 2026, estructurado en 10 Sprints de desarrollo ágil y 47 commits base de ingeniería.</w:t>
+      </w:r>
+    </w:p>
+    <w:p>
+      <w:pPr>
+        <w:spacing w:before="280" w:after="100"/>
+      </w:pPr>
+      <w:r>
+        <w:rPr>
+          <w:rFonts w:ascii="Calibri" w:hAnsi="Calibri"/>
+          <w:b/>
+          <w:color w:val="1E3A8A"/>
+          <w:sz w:val="26"/>
+        </w:rPr>
+        <w:t>2. Dashboard Ejecutivo de Sprints &amp; Capacidad Técnica (2026)</w:t>
+      </w:r>
+    </w:p>
+    <w:p>
+      <w:pPr>
+        <w:spacing w:after="80" w:line="276" w:lineRule="auto"/>
+      </w:pPr>
+      <w:r>
+        <w:rPr>
+          <w:rFonts w:ascii="Calibri" w:hAnsi="Calibri"/>
+          <w:color w:val="0F172A"/>
+          <w:sz w:val="19"/>
+        </w:rPr>
+        <w:t>Resumen maestro de los 10 Sprints que componen el ciclo de vida del proyecto TEMIS según el Backlog Scrum Oficial:</w:t>
+      </w:r>
+    </w:p>
+    <w:tbl>
+      <w:tblPr>
+        <w:tblW w:type="auto" w:w="0"/>
+        <w:jc w:val="center"/>
+        <w:tblLayout w:type="fixed"/>
+        <w:tblLook w:firstColumn="1" w:firstRow="1" w:lastColumn="0" w:lastRow="0" w:noHBand="0" w:noVBand="1" w:val="04A0"/>
+      </w:tblPr>
+      <w:tblGrid>
+        <w:gridCol w:w="1234"/>
+        <w:gridCol w:w="1234"/>
+        <w:gridCol w:w="1234"/>
+        <w:gridCol w:w="1234"/>
+        <w:gridCol w:w="1234"/>
+        <w:gridCol w:w="1234"/>
+        <w:gridCol w:w="1234"/>
+      </w:tblGrid>
+      <w:tr>
+        <w:tc>
+          <w:tcPr>
+            <w:tcW w:type="dxa" w:w="1152"/>
+            <w:shd w:fill="1E3A8A"/>
             <w:tcMar>
               <w:top w:w="90" w:type="dxa"/>
               <w:bottom w:w="90" w:type="dxa"/>
@@ -411,59 +452,17 @@
               <w:rPr>
                 <w:rFonts w:ascii="Calibri" w:hAnsi="Calibri"/>
                 <w:b/>
-                <w:color w:val="1E3A8A"/>
+                <w:color w:val="FFFFFF"/>
                 <w:sz w:val="18"/>
               </w:rPr>
-              <w:t>16 Ene 2026: Planning Kickoff</w:t>
+              <w:t>Sprint</w:t>
             </w:r>
           </w:p>
         </w:tc>
         <w:tc>
           <w:tcPr>
-            <w:tcW w:type="dxa" w:w="2160"/>
-            <w:shd w:fill="FFFFFF"/>
-            <w:tcMar>
-              <w:top w:w="90" w:type="dxa"/>
-              <w:bottom w:w="90" w:type="dxa"/>
-              <w:left w:w="100" w:type="dxa"/>
-              <w:right w:w="100" w:type="dxa"/>
-            </w:tcMar>
-          </w:tcPr>
-          <w:p>
-            <w:r>
-              <w:rPr>
-                <w:rFonts w:ascii="Calibri" w:hAnsi="Calibri"/>
-                <w:sz w:val="18"/>
-              </w:rPr>
-              <w:t>F1: Diagnóstico Estratégico</w:t>
-            </w:r>
-          </w:p>
-        </w:tc>
-        <w:tc>
-          <w:tcPr>
-            <w:tcW w:type="dxa" w:w="2160"/>
-            <w:shd w:fill="FFFFFF"/>
-            <w:tcMar>
-              <w:top w:w="90" w:type="dxa"/>
-              <w:bottom w:w="90" w:type="dxa"/>
-              <w:left w:w="100" w:type="dxa"/>
-              <w:right w:w="100" w:type="dxa"/>
-            </w:tcMar>
-          </w:tcPr>
-          <w:p>
-            <w:r>
-              <w:rPr>
-                <w:rFonts w:ascii="Calibri" w:hAnsi="Calibri"/>
-                <w:sz w:val="18"/>
-              </w:rPr>
-              <w:t>Diagnóstico del dolor operativo en Lucidchart/Word y definición de arquitectura inicial.</w:t>
-            </w:r>
-          </w:p>
-        </w:tc>
-        <w:tc>
-          <w:tcPr>
-            <w:tcW w:type="dxa" w:w="2160"/>
-            <w:shd w:fill="FFFFFF"/>
+            <w:tcW w:type="dxa" w:w="1728"/>
+            <w:shd w:fill="1E3A8A"/>
             <w:tcMar>
               <w:top w:w="90" w:type="dxa"/>
               <w:bottom w:w="90" w:type="dxa"/>
@@ -476,19 +475,17 @@
               <w:rPr>
                 <w:rFonts w:ascii="Calibri" w:hAnsi="Calibri"/>
                 <w:b/>
-                <w:color w:val="2563EB"/>
+                <w:color w:val="FFFFFF"/>
                 <w:sz w:val="18"/>
               </w:rPr>
-              <w:t>Completado</w:t>
+              <w:t>Periodo</w:t>
             </w:r>
           </w:p>
         </w:tc>
-      </w:tr>
-      <w:tr>
         <w:tc>
           <w:tcPr>
-            <w:tcW w:type="dxa" w:w="2160"/>
-            <w:shd w:fill="F1F5F9"/>
+            <w:tcW w:type="dxa" w:w="2448"/>
+            <w:shd w:fill="1E3A8A"/>
             <w:tcMar>
               <w:top w:w="90" w:type="dxa"/>
               <w:bottom w:w="90" w:type="dxa"/>
@@ -501,59 +498,17 @@
               <w:rPr>
                 <w:rFonts w:ascii="Calibri" w:hAnsi="Calibri"/>
                 <w:b/>
-                <w:color w:val="1E3A8A"/>
+                <w:color w:val="FFFFFF"/>
                 <w:sz w:val="18"/>
               </w:rPr>
-              <w:t>15 Feb 2026: Project Charter</w:t>
+              <w:t>Objetivo Estratégico</w:t>
             </w:r>
           </w:p>
         </w:tc>
         <w:tc>
           <w:tcPr>
-            <w:tcW w:type="dxa" w:w="2160"/>
-            <w:shd w:fill="F1F5F9"/>
-            <w:tcMar>
-              <w:top w:w="90" w:type="dxa"/>
-              <w:bottom w:w="90" w:type="dxa"/>
-              <w:left w:w="100" w:type="dxa"/>
-              <w:right w:w="100" w:type="dxa"/>
-            </w:tcMar>
-          </w:tcPr>
-          <w:p>
-            <w:r>
-              <w:rPr>
-                <w:rFonts w:ascii="Calibri" w:hAnsi="Calibri"/>
-                <w:sz w:val="18"/>
-              </w:rPr>
-              <w:t>F2: Inicio del Proyecto</w:t>
-            </w:r>
-          </w:p>
-        </w:tc>
-        <w:tc>
-          <w:tcPr>
-            <w:tcW w:type="dxa" w:w="2160"/>
-            <w:shd w:fill="F1F5F9"/>
-            <w:tcMar>
-              <w:top w:w="90" w:type="dxa"/>
-              <w:bottom w:w="90" w:type="dxa"/>
-              <w:left w:w="100" w:type="dxa"/>
-              <w:right w:w="100" w:type="dxa"/>
-            </w:tcMar>
-          </w:tcPr>
-          <w:p>
-            <w:r>
-              <w:rPr>
-                <w:rFonts w:ascii="Calibri" w:hAnsi="Calibri"/>
-                <w:sz w:val="18"/>
-              </w:rPr>
-              <w:t>Acta Constitutiva, asignación de roles (PM, Sponsor) y delimitación de alcance.</w:t>
-            </w:r>
-          </w:p>
-        </w:tc>
-        <w:tc>
-          <w:tcPr>
-            <w:tcW w:type="dxa" w:w="2160"/>
-            <w:shd w:fill="F1F5F9"/>
+            <w:tcW w:type="dxa" w:w="1584"/>
+            <w:shd w:fill="1E3A8A"/>
             <w:tcMar>
               <w:top w:w="90" w:type="dxa"/>
               <w:bottom w:w="90" w:type="dxa"/>
@@ -566,19 +521,17 @@
               <w:rPr>
                 <w:rFonts w:ascii="Calibri" w:hAnsi="Calibri"/>
                 <w:b/>
-                <w:color w:val="2563EB"/>
+                <w:color w:val="FFFFFF"/>
                 <w:sz w:val="18"/>
               </w:rPr>
-              <w:t>Completado</w:t>
+              <w:t>Módulos Clave</w:t>
             </w:r>
           </w:p>
         </w:tc>
-      </w:tr>
-      <w:tr>
         <w:tc>
           <w:tcPr>
-            <w:tcW w:type="dxa" w:w="2160"/>
-            <w:shd w:fill="FFFFFF"/>
+            <w:tcW w:type="dxa" w:w="2592"/>
+            <w:shd w:fill="1E3A8A"/>
             <w:tcMar>
               <w:top w:w="90" w:type="dxa"/>
               <w:bottom w:w="90" w:type="dxa"/>
@@ -591,59 +544,17 @@
               <w:rPr>
                 <w:rFonts w:ascii="Calibri" w:hAnsi="Calibri"/>
                 <w:b/>
-                <w:color w:val="1E3A8A"/>
+                <w:color w:val="FFFFFF"/>
                 <w:sz w:val="18"/>
               </w:rPr>
-              <w:t>31 Mar 2026: Backlog Scrum</w:t>
+              <w:t>Hito Principal</w:t>
             </w:r>
           </w:p>
         </w:tc>
         <w:tc>
           <w:tcPr>
-            <w:tcW w:type="dxa" w:w="2160"/>
-            <w:shd w:fill="FFFFFF"/>
-            <w:tcMar>
-              <w:top w:w="90" w:type="dxa"/>
-              <w:bottom w:w="90" w:type="dxa"/>
-              <w:left w:w="100" w:type="dxa"/>
-              <w:right w:w="100" w:type="dxa"/>
-            </w:tcMar>
-          </w:tcPr>
-          <w:p>
-            <w:r>
-              <w:rPr>
-                <w:rFonts w:ascii="Calibri" w:hAnsi="Calibri"/>
-                <w:sz w:val="18"/>
-              </w:rPr>
-              <w:t>F3: Planificación Híbrida</w:t>
-            </w:r>
-          </w:p>
-        </w:tc>
-        <w:tc>
-          <w:tcPr>
-            <w:tcW w:type="dxa" w:w="2160"/>
-            <w:shd w:fill="FFFFFF"/>
-            <w:tcMar>
-              <w:top w:w="90" w:type="dxa"/>
-              <w:bottom w:w="90" w:type="dxa"/>
-              <w:left w:w="100" w:type="dxa"/>
-              <w:right w:w="100" w:type="dxa"/>
-            </w:tcMar>
-          </w:tcPr>
-          <w:p>
-            <w:r>
-              <w:rPr>
-                <w:rFonts w:ascii="Calibri" w:hAnsi="Calibri"/>
-                <w:sz w:val="18"/>
-              </w:rPr>
-              <w:t>Backlog Scrum Técnico de 10 Sprints y arquitectura de experiencia.</w:t>
-            </w:r>
-          </w:p>
-        </w:tc>
-        <w:tc>
-          <w:tcPr>
-            <w:tcW w:type="dxa" w:w="2160"/>
-            <w:shd w:fill="FFFFFF"/>
+            <w:tcW w:type="dxa" w:w="1152"/>
+            <w:shd w:fill="1E3A8A"/>
             <w:tcMar>
               <w:top w:w="90" w:type="dxa"/>
               <w:bottom w:w="90" w:type="dxa"/>
@@ -656,19 +567,17 @@
               <w:rPr>
                 <w:rFonts w:ascii="Calibri" w:hAnsi="Calibri"/>
                 <w:b/>
-                <w:color w:val="2563EB"/>
+                <w:color w:val="FFFFFF"/>
                 <w:sz w:val="18"/>
               </w:rPr>
-              <w:t>Completado</w:t>
+              <w:t>Estado</w:t>
             </w:r>
           </w:p>
         </w:tc>
-      </w:tr>
-      <w:tr>
         <w:tc>
           <w:tcPr>
-            <w:tcW w:type="dxa" w:w="2160"/>
-            <w:shd w:fill="F1F5F9"/>
+            <w:tcW w:type="dxa" w:w="576"/>
+            <w:shd w:fill="1E3A8A"/>
             <w:tcMar>
               <w:top w:w="90" w:type="dxa"/>
               <w:bottom w:w="90" w:type="dxa"/>
@@ -681,59 +590,1625 @@
               <w:rPr>
                 <w:rFonts w:ascii="Calibri" w:hAnsi="Calibri"/>
                 <w:b/>
-                <w:color w:val="1E3A8A"/>
+                <w:color w:val="FFFFFF"/>
                 <w:sz w:val="18"/>
               </w:rPr>
-              <w:t>01 Jun 2026: Migración Web SaaS</w:t>
+              <w:t>Pts</w:t>
             </w:r>
           </w:p>
         </w:tc>
+      </w:tr>
+      <w:tr>
         <w:tc>
           <w:tcPr>
-            <w:tcW w:type="dxa" w:w="2160"/>
-            <w:shd w:fill="F1F5F9"/>
+            <w:tcW w:type="dxa" w:w="1152"/>
+            <w:shd w:fill="FFFFFF"/>
             <w:tcMar>
-              <w:top w:w="90" w:type="dxa"/>
-              <w:bottom w:w="90" w:type="dxa"/>
-              <w:left w:w="100" w:type="dxa"/>
-              <w:right w:w="100" w:type="dxa"/>
+              <w:top w:w="70" w:type="dxa"/>
+              <w:bottom w:w="70" w:type="dxa"/>
+              <w:left w:w="90" w:type="dxa"/>
+              <w:right w:w="90" w:type="dxa"/>
             </w:tcMar>
           </w:tcPr>
           <w:p>
             <w:r>
               <w:rPr>
                 <w:rFonts w:ascii="Calibri" w:hAnsi="Calibri"/>
-                <w:sz w:val="18"/>
+                <w:b/>
+                <w:color w:val="1E3A8A"/>
+                <w:sz w:val="17"/>
               </w:rPr>
-              <w:t>F4: Ejecución Iterativa</w:t>
+              <w:t>Sprint 01</w:t>
             </w:r>
           </w:p>
         </w:tc>
         <w:tc>
           <w:tcPr>
-            <w:tcW w:type="dxa" w:w="2160"/>
-            <w:shd w:fill="F1F5F9"/>
+            <w:tcW w:type="dxa" w:w="1728"/>
+            <w:shd w:fill="FFFFFF"/>
             <w:tcMar>
-              <w:top w:w="90" w:type="dxa"/>
-              <w:bottom w:w="90" w:type="dxa"/>
-              <w:left w:w="100" w:type="dxa"/>
-              <w:right w:w="100" w:type="dxa"/>
+              <w:top w:w="70" w:type="dxa"/>
+              <w:bottom w:w="70" w:type="dxa"/>
+              <w:left w:w="90" w:type="dxa"/>
+              <w:right w:w="90" w:type="dxa"/>
             </w:tcMar>
           </w:tcPr>
           <w:p>
             <w:r>
               <w:rPr>
                 <w:rFonts w:ascii="Calibri" w:hAnsi="Calibri"/>
-                <w:sz w:val="18"/>
+                <w:color w:val="0F172A"/>
+                <w:sz w:val="17"/>
               </w:rPr>
-              <w:t>Hito Clave: Reestructuración mayor de App Windows Desktop a Web Cloud (Reflex + FastAPI + Postgres).</w:t>
+              <w:t>16 Ene - 28 Feb 2026</w:t>
             </w:r>
           </w:p>
         </w:tc>
         <w:tc>
           <w:tcPr>
-            <w:tcW w:type="dxa" w:w="2160"/>
-            <w:shd w:fill="F1F5F9"/>
+            <w:tcW w:type="dxa" w:w="2448"/>
+            <w:shd w:fill="FFFFFF"/>
+            <w:tcMar>
+              <w:top w:w="70" w:type="dxa"/>
+              <w:bottom w:w="70" w:type="dxa"/>
+              <w:left w:w="90" w:type="dxa"/>
+              <w:right w:w="90" w:type="dxa"/>
+            </w:tcMar>
+          </w:tcPr>
+          <w:p>
+            <w:r>
+              <w:rPr>
+                <w:rFonts w:ascii="Calibri" w:hAnsi="Calibri"/>
+                <w:color w:val="0F172A"/>
+                <w:sz w:val="17"/>
+              </w:rPr>
+              <w:t>Arquitectura Base &amp; Persistencia Windows Desktop</w:t>
+            </w:r>
+          </w:p>
+        </w:tc>
+        <w:tc>
+          <w:tcPr>
+            <w:tcW w:type="dxa" w:w="1584"/>
+            <w:shd w:fill="FFFFFF"/>
+            <w:tcMar>
+              <w:top w:w="70" w:type="dxa"/>
+              <w:bottom w:w="70" w:type="dxa"/>
+              <w:left w:w="90" w:type="dxa"/>
+              <w:right w:w="90" w:type="dxa"/>
+            </w:tcMar>
+          </w:tcPr>
+          <w:p>
+            <w:r>
+              <w:rPr>
+                <w:rFonts w:ascii="Calibri" w:hAnsi="Calibri"/>
+                <w:color w:val="0F172A"/>
+                <w:sz w:val="17"/>
+              </w:rPr>
+              <w:t>Core / DB / Sync</w:t>
+            </w:r>
+          </w:p>
+        </w:tc>
+        <w:tc>
+          <w:tcPr>
+            <w:tcW w:type="dxa" w:w="2592"/>
+            <w:shd w:fill="FFFFFF"/>
+            <w:tcMar>
+              <w:top w:w="70" w:type="dxa"/>
+              <w:bottom w:w="70" w:type="dxa"/>
+              <w:left w:w="90" w:type="dxa"/>
+              <w:right w:w="90" w:type="dxa"/>
+            </w:tcMar>
+          </w:tcPr>
+          <w:p>
+            <w:r>
+              <w:rPr>
+                <w:rFonts w:ascii="Calibri" w:hAnsi="Calibri"/>
+                <w:color w:val="0F172A"/>
+                <w:sz w:val="17"/>
+              </w:rPr>
+              <w:t>Base de datos compartida SQLite + Sync Google Drive</w:t>
+            </w:r>
+          </w:p>
+        </w:tc>
+        <w:tc>
+          <w:tcPr>
+            <w:tcW w:type="dxa" w:w="1152"/>
+            <w:shd w:fill="FFFFFF"/>
+            <w:tcMar>
+              <w:top w:w="70" w:type="dxa"/>
+              <w:bottom w:w="70" w:type="dxa"/>
+              <w:left w:w="90" w:type="dxa"/>
+              <w:right w:w="90" w:type="dxa"/>
+            </w:tcMar>
+          </w:tcPr>
+          <w:p>
+            <w:r>
+              <w:rPr>
+                <w:rFonts w:ascii="Calibri" w:hAnsi="Calibri"/>
+                <w:color w:val="0F172A"/>
+                <w:sz w:val="17"/>
+              </w:rPr>
+              <w:t>Completed</w:t>
+            </w:r>
+          </w:p>
+        </w:tc>
+        <w:tc>
+          <w:tcPr>
+            <w:tcW w:type="dxa" w:w="576"/>
+            <w:shd w:fill="FFFFFF"/>
+            <w:tcMar>
+              <w:top w:w="70" w:type="dxa"/>
+              <w:bottom w:w="70" w:type="dxa"/>
+              <w:left w:w="90" w:type="dxa"/>
+              <w:right w:w="90" w:type="dxa"/>
+            </w:tcMar>
+          </w:tcPr>
+          <w:p>
+            <w:r>
+              <w:rPr>
+                <w:rFonts w:ascii="Calibri" w:hAnsi="Calibri"/>
+                <w:color w:val="0F172A"/>
+                <w:sz w:val="17"/>
+              </w:rPr>
+              <w:t>34</w:t>
+            </w:r>
+          </w:p>
+        </w:tc>
+      </w:tr>
+      <w:tr>
+        <w:tc>
+          <w:tcPr>
+            <w:tcW w:type="dxa" w:w="1152"/>
+            <w:shd w:fill="F8FAFC"/>
+            <w:tcMar>
+              <w:top w:w="70" w:type="dxa"/>
+              <w:bottom w:w="70" w:type="dxa"/>
+              <w:left w:w="90" w:type="dxa"/>
+              <w:right w:w="90" w:type="dxa"/>
+            </w:tcMar>
+          </w:tcPr>
+          <w:p>
+            <w:r>
+              <w:rPr>
+                <w:rFonts w:ascii="Calibri" w:hAnsi="Calibri"/>
+                <w:b/>
+                <w:color w:val="1E3A8A"/>
+                <w:sz w:val="17"/>
+              </w:rPr>
+              <w:t>Sprint 02</w:t>
+            </w:r>
+          </w:p>
+        </w:tc>
+        <w:tc>
+          <w:tcPr>
+            <w:tcW w:type="dxa" w:w="1728"/>
+            <w:shd w:fill="F8FAFC"/>
+            <w:tcMar>
+              <w:top w:w="70" w:type="dxa"/>
+              <w:bottom w:w="70" w:type="dxa"/>
+              <w:left w:w="90" w:type="dxa"/>
+              <w:right w:w="90" w:type="dxa"/>
+            </w:tcMar>
+          </w:tcPr>
+          <w:p>
+            <w:r>
+              <w:rPr>
+                <w:rFonts w:ascii="Calibri" w:hAnsi="Calibri"/>
+                <w:color w:val="0F172A"/>
+                <w:sz w:val="17"/>
+              </w:rPr>
+              <w:t>01 Mar - 30 Abr 2026</w:t>
+            </w:r>
+          </w:p>
+        </w:tc>
+        <w:tc>
+          <w:tcPr>
+            <w:tcW w:type="dxa" w:w="2448"/>
+            <w:shd w:fill="F8FAFC"/>
+            <w:tcMar>
+              <w:top w:w="70" w:type="dxa"/>
+              <w:bottom w:w="70" w:type="dxa"/>
+              <w:left w:w="90" w:type="dxa"/>
+              <w:right w:w="90" w:type="dxa"/>
+            </w:tcMar>
+          </w:tcPr>
+          <w:p>
+            <w:r>
+              <w:rPr>
+                <w:rFonts w:ascii="Calibri" w:hAnsi="Calibri"/>
+                <w:color w:val="0F172A"/>
+                <w:sz w:val="17"/>
+              </w:rPr>
+              <w:t>Gobernanza de Proyectos &amp; Metodología 7 Fases</w:t>
+            </w:r>
+          </w:p>
+        </w:tc>
+        <w:tc>
+          <w:tcPr>
+            <w:tcW w:type="dxa" w:w="1584"/>
+            <w:shd w:fill="F8FAFC"/>
+            <w:tcMar>
+              <w:top w:w="70" w:type="dxa"/>
+              <w:bottom w:w="70" w:type="dxa"/>
+              <w:left w:w="90" w:type="dxa"/>
+              <w:right w:w="90" w:type="dxa"/>
+            </w:tcMar>
+          </w:tcPr>
+          <w:p>
+            <w:r>
+              <w:rPr>
+                <w:rFonts w:ascii="Calibri" w:hAnsi="Calibri"/>
+                <w:color w:val="0F172A"/>
+                <w:sz w:val="17"/>
+              </w:rPr>
+              <w:t>Gobernanza / Actas</w:t>
+            </w:r>
+          </w:p>
+        </w:tc>
+        <w:tc>
+          <w:tcPr>
+            <w:tcW w:type="dxa" w:w="2592"/>
+            <w:shd w:fill="F8FAFC"/>
+            <w:tcMar>
+              <w:top w:w="70" w:type="dxa"/>
+              <w:bottom w:w="70" w:type="dxa"/>
+              <w:left w:w="90" w:type="dxa"/>
+              <w:right w:w="90" w:type="dxa"/>
+            </w:tcMar>
+          </w:tcPr>
+          <w:p>
+            <w:r>
+              <w:rPr>
+                <w:rFonts w:ascii="Calibri" w:hAnsi="Calibri"/>
+                <w:color w:val="0F172A"/>
+                <w:sz w:val="17"/>
+              </w:rPr>
+              <w:t>Modelado de Fases 1 a 7, Daily Logs, Roles y Entregables</w:t>
+            </w:r>
+          </w:p>
+        </w:tc>
+        <w:tc>
+          <w:tcPr>
+            <w:tcW w:type="dxa" w:w="1152"/>
+            <w:shd w:fill="F8FAFC"/>
+            <w:tcMar>
+              <w:top w:w="70" w:type="dxa"/>
+              <w:bottom w:w="70" w:type="dxa"/>
+              <w:left w:w="90" w:type="dxa"/>
+              <w:right w:w="90" w:type="dxa"/>
+            </w:tcMar>
+          </w:tcPr>
+          <w:p>
+            <w:r>
+              <w:rPr>
+                <w:rFonts w:ascii="Calibri" w:hAnsi="Calibri"/>
+                <w:color w:val="0F172A"/>
+                <w:sz w:val="17"/>
+              </w:rPr>
+              <w:t>Completed</w:t>
+            </w:r>
+          </w:p>
+        </w:tc>
+        <w:tc>
+          <w:tcPr>
+            <w:tcW w:type="dxa" w:w="576"/>
+            <w:shd w:fill="F8FAFC"/>
+            <w:tcMar>
+              <w:top w:w="70" w:type="dxa"/>
+              <w:bottom w:w="70" w:type="dxa"/>
+              <w:left w:w="90" w:type="dxa"/>
+              <w:right w:w="90" w:type="dxa"/>
+            </w:tcMar>
+          </w:tcPr>
+          <w:p>
+            <w:r>
+              <w:rPr>
+                <w:rFonts w:ascii="Calibri" w:hAnsi="Calibri"/>
+                <w:color w:val="0F172A"/>
+                <w:sz w:val="17"/>
+              </w:rPr>
+              <w:t>42</w:t>
+            </w:r>
+          </w:p>
+        </w:tc>
+      </w:tr>
+      <w:tr>
+        <w:tc>
+          <w:tcPr>
+            <w:tcW w:type="dxa" w:w="1152"/>
+            <w:shd w:fill="FFFFFF"/>
+            <w:tcMar>
+              <w:top w:w="70" w:type="dxa"/>
+              <w:bottom w:w="70" w:type="dxa"/>
+              <w:left w:w="90" w:type="dxa"/>
+              <w:right w:w="90" w:type="dxa"/>
+            </w:tcMar>
+          </w:tcPr>
+          <w:p>
+            <w:r>
+              <w:rPr>
+                <w:rFonts w:ascii="Calibri" w:hAnsi="Calibri"/>
+                <w:b/>
+                <w:color w:val="1E3A8A"/>
+                <w:sz w:val="17"/>
+              </w:rPr>
+              <w:t>Sprint 03</w:t>
+            </w:r>
+          </w:p>
+        </w:tc>
+        <w:tc>
+          <w:tcPr>
+            <w:tcW w:type="dxa" w:w="1728"/>
+            <w:shd w:fill="FFFFFF"/>
+            <w:tcMar>
+              <w:top w:w="70" w:type="dxa"/>
+              <w:bottom w:w="70" w:type="dxa"/>
+              <w:left w:w="90" w:type="dxa"/>
+              <w:right w:w="90" w:type="dxa"/>
+            </w:tcMar>
+          </w:tcPr>
+          <w:p>
+            <w:r>
+              <w:rPr>
+                <w:rFonts w:ascii="Calibri" w:hAnsi="Calibri"/>
+                <w:color w:val="0F172A"/>
+                <w:sz w:val="17"/>
+              </w:rPr>
+              <w:t>01 May - 30 Jun 2026</w:t>
+            </w:r>
+          </w:p>
+        </w:tc>
+        <w:tc>
+          <w:tcPr>
+            <w:tcW w:type="dxa" w:w="2448"/>
+            <w:shd w:fill="FFFFFF"/>
+            <w:tcMar>
+              <w:top w:w="70" w:type="dxa"/>
+              <w:bottom w:w="70" w:type="dxa"/>
+              <w:left w:w="90" w:type="dxa"/>
+              <w:right w:w="90" w:type="dxa"/>
+            </w:tcMar>
+          </w:tcPr>
+          <w:p>
+            <w:r>
+              <w:rPr>
+                <w:rFonts w:ascii="Calibri" w:hAnsi="Calibri"/>
+                <w:color w:val="0F172A"/>
+                <w:sz w:val="17"/>
+              </w:rPr>
+              <w:t>Motor de Diagramación Inicial Desktop &amp; Pruebas</w:t>
+            </w:r>
+          </w:p>
+        </w:tc>
+        <w:tc>
+          <w:tcPr>
+            <w:tcW w:type="dxa" w:w="1584"/>
+            <w:shd w:fill="FFFFFF"/>
+            <w:tcMar>
+              <w:top w:w="70" w:type="dxa"/>
+              <w:bottom w:w="70" w:type="dxa"/>
+              <w:left w:w="90" w:type="dxa"/>
+              <w:right w:w="90" w:type="dxa"/>
+            </w:tcMar>
+          </w:tcPr>
+          <w:p>
+            <w:r>
+              <w:rPr>
+                <w:rFonts w:ascii="Calibri" w:hAnsi="Calibri"/>
+                <w:color w:val="0F172A"/>
+                <w:sz w:val="17"/>
+              </w:rPr>
+              <w:t>Canvas Desktop</w:t>
+            </w:r>
+          </w:p>
+        </w:tc>
+        <w:tc>
+          <w:tcPr>
+            <w:tcW w:type="dxa" w:w="2592"/>
+            <w:shd w:fill="FFFFFF"/>
+            <w:tcMar>
+              <w:top w:w="70" w:type="dxa"/>
+              <w:bottom w:w="70" w:type="dxa"/>
+              <w:left w:w="90" w:type="dxa"/>
+              <w:right w:w="90" w:type="dxa"/>
+            </w:tcMar>
+          </w:tcPr>
+          <w:p>
+            <w:r>
+              <w:rPr>
+                <w:rFonts w:ascii="Calibri" w:hAnsi="Calibri"/>
+                <w:color w:val="0F172A"/>
+                <w:sz w:val="17"/>
+              </w:rPr>
+              <w:t>Lienzo de dibujo de procesos y exportación inicial</w:t>
+            </w:r>
+          </w:p>
+        </w:tc>
+        <w:tc>
+          <w:tcPr>
+            <w:tcW w:type="dxa" w:w="1152"/>
+            <w:shd w:fill="FFFFFF"/>
+            <w:tcMar>
+              <w:top w:w="70" w:type="dxa"/>
+              <w:bottom w:w="70" w:type="dxa"/>
+              <w:left w:w="90" w:type="dxa"/>
+              <w:right w:w="90" w:type="dxa"/>
+            </w:tcMar>
+          </w:tcPr>
+          <w:p>
+            <w:r>
+              <w:rPr>
+                <w:rFonts w:ascii="Calibri" w:hAnsi="Calibri"/>
+                <w:color w:val="0F172A"/>
+                <w:sz w:val="17"/>
+              </w:rPr>
+              <w:t>Completed</w:t>
+            </w:r>
+          </w:p>
+        </w:tc>
+        <w:tc>
+          <w:tcPr>
+            <w:tcW w:type="dxa" w:w="576"/>
+            <w:shd w:fill="FFFFFF"/>
+            <w:tcMar>
+              <w:top w:w="70" w:type="dxa"/>
+              <w:bottom w:w="70" w:type="dxa"/>
+              <w:left w:w="90" w:type="dxa"/>
+              <w:right w:w="90" w:type="dxa"/>
+            </w:tcMar>
+          </w:tcPr>
+          <w:p>
+            <w:r>
+              <w:rPr>
+                <w:rFonts w:ascii="Calibri" w:hAnsi="Calibri"/>
+                <w:color w:val="0F172A"/>
+                <w:sz w:val="17"/>
+              </w:rPr>
+              <w:t>38</w:t>
+            </w:r>
+          </w:p>
+        </w:tc>
+      </w:tr>
+      <w:tr>
+        <w:tc>
+          <w:tcPr>
+            <w:tcW w:type="dxa" w:w="1152"/>
+            <w:shd w:fill="F8FAFC"/>
+            <w:tcMar>
+              <w:top w:w="70" w:type="dxa"/>
+              <w:bottom w:w="70" w:type="dxa"/>
+              <w:left w:w="90" w:type="dxa"/>
+              <w:right w:w="90" w:type="dxa"/>
+            </w:tcMar>
+          </w:tcPr>
+          <w:p>
+            <w:r>
+              <w:rPr>
+                <w:rFonts w:ascii="Calibri" w:hAnsi="Calibri"/>
+                <w:b/>
+                <w:color w:val="1E3A8A"/>
+                <w:sz w:val="17"/>
+              </w:rPr>
+              <w:t>Sprint 04</w:t>
+            </w:r>
+          </w:p>
+        </w:tc>
+        <w:tc>
+          <w:tcPr>
+            <w:tcW w:type="dxa" w:w="1728"/>
+            <w:shd w:fill="F8FAFC"/>
+            <w:tcMar>
+              <w:top w:w="70" w:type="dxa"/>
+              <w:bottom w:w="70" w:type="dxa"/>
+              <w:left w:w="90" w:type="dxa"/>
+              <w:right w:w="90" w:type="dxa"/>
+            </w:tcMar>
+          </w:tcPr>
+          <w:p>
+            <w:r>
+              <w:rPr>
+                <w:rFonts w:ascii="Calibri" w:hAnsi="Calibri"/>
+                <w:color w:val="0F172A"/>
+                <w:sz w:val="17"/>
+              </w:rPr>
+              <w:t>01 Jul - 26 Ago 2026</w:t>
+            </w:r>
+          </w:p>
+        </w:tc>
+        <w:tc>
+          <w:tcPr>
+            <w:tcW w:type="dxa" w:w="2448"/>
+            <w:shd w:fill="F8FAFC"/>
+            <w:tcMar>
+              <w:top w:w="70" w:type="dxa"/>
+              <w:bottom w:w="70" w:type="dxa"/>
+              <w:left w:w="90" w:type="dxa"/>
+              <w:right w:w="90" w:type="dxa"/>
+            </w:tcMar>
+          </w:tcPr>
+          <w:p>
+            <w:r>
+              <w:rPr>
+                <w:rFonts w:ascii="Calibri" w:hAnsi="Calibri"/>
+                <w:color w:val="0F172A"/>
+                <w:sz w:val="17"/>
+              </w:rPr>
+              <w:t>Desacoplamiento Arquitectónico &amp; Preparación API</w:t>
+            </w:r>
+          </w:p>
+        </w:tc>
+        <w:tc>
+          <w:tcPr>
+            <w:tcW w:type="dxa" w:w="1584"/>
+            <w:shd w:fill="F8FAFC"/>
+            <w:tcMar>
+              <w:top w:w="70" w:type="dxa"/>
+              <w:bottom w:w="70" w:type="dxa"/>
+              <w:left w:w="90" w:type="dxa"/>
+              <w:right w:w="90" w:type="dxa"/>
+            </w:tcMar>
+          </w:tcPr>
+          <w:p>
+            <w:r>
+              <w:rPr>
+                <w:rFonts w:ascii="Calibri" w:hAnsi="Calibri"/>
+                <w:color w:val="0F172A"/>
+                <w:sz w:val="17"/>
+              </w:rPr>
+              <w:t>FastAPI / Backend</w:t>
+            </w:r>
+          </w:p>
+        </w:tc>
+        <w:tc>
+          <w:tcPr>
+            <w:tcW w:type="dxa" w:w="2592"/>
+            <w:shd w:fill="F8FAFC"/>
+            <w:tcMar>
+              <w:top w:w="70" w:type="dxa"/>
+              <w:bottom w:w="70" w:type="dxa"/>
+              <w:left w:w="90" w:type="dxa"/>
+              <w:right w:w="90" w:type="dxa"/>
+            </w:tcMar>
+          </w:tcPr>
+          <w:p>
+            <w:r>
+              <w:rPr>
+                <w:rFonts w:ascii="Calibri" w:hAnsi="Calibri"/>
+                <w:color w:val="0F172A"/>
+                <w:sz w:val="17"/>
+              </w:rPr>
+              <w:t>Diseño de API REST FastAPI y modelos Pydantic</w:t>
+            </w:r>
+          </w:p>
+        </w:tc>
+        <w:tc>
+          <w:tcPr>
+            <w:tcW w:type="dxa" w:w="1152"/>
+            <w:shd w:fill="F8FAFC"/>
+            <w:tcMar>
+              <w:top w:w="70" w:type="dxa"/>
+              <w:bottom w:w="70" w:type="dxa"/>
+              <w:left w:w="90" w:type="dxa"/>
+              <w:right w:w="90" w:type="dxa"/>
+            </w:tcMar>
+          </w:tcPr>
+          <w:p>
+            <w:r>
+              <w:rPr>
+                <w:rFonts w:ascii="Calibri" w:hAnsi="Calibri"/>
+                <w:color w:val="0F172A"/>
+                <w:sz w:val="17"/>
+              </w:rPr>
+              <w:t>Completed</w:t>
+            </w:r>
+          </w:p>
+        </w:tc>
+        <w:tc>
+          <w:tcPr>
+            <w:tcW w:type="dxa" w:w="576"/>
+            <w:shd w:fill="F8FAFC"/>
+            <w:tcMar>
+              <w:top w:w="70" w:type="dxa"/>
+              <w:bottom w:w="70" w:type="dxa"/>
+              <w:left w:w="90" w:type="dxa"/>
+              <w:right w:w="90" w:type="dxa"/>
+            </w:tcMar>
+          </w:tcPr>
+          <w:p>
+            <w:r>
+              <w:rPr>
+                <w:rFonts w:ascii="Calibri" w:hAnsi="Calibri"/>
+                <w:color w:val="0F172A"/>
+                <w:sz w:val="17"/>
+              </w:rPr>
+              <w:t>30</w:t>
+            </w:r>
+          </w:p>
+        </w:tc>
+      </w:tr>
+      <w:tr>
+        <w:tc>
+          <w:tcPr>
+            <w:tcW w:type="dxa" w:w="1152"/>
+            <w:shd w:fill="FFFFFF"/>
+            <w:tcMar>
+              <w:top w:w="70" w:type="dxa"/>
+              <w:bottom w:w="70" w:type="dxa"/>
+              <w:left w:w="90" w:type="dxa"/>
+              <w:right w:w="90" w:type="dxa"/>
+            </w:tcMar>
+          </w:tcPr>
+          <w:p>
+            <w:r>
+              <w:rPr>
+                <w:rFonts w:ascii="Calibri" w:hAnsi="Calibri"/>
+                <w:b/>
+                <w:color w:val="1E3A8A"/>
+                <w:sz w:val="17"/>
+              </w:rPr>
+              <w:t>Sprint 05</w:t>
+            </w:r>
+          </w:p>
+        </w:tc>
+        <w:tc>
+          <w:tcPr>
+            <w:tcW w:type="dxa" w:w="1728"/>
+            <w:shd w:fill="FFFFFF"/>
+            <w:tcMar>
+              <w:top w:w="70" w:type="dxa"/>
+              <w:bottom w:w="70" w:type="dxa"/>
+              <w:left w:w="90" w:type="dxa"/>
+              <w:right w:w="90" w:type="dxa"/>
+            </w:tcMar>
+          </w:tcPr>
+          <w:p>
+            <w:r>
+              <w:rPr>
+                <w:rFonts w:ascii="Calibri" w:hAnsi="Calibri"/>
+                <w:color w:val="0F172A"/>
+                <w:sz w:val="17"/>
+              </w:rPr>
+              <w:t>27 Ago - 31 Ago 2026</w:t>
+            </w:r>
+          </w:p>
+        </w:tc>
+        <w:tc>
+          <w:tcPr>
+            <w:tcW w:type="dxa" w:w="2448"/>
+            <w:shd w:fill="FFFFFF"/>
+            <w:tcMar>
+              <w:top w:w="70" w:type="dxa"/>
+              <w:bottom w:w="70" w:type="dxa"/>
+              <w:left w:w="90" w:type="dxa"/>
+              <w:right w:w="90" w:type="dxa"/>
+            </w:tcMar>
+          </w:tcPr>
+          <w:p>
+            <w:r>
+              <w:rPr>
+                <w:rFonts w:ascii="Calibri" w:hAnsi="Calibri"/>
+                <w:color w:val="0F172A"/>
+                <w:sz w:val="17"/>
+              </w:rPr>
+              <w:t>🔥 HITO CLAVE: Reestructuración Desktop ➔ Web SaaS Cloud</w:t>
+            </w:r>
+          </w:p>
+        </w:tc>
+        <w:tc>
+          <w:tcPr>
+            <w:tcW w:type="dxa" w:w="1584"/>
+            <w:shd w:fill="FFFFFF"/>
+            <w:tcMar>
+              <w:top w:w="70" w:type="dxa"/>
+              <w:bottom w:w="70" w:type="dxa"/>
+              <w:left w:w="90" w:type="dxa"/>
+              <w:right w:w="90" w:type="dxa"/>
+            </w:tcMar>
+          </w:tcPr>
+          <w:p>
+            <w:r>
+              <w:rPr>
+                <w:rFonts w:ascii="Calibri" w:hAnsi="Calibri"/>
+                <w:color w:val="0F172A"/>
+                <w:sz w:val="17"/>
+              </w:rPr>
+              <w:t>Reflex / Render / Parser</w:t>
+            </w:r>
+          </w:p>
+        </w:tc>
+        <w:tc>
+          <w:tcPr>
+            <w:tcW w:type="dxa" w:w="2592"/>
+            <w:shd w:fill="FFFFFF"/>
+            <w:tcMar>
+              <w:top w:w="70" w:type="dxa"/>
+              <w:bottom w:w="70" w:type="dxa"/>
+              <w:left w:w="90" w:type="dxa"/>
+              <w:right w:w="90" w:type="dxa"/>
+            </w:tcMar>
+          </w:tcPr>
+          <w:p>
+            <w:r>
+              <w:rPr>
+                <w:rFonts w:ascii="Calibri" w:hAnsi="Calibri"/>
+                <w:color w:val="0F172A"/>
+                <w:sz w:val="17"/>
+              </w:rPr>
+              <w:t>Migración a Reflex Full-Stack, PostgreSQL 18, Parser Nativo Lucidchart</w:t>
+            </w:r>
+          </w:p>
+        </w:tc>
+        <w:tc>
+          <w:tcPr>
+            <w:tcW w:type="dxa" w:w="1152"/>
+            <w:shd w:fill="FFFFFF"/>
+            <w:tcMar>
+              <w:top w:w="70" w:type="dxa"/>
+              <w:bottom w:w="70" w:type="dxa"/>
+              <w:left w:w="90" w:type="dxa"/>
+              <w:right w:w="90" w:type="dxa"/>
+            </w:tcMar>
+          </w:tcPr>
+          <w:p>
+            <w:r>
+              <w:rPr>
+                <w:rFonts w:ascii="Calibri" w:hAnsi="Calibri"/>
+                <w:color w:val="0F172A"/>
+                <w:sz w:val="17"/>
+              </w:rPr>
+              <w:t>Completed</w:t>
+            </w:r>
+          </w:p>
+        </w:tc>
+        <w:tc>
+          <w:tcPr>
+            <w:tcW w:type="dxa" w:w="576"/>
+            <w:shd w:fill="FFFFFF"/>
+            <w:tcMar>
+              <w:top w:w="70" w:type="dxa"/>
+              <w:bottom w:w="70" w:type="dxa"/>
+              <w:left w:w="90" w:type="dxa"/>
+              <w:right w:w="90" w:type="dxa"/>
+            </w:tcMar>
+          </w:tcPr>
+          <w:p>
+            <w:r>
+              <w:rPr>
+                <w:rFonts w:ascii="Calibri" w:hAnsi="Calibri"/>
+                <w:color w:val="0F172A"/>
+                <w:sz w:val="17"/>
+              </w:rPr>
+              <w:t>65</w:t>
+            </w:r>
+          </w:p>
+        </w:tc>
+      </w:tr>
+      <w:tr>
+        <w:tc>
+          <w:tcPr>
+            <w:tcW w:type="dxa" w:w="1152"/>
+            <w:shd w:fill="F8FAFC"/>
+            <w:tcMar>
+              <w:top w:w="70" w:type="dxa"/>
+              <w:bottom w:w="70" w:type="dxa"/>
+              <w:left w:w="90" w:type="dxa"/>
+              <w:right w:w="90" w:type="dxa"/>
+            </w:tcMar>
+          </w:tcPr>
+          <w:p>
+            <w:r>
+              <w:rPr>
+                <w:rFonts w:ascii="Calibri" w:hAnsi="Calibri"/>
+                <w:b/>
+                <w:color w:val="1E3A8A"/>
+                <w:sz w:val="17"/>
+              </w:rPr>
+              <w:t>Sprint 06</w:t>
+            </w:r>
+          </w:p>
+        </w:tc>
+        <w:tc>
+          <w:tcPr>
+            <w:tcW w:type="dxa" w:w="1728"/>
+            <w:shd w:fill="F8FAFC"/>
+            <w:tcMar>
+              <w:top w:w="70" w:type="dxa"/>
+              <w:bottom w:w="70" w:type="dxa"/>
+              <w:left w:w="90" w:type="dxa"/>
+              <w:right w:w="90" w:type="dxa"/>
+            </w:tcMar>
+          </w:tcPr>
+          <w:p>
+            <w:r>
+              <w:rPr>
+                <w:rFonts w:ascii="Calibri" w:hAnsi="Calibri"/>
+                <w:color w:val="0F172A"/>
+                <w:sz w:val="17"/>
+              </w:rPr>
+              <w:t>01 Sep - 15 Sep 2026</w:t>
+            </w:r>
+          </w:p>
+        </w:tc>
+        <w:tc>
+          <w:tcPr>
+            <w:tcW w:type="dxa" w:w="2448"/>
+            <w:shd w:fill="F8FAFC"/>
+            <w:tcMar>
+              <w:top w:w="70" w:type="dxa"/>
+              <w:bottom w:w="70" w:type="dxa"/>
+              <w:left w:w="90" w:type="dxa"/>
+              <w:right w:w="90" w:type="dxa"/>
+            </w:tcMar>
+          </w:tcPr>
+          <w:p>
+            <w:r>
+              <w:rPr>
+                <w:rFonts w:ascii="Calibri" w:hAnsi="Calibri"/>
+                <w:color w:val="0F172A"/>
+                <w:sz w:val="17"/>
+              </w:rPr>
+              <w:t>Reingeniería UI/UX Pro &amp; Auditoría IA de Procesos</w:t>
+            </w:r>
+          </w:p>
+        </w:tc>
+        <w:tc>
+          <w:tcPr>
+            <w:tcW w:type="dxa" w:w="1584"/>
+            <w:shd w:fill="F8FAFC"/>
+            <w:tcMar>
+              <w:top w:w="70" w:type="dxa"/>
+              <w:bottom w:w="70" w:type="dxa"/>
+              <w:left w:w="90" w:type="dxa"/>
+              <w:right w:w="90" w:type="dxa"/>
+            </w:tcMar>
+          </w:tcPr>
+          <w:p>
+            <w:r>
+              <w:rPr>
+                <w:rFonts w:ascii="Calibri" w:hAnsi="Calibri"/>
+                <w:color w:val="0F172A"/>
+                <w:sz w:val="17"/>
+              </w:rPr>
+              <w:t>UI/UX / Gemini AI</w:t>
+            </w:r>
+          </w:p>
+        </w:tc>
+        <w:tc>
+          <w:tcPr>
+            <w:tcW w:type="dxa" w:w="2592"/>
+            <w:shd w:fill="F8FAFC"/>
+            <w:tcMar>
+              <w:top w:w="70" w:type="dxa"/>
+              <w:bottom w:w="70" w:type="dxa"/>
+              <w:left w:w="90" w:type="dxa"/>
+              <w:right w:w="90" w:type="dxa"/>
+            </w:tcMar>
+          </w:tcPr>
+          <w:p>
+            <w:r>
+              <w:rPr>
+                <w:rFonts w:ascii="Calibri" w:hAnsi="Calibri"/>
+                <w:color w:val="0F172A"/>
+                <w:sz w:val="17"/>
+              </w:rPr>
+              <w:t>Header 50px, Dock izquierdo, Inspector derecho, Auditor Gemini AI</w:t>
+            </w:r>
+          </w:p>
+        </w:tc>
+        <w:tc>
+          <w:tcPr>
+            <w:tcW w:type="dxa" w:w="1152"/>
+            <w:shd w:fill="F8FAFC"/>
+            <w:tcMar>
+              <w:top w:w="70" w:type="dxa"/>
+              <w:bottom w:w="70" w:type="dxa"/>
+              <w:left w:w="90" w:type="dxa"/>
+              <w:right w:w="90" w:type="dxa"/>
+            </w:tcMar>
+          </w:tcPr>
+          <w:p>
+            <w:r>
+              <w:rPr>
+                <w:rFonts w:ascii="Calibri" w:hAnsi="Calibri"/>
+                <w:color w:val="0F172A"/>
+                <w:sz w:val="17"/>
+              </w:rPr>
+              <w:t>Completed</w:t>
+            </w:r>
+          </w:p>
+        </w:tc>
+        <w:tc>
+          <w:tcPr>
+            <w:tcW w:type="dxa" w:w="576"/>
+            <w:shd w:fill="F8FAFC"/>
+            <w:tcMar>
+              <w:top w:w="70" w:type="dxa"/>
+              <w:bottom w:w="70" w:type="dxa"/>
+              <w:left w:w="90" w:type="dxa"/>
+              <w:right w:w="90" w:type="dxa"/>
+            </w:tcMar>
+          </w:tcPr>
+          <w:p>
+            <w:r>
+              <w:rPr>
+                <w:rFonts w:ascii="Calibri" w:hAnsi="Calibri"/>
+                <w:color w:val="0F172A"/>
+                <w:sz w:val="17"/>
+              </w:rPr>
+              <w:t>45</w:t>
+            </w:r>
+          </w:p>
+        </w:tc>
+      </w:tr>
+      <w:tr>
+        <w:tc>
+          <w:tcPr>
+            <w:tcW w:type="dxa" w:w="1152"/>
+            <w:shd w:fill="FFFFFF"/>
+            <w:tcMar>
+              <w:top w:w="70" w:type="dxa"/>
+              <w:bottom w:w="70" w:type="dxa"/>
+              <w:left w:w="90" w:type="dxa"/>
+              <w:right w:w="90" w:type="dxa"/>
+            </w:tcMar>
+          </w:tcPr>
+          <w:p>
+            <w:r>
+              <w:rPr>
+                <w:rFonts w:ascii="Calibri" w:hAnsi="Calibri"/>
+                <w:b/>
+                <w:color w:val="1E3A8A"/>
+                <w:sz w:val="17"/>
+              </w:rPr>
+              <w:t>Sprint 07</w:t>
+            </w:r>
+          </w:p>
+        </w:tc>
+        <w:tc>
+          <w:tcPr>
+            <w:tcW w:type="dxa" w:w="1728"/>
+            <w:shd w:fill="FFFFFF"/>
+            <w:tcMar>
+              <w:top w:w="70" w:type="dxa"/>
+              <w:bottom w:w="70" w:type="dxa"/>
+              <w:left w:w="90" w:type="dxa"/>
+              <w:right w:w="90" w:type="dxa"/>
+            </w:tcMar>
+          </w:tcPr>
+          <w:p>
+            <w:r>
+              <w:rPr>
+                <w:rFonts w:ascii="Calibri" w:hAnsi="Calibri"/>
+                <w:color w:val="0F172A"/>
+                <w:sz w:val="17"/>
+              </w:rPr>
+              <w:t>16 Sep - 30 Sep 2026</w:t>
+            </w:r>
+          </w:p>
+        </w:tc>
+        <w:tc>
+          <w:tcPr>
+            <w:tcW w:type="dxa" w:w="2448"/>
+            <w:shd w:fill="FFFFFF"/>
+            <w:tcMar>
+              <w:top w:w="70" w:type="dxa"/>
+              <w:bottom w:w="70" w:type="dxa"/>
+              <w:left w:w="90" w:type="dxa"/>
+              <w:right w:w="90" w:type="dxa"/>
+            </w:tcMar>
+          </w:tcPr>
+          <w:p>
+            <w:r>
+              <w:rPr>
+                <w:rFonts w:ascii="Calibri" w:hAnsi="Calibri"/>
+                <w:color w:val="0F172A"/>
+                <w:sz w:val="17"/>
+              </w:rPr>
+              <w:t>Persistencia Híbrida &amp; Exportador Gráfico Alta Resolución</w:t>
+            </w:r>
+          </w:p>
+        </w:tc>
+        <w:tc>
+          <w:tcPr>
+            <w:tcW w:type="dxa" w:w="1584"/>
+            <w:shd w:fill="FFFFFF"/>
+            <w:tcMar>
+              <w:top w:w="70" w:type="dxa"/>
+              <w:bottom w:w="70" w:type="dxa"/>
+              <w:left w:w="90" w:type="dxa"/>
+              <w:right w:w="90" w:type="dxa"/>
+            </w:tcMar>
+          </w:tcPr>
+          <w:p>
+            <w:r>
+              <w:rPr>
+                <w:rFonts w:ascii="Calibri" w:hAnsi="Calibri"/>
+                <w:color w:val="0F172A"/>
+                <w:sz w:val="17"/>
+              </w:rPr>
+              <w:t>Export PNG/PDF / DB</w:t>
+            </w:r>
+          </w:p>
+        </w:tc>
+        <w:tc>
+          <w:tcPr>
+            <w:tcW w:type="dxa" w:w="2592"/>
+            <w:shd w:fill="FFFFFF"/>
+            <w:tcMar>
+              <w:top w:w="70" w:type="dxa"/>
+              <w:bottom w:w="70" w:type="dxa"/>
+              <w:left w:w="90" w:type="dxa"/>
+              <w:right w:w="90" w:type="dxa"/>
+            </w:tcMar>
+          </w:tcPr>
+          <w:p>
+            <w:r>
+              <w:rPr>
+                <w:rFonts w:ascii="Calibri" w:hAnsi="Calibri"/>
+                <w:color w:val="0F172A"/>
+                <w:sz w:val="17"/>
+              </w:rPr>
+              <w:t>Exportador vectorial PNG/PDF 300 DPI y Auto-Guardado PostgreSQL</w:t>
+            </w:r>
+          </w:p>
+        </w:tc>
+        <w:tc>
+          <w:tcPr>
+            <w:tcW w:type="dxa" w:w="1152"/>
+            <w:shd w:fill="FFFFFF"/>
+            <w:tcMar>
+              <w:top w:w="70" w:type="dxa"/>
+              <w:bottom w:w="70" w:type="dxa"/>
+              <w:left w:w="90" w:type="dxa"/>
+              <w:right w:w="90" w:type="dxa"/>
+            </w:tcMar>
+          </w:tcPr>
+          <w:p>
+            <w:r>
+              <w:rPr>
+                <w:rFonts w:ascii="Calibri" w:hAnsi="Calibri"/>
+                <w:color w:val="0F172A"/>
+                <w:sz w:val="17"/>
+              </w:rPr>
+              <w:t>In Progress</w:t>
+            </w:r>
+          </w:p>
+        </w:tc>
+        <w:tc>
+          <w:tcPr>
+            <w:tcW w:type="dxa" w:w="576"/>
+            <w:shd w:fill="FFFFFF"/>
+            <w:tcMar>
+              <w:top w:w="70" w:type="dxa"/>
+              <w:bottom w:w="70" w:type="dxa"/>
+              <w:left w:w="90" w:type="dxa"/>
+              <w:right w:w="90" w:type="dxa"/>
+            </w:tcMar>
+          </w:tcPr>
+          <w:p>
+            <w:r>
+              <w:rPr>
+                <w:rFonts w:ascii="Calibri" w:hAnsi="Calibri"/>
+                <w:color w:val="0F172A"/>
+                <w:sz w:val="17"/>
+              </w:rPr>
+              <w:t>28</w:t>
+            </w:r>
+          </w:p>
+        </w:tc>
+      </w:tr>
+      <w:tr>
+        <w:tc>
+          <w:tcPr>
+            <w:tcW w:type="dxa" w:w="1152"/>
+            <w:shd w:fill="F8FAFC"/>
+            <w:tcMar>
+              <w:top w:w="70" w:type="dxa"/>
+              <w:bottom w:w="70" w:type="dxa"/>
+              <w:left w:w="90" w:type="dxa"/>
+              <w:right w:w="90" w:type="dxa"/>
+            </w:tcMar>
+          </w:tcPr>
+          <w:p>
+            <w:r>
+              <w:rPr>
+                <w:rFonts w:ascii="Calibri" w:hAnsi="Calibri"/>
+                <w:b/>
+                <w:color w:val="1E3A8A"/>
+                <w:sz w:val="17"/>
+              </w:rPr>
+              <w:t>Sprint 08</w:t>
+            </w:r>
+          </w:p>
+        </w:tc>
+        <w:tc>
+          <w:tcPr>
+            <w:tcW w:type="dxa" w:w="1728"/>
+            <w:shd w:fill="F8FAFC"/>
+            <w:tcMar>
+              <w:top w:w="70" w:type="dxa"/>
+              <w:bottom w:w="70" w:type="dxa"/>
+              <w:left w:w="90" w:type="dxa"/>
+              <w:right w:w="90" w:type="dxa"/>
+            </w:tcMar>
+          </w:tcPr>
+          <w:p>
+            <w:r>
+              <w:rPr>
+                <w:rFonts w:ascii="Calibri" w:hAnsi="Calibri"/>
+                <w:color w:val="0F172A"/>
+                <w:sz w:val="17"/>
+              </w:rPr>
+              <w:t>01 Oct - 31 Oct 2026</w:t>
+            </w:r>
+          </w:p>
+        </w:tc>
+        <w:tc>
+          <w:tcPr>
+            <w:tcW w:type="dxa" w:w="2448"/>
+            <w:shd w:fill="F8FAFC"/>
+            <w:tcMar>
+              <w:top w:w="70" w:type="dxa"/>
+              <w:bottom w:w="70" w:type="dxa"/>
+              <w:left w:w="90" w:type="dxa"/>
+              <w:right w:w="90" w:type="dxa"/>
+            </w:tcMar>
+          </w:tcPr>
+          <w:p>
+            <w:r>
+              <w:rPr>
+                <w:rFonts w:ascii="Calibri" w:hAnsi="Calibri"/>
+                <w:color w:val="0F172A"/>
+                <w:sz w:val="17"/>
+              </w:rPr>
+              <w:t>Mapeador Automático de Swimlanes &amp; Multi-Usuario</w:t>
+            </w:r>
+          </w:p>
+        </w:tc>
+        <w:tc>
+          <w:tcPr>
+            <w:tcW w:type="dxa" w:w="1584"/>
+            <w:shd w:fill="F8FAFC"/>
+            <w:tcMar>
+              <w:top w:w="70" w:type="dxa"/>
+              <w:bottom w:w="70" w:type="dxa"/>
+              <w:left w:w="90" w:type="dxa"/>
+              <w:right w:w="90" w:type="dxa"/>
+            </w:tcMar>
+          </w:tcPr>
+          <w:p>
+            <w:r>
+              <w:rPr>
+                <w:rFonts w:ascii="Calibri" w:hAnsi="Calibri"/>
+                <w:color w:val="0F172A"/>
+                <w:sz w:val="17"/>
+              </w:rPr>
+              <w:t>Swimlanes / Colab</w:t>
+            </w:r>
+          </w:p>
+        </w:tc>
+        <w:tc>
+          <w:tcPr>
+            <w:tcW w:type="dxa" w:w="2592"/>
+            <w:shd w:fill="F8FAFC"/>
+            <w:tcMar>
+              <w:top w:w="70" w:type="dxa"/>
+              <w:bottom w:w="70" w:type="dxa"/>
+              <w:left w:w="90" w:type="dxa"/>
+              <w:right w:w="90" w:type="dxa"/>
+            </w:tcMar>
+          </w:tcPr>
+          <w:p>
+            <w:r>
+              <w:rPr>
+                <w:rFonts w:ascii="Calibri" w:hAnsi="Calibri"/>
+                <w:color w:val="0F172A"/>
+                <w:sz w:val="17"/>
+              </w:rPr>
+              <w:t>Auto-layout de carriles por rol/sistema y sincronización web</w:t>
+            </w:r>
+          </w:p>
+        </w:tc>
+        <w:tc>
+          <w:tcPr>
+            <w:tcW w:type="dxa" w:w="1152"/>
+            <w:shd w:fill="F8FAFC"/>
+            <w:tcMar>
+              <w:top w:w="70" w:type="dxa"/>
+              <w:bottom w:w="70" w:type="dxa"/>
+              <w:left w:w="90" w:type="dxa"/>
+              <w:right w:w="90" w:type="dxa"/>
+            </w:tcMar>
+          </w:tcPr>
+          <w:p>
+            <w:r>
+              <w:rPr>
+                <w:rFonts w:ascii="Calibri" w:hAnsi="Calibri"/>
+                <w:color w:val="0F172A"/>
+                <w:sz w:val="17"/>
+              </w:rPr>
+              <w:t>Planned</w:t>
+            </w:r>
+          </w:p>
+        </w:tc>
+        <w:tc>
+          <w:tcPr>
+            <w:tcW w:type="dxa" w:w="576"/>
+            <w:shd w:fill="F8FAFC"/>
+            <w:tcMar>
+              <w:top w:w="70" w:type="dxa"/>
+              <w:bottom w:w="70" w:type="dxa"/>
+              <w:left w:w="90" w:type="dxa"/>
+              <w:right w:w="90" w:type="dxa"/>
+            </w:tcMar>
+          </w:tcPr>
+          <w:p>
+            <w:r>
+              <w:rPr>
+                <w:rFonts w:ascii="Calibri" w:hAnsi="Calibri"/>
+                <w:color w:val="0F172A"/>
+                <w:sz w:val="17"/>
+              </w:rPr>
+              <w:t>35</w:t>
+            </w:r>
+          </w:p>
+        </w:tc>
+      </w:tr>
+      <w:tr>
+        <w:tc>
+          <w:tcPr>
+            <w:tcW w:type="dxa" w:w="1152"/>
+            <w:shd w:fill="FFFFFF"/>
+            <w:tcMar>
+              <w:top w:w="70" w:type="dxa"/>
+              <w:bottom w:w="70" w:type="dxa"/>
+              <w:left w:w="90" w:type="dxa"/>
+              <w:right w:w="90" w:type="dxa"/>
+            </w:tcMar>
+          </w:tcPr>
+          <w:p>
+            <w:r>
+              <w:rPr>
+                <w:rFonts w:ascii="Calibri" w:hAnsi="Calibri"/>
+                <w:b/>
+                <w:color w:val="1E3A8A"/>
+                <w:sz w:val="17"/>
+              </w:rPr>
+              <w:t>Sprint 09</w:t>
+            </w:r>
+          </w:p>
+        </w:tc>
+        <w:tc>
+          <w:tcPr>
+            <w:tcW w:type="dxa" w:w="1728"/>
+            <w:shd w:fill="FFFFFF"/>
+            <w:tcMar>
+              <w:top w:w="70" w:type="dxa"/>
+              <w:bottom w:w="70" w:type="dxa"/>
+              <w:left w:w="90" w:type="dxa"/>
+              <w:right w:w="90" w:type="dxa"/>
+            </w:tcMar>
+          </w:tcPr>
+          <w:p>
+            <w:r>
+              <w:rPr>
+                <w:rFonts w:ascii="Calibri" w:hAnsi="Calibri"/>
+                <w:color w:val="0F172A"/>
+                <w:sz w:val="17"/>
+              </w:rPr>
+              <w:t>01 Nov - 20 Nov 2026</w:t>
+            </w:r>
+          </w:p>
+        </w:tc>
+        <w:tc>
+          <w:tcPr>
+            <w:tcW w:type="dxa" w:w="2448"/>
+            <w:shd w:fill="FFFFFF"/>
+            <w:tcMar>
+              <w:top w:w="70" w:type="dxa"/>
+              <w:bottom w:w="70" w:type="dxa"/>
+              <w:left w:w="90" w:type="dxa"/>
+              <w:right w:w="90" w:type="dxa"/>
+            </w:tcMar>
+          </w:tcPr>
+          <w:p>
+            <w:r>
+              <w:rPr>
+                <w:rFonts w:ascii="Calibri" w:hAnsi="Calibri"/>
+                <w:color w:val="0F172A"/>
+                <w:sz w:val="17"/>
+              </w:rPr>
+              <w:t>Respaldo en Unidad Compartida Google Drive &amp; Seguridad</w:t>
+            </w:r>
+          </w:p>
+        </w:tc>
+        <w:tc>
+          <w:tcPr>
+            <w:tcW w:type="dxa" w:w="1584"/>
+            <w:shd w:fill="FFFFFF"/>
+            <w:tcMar>
+              <w:top w:w="70" w:type="dxa"/>
+              <w:bottom w:w="70" w:type="dxa"/>
+              <w:left w:w="90" w:type="dxa"/>
+              <w:right w:w="90" w:type="dxa"/>
+            </w:tcMar>
+          </w:tcPr>
+          <w:p>
+            <w:r>
+              <w:rPr>
+                <w:rFonts w:ascii="Calibri" w:hAnsi="Calibri"/>
+                <w:color w:val="0F172A"/>
+                <w:sz w:val="17"/>
+              </w:rPr>
+              <w:t>Drive SA / Seguridad</w:t>
+            </w:r>
+          </w:p>
+        </w:tc>
+        <w:tc>
+          <w:tcPr>
+            <w:tcW w:type="dxa" w:w="2592"/>
+            <w:shd w:fill="FFFFFF"/>
+            <w:tcMar>
+              <w:top w:w="70" w:type="dxa"/>
+              <w:bottom w:w="70" w:type="dxa"/>
+              <w:left w:w="90" w:type="dxa"/>
+              <w:right w:w="90" w:type="dxa"/>
+            </w:tcMar>
+          </w:tcPr>
+          <w:p>
+            <w:r>
+              <w:rPr>
+                <w:rFonts w:ascii="Calibri" w:hAnsi="Calibri"/>
+                <w:color w:val="0F172A"/>
+                <w:sz w:val="17"/>
+              </w:rPr>
+              <w:t>Backup automático en Drive con Service Account y seguridad RBAC</w:t>
+            </w:r>
+          </w:p>
+        </w:tc>
+        <w:tc>
+          <w:tcPr>
+            <w:tcW w:type="dxa" w:w="1152"/>
+            <w:shd w:fill="FFFFFF"/>
+            <w:tcMar>
+              <w:top w:w="70" w:type="dxa"/>
+              <w:bottom w:w="70" w:type="dxa"/>
+              <w:left w:w="90" w:type="dxa"/>
+              <w:right w:w="90" w:type="dxa"/>
+            </w:tcMar>
+          </w:tcPr>
+          <w:p>
+            <w:r>
+              <w:rPr>
+                <w:rFonts w:ascii="Calibri" w:hAnsi="Calibri"/>
+                <w:color w:val="0F172A"/>
+                <w:sz w:val="17"/>
+              </w:rPr>
+              <w:t>Planned</w:t>
+            </w:r>
+          </w:p>
+        </w:tc>
+        <w:tc>
+          <w:tcPr>
+            <w:tcW w:type="dxa" w:w="576"/>
+            <w:shd w:fill="FFFFFF"/>
+            <w:tcMar>
+              <w:top w:w="70" w:type="dxa"/>
+              <w:bottom w:w="70" w:type="dxa"/>
+              <w:left w:w="90" w:type="dxa"/>
+              <w:right w:w="90" w:type="dxa"/>
+            </w:tcMar>
+          </w:tcPr>
+          <w:p>
+            <w:r>
+              <w:rPr>
+                <w:rFonts w:ascii="Calibri" w:hAnsi="Calibri"/>
+                <w:color w:val="0F172A"/>
+                <w:sz w:val="17"/>
+              </w:rPr>
+              <w:t>25</w:t>
+            </w:r>
+          </w:p>
+        </w:tc>
+      </w:tr>
+      <w:tr>
+        <w:tc>
+          <w:tcPr>
+            <w:tcW w:type="dxa" w:w="1152"/>
+            <w:shd w:fill="F8FAFC"/>
+            <w:tcMar>
+              <w:top w:w="70" w:type="dxa"/>
+              <w:bottom w:w="70" w:type="dxa"/>
+              <w:left w:w="90" w:type="dxa"/>
+              <w:right w:w="90" w:type="dxa"/>
+            </w:tcMar>
+          </w:tcPr>
+          <w:p>
+            <w:r>
+              <w:rPr>
+                <w:rFonts w:ascii="Calibri" w:hAnsi="Calibri"/>
+                <w:b/>
+                <w:color w:val="1E3A8A"/>
+                <w:sz w:val="17"/>
+              </w:rPr>
+              <w:t>Sprint 10</w:t>
+            </w:r>
+          </w:p>
+        </w:tc>
+        <w:tc>
+          <w:tcPr>
+            <w:tcW w:type="dxa" w:w="1728"/>
+            <w:shd w:fill="F8FAFC"/>
+            <w:tcMar>
+              <w:top w:w="70" w:type="dxa"/>
+              <w:bottom w:w="70" w:type="dxa"/>
+              <w:left w:w="90" w:type="dxa"/>
+              <w:right w:w="90" w:type="dxa"/>
+            </w:tcMar>
+          </w:tcPr>
+          <w:p>
+            <w:r>
+              <w:rPr>
+                <w:rFonts w:ascii="Calibri" w:hAnsi="Calibri"/>
+                <w:color w:val="0F172A"/>
+                <w:sz w:val="17"/>
+              </w:rPr>
+              <w:t>21 Nov - 04 Dic 2026</w:t>
+            </w:r>
+          </w:p>
+        </w:tc>
+        <w:tc>
+          <w:tcPr>
+            <w:tcW w:type="dxa" w:w="2448"/>
+            <w:shd w:fill="F8FAFC"/>
+            <w:tcMar>
+              <w:top w:w="70" w:type="dxa"/>
+              <w:bottom w:w="70" w:type="dxa"/>
+              <w:left w:w="90" w:type="dxa"/>
+              <w:right w:w="90" w:type="dxa"/>
+            </w:tcMar>
+          </w:tcPr>
+          <w:p>
+            <w:r>
+              <w:rPr>
+                <w:rFonts w:ascii="Calibri" w:hAnsi="Calibri"/>
+                <w:color w:val="0F172A"/>
+                <w:sz w:val="17"/>
+              </w:rPr>
+              <w:t>QA Integral, Pruebas de Carga &amp; Entrega Final</w:t>
+            </w:r>
+          </w:p>
+        </w:tc>
+        <w:tc>
+          <w:tcPr>
+            <w:tcW w:type="dxa" w:w="1584"/>
+            <w:shd w:fill="F8FAFC"/>
+            <w:tcMar>
+              <w:top w:w="70" w:type="dxa"/>
+              <w:bottom w:w="70" w:type="dxa"/>
+              <w:left w:w="90" w:type="dxa"/>
+              <w:right w:w="90" w:type="dxa"/>
+            </w:tcMar>
+          </w:tcPr>
+          <w:p>
+            <w:r>
+              <w:rPr>
+                <w:rFonts w:ascii="Calibri" w:hAnsi="Calibri"/>
+                <w:color w:val="0F172A"/>
+                <w:sz w:val="17"/>
+              </w:rPr>
+              <w:t>QA / Producción / Docs</w:t>
+            </w:r>
+          </w:p>
+        </w:tc>
+        <w:tc>
+          <w:tcPr>
+            <w:tcW w:type="dxa" w:w="2592"/>
+            <w:shd w:fill="F8FAFC"/>
+            <w:tcMar>
+              <w:top w:w="70" w:type="dxa"/>
+              <w:bottom w:w="70" w:type="dxa"/>
+              <w:left w:w="90" w:type="dxa"/>
+              <w:right w:w="90" w:type="dxa"/>
+            </w:tcMar>
+          </w:tcPr>
+          <w:p>
+            <w:r>
+              <w:rPr>
+                <w:rFonts w:ascii="Calibri" w:hAnsi="Calibri"/>
+                <w:color w:val="0F172A"/>
+                <w:sz w:val="17"/>
+              </w:rPr>
+              <w:t>Pruebas de estrés (+2,000 nodos), manuales y Cierre de Proyecto</w:t>
+            </w:r>
+          </w:p>
+        </w:tc>
+        <w:tc>
+          <w:tcPr>
+            <w:tcW w:type="dxa" w:w="1152"/>
+            <w:shd w:fill="F8FAFC"/>
+            <w:tcMar>
+              <w:top w:w="70" w:type="dxa"/>
+              <w:bottom w:w="70" w:type="dxa"/>
+              <w:left w:w="90" w:type="dxa"/>
+              <w:right w:w="90" w:type="dxa"/>
+            </w:tcMar>
+          </w:tcPr>
+          <w:p>
+            <w:r>
+              <w:rPr>
+                <w:rFonts w:ascii="Calibri" w:hAnsi="Calibri"/>
+                <w:color w:val="0F172A"/>
+                <w:sz w:val="17"/>
+              </w:rPr>
+              <w:t>Planned</w:t>
+            </w:r>
+          </w:p>
+        </w:tc>
+        <w:tc>
+          <w:tcPr>
+            <w:tcW w:type="dxa" w:w="576"/>
+            <w:shd w:fill="F8FAFC"/>
+            <w:tcMar>
+              <w:top w:w="70" w:type="dxa"/>
+              <w:bottom w:w="70" w:type="dxa"/>
+              <w:left w:w="90" w:type="dxa"/>
+              <w:right w:w="90" w:type="dxa"/>
+            </w:tcMar>
+          </w:tcPr>
+          <w:p>
+            <w:r>
+              <w:rPr>
+                <w:rFonts w:ascii="Calibri" w:hAnsi="Calibri"/>
+                <w:color w:val="0F172A"/>
+                <w:sz w:val="17"/>
+              </w:rPr>
+              <w:t>20</w:t>
+            </w:r>
+          </w:p>
+        </w:tc>
+      </w:tr>
+    </w:tbl>
+    <w:p>
+      <w:pPr>
+        <w:spacing w:after="160"/>
+      </w:pPr>
+    </w:p>
+    <w:p>
+      <w:pPr>
+        <w:spacing w:before="280" w:after="100"/>
+      </w:pPr>
+      <w:r>
+        <w:rPr>
+          <w:rFonts w:ascii="Calibri" w:hAnsi="Calibri"/>
+          <w:b/>
+          <w:color w:val="1E3A8A"/>
+          <w:sz w:val="26"/>
+        </w:rPr>
+        <w:t>3. Distribución de Esfuerzo por Módulo Arquitectónico</w:t>
+      </w:r>
+    </w:p>
+    <w:tbl>
+      <w:tblPr>
+        <w:tblW w:type="auto" w:w="0"/>
+        <w:jc w:val="center"/>
+        <w:tblLayout w:type="fixed"/>
+        <w:tblLook w:firstColumn="1" w:firstRow="1" w:lastColumn="0" w:lastRow="0" w:noHBand="0" w:noVBand="1" w:val="04A0"/>
+      </w:tblPr>
+      <w:tblGrid>
+        <w:gridCol w:w="1234"/>
+        <w:gridCol w:w="1234"/>
+        <w:gridCol w:w="1234"/>
+        <w:gridCol w:w="1234"/>
+        <w:gridCol w:w="1234"/>
+        <w:gridCol w:w="1234"/>
+        <w:gridCol w:w="1234"/>
+      </w:tblGrid>
+      <w:tr>
+        <w:tc>
+          <w:tcPr>
+            <w:tcW w:type="dxa" w:w="3312"/>
+            <w:shd w:fill="1E3A8A"/>
             <w:tcMar>
               <w:top w:w="90" w:type="dxa"/>
               <w:bottom w:w="90" w:type="dxa"/>
@@ -746,19 +2221,17 @@
               <w:rPr>
                 <w:rFonts w:ascii="Calibri" w:hAnsi="Calibri"/>
                 <w:b/>
-                <w:color w:val="2563EB"/>
+                <w:color w:val="FFFFFF"/>
                 <w:sz w:val="18"/>
               </w:rPr>
-              <w:t>Completado</w:t>
+              <w:t>Módulo Técnico</w:t>
             </w:r>
           </w:p>
         </w:tc>
-      </w:tr>
-      <w:tr>
         <w:tc>
           <w:tcPr>
-            <w:tcW w:type="dxa" w:w="2160"/>
-            <w:shd w:fill="FFFFFF"/>
+            <w:tcW w:type="dxa" w:w="864"/>
+            <w:shd w:fill="1E3A8A"/>
             <w:tcMar>
               <w:top w:w="90" w:type="dxa"/>
               <w:bottom w:w="90" w:type="dxa"/>
@@ -771,59 +2244,17 @@
               <w:rPr>
                 <w:rFonts w:ascii="Calibri" w:hAnsi="Calibri"/>
                 <w:b/>
-                <w:color w:val="1E3A8A"/>
+                <w:color w:val="FFFFFF"/>
                 <w:sz w:val="18"/>
               </w:rPr>
-              <w:t>15 Sep 2026: Suite 4 Vistas &amp; IA</w:t>
+              <w:t>Items</w:t>
             </w:r>
           </w:p>
         </w:tc>
         <w:tc>
           <w:tcPr>
-            <w:tcW w:type="dxa" w:w="2160"/>
-            <w:shd w:fill="FFFFFF"/>
-            <w:tcMar>
-              <w:top w:w="90" w:type="dxa"/>
-              <w:bottom w:w="90" w:type="dxa"/>
-              <w:left w:w="100" w:type="dxa"/>
-              <w:right w:w="100" w:type="dxa"/>
-            </w:tcMar>
-          </w:tcPr>
-          <w:p>
-            <w:r>
-              <w:rPr>
-                <w:rFonts w:ascii="Calibri" w:hAnsi="Calibri"/>
-                <w:sz w:val="18"/>
-              </w:rPr>
-              <w:t>F4: Ejecución Iterativa</w:t>
-            </w:r>
-          </w:p>
-        </w:tc>
-        <w:tc>
-          <w:tcPr>
-            <w:tcW w:type="dxa" w:w="2160"/>
-            <w:shd w:fill="FFFFFF"/>
-            <w:tcMar>
-              <w:top w:w="90" w:type="dxa"/>
-              <w:bottom w:w="90" w:type="dxa"/>
-              <w:left w:w="100" w:type="dxa"/>
-              <w:right w:w="100" w:type="dxa"/>
-            </w:tcMar>
-          </w:tcPr>
-          <w:p>
-            <w:r>
-              <w:rPr>
-                <w:rFonts w:ascii="Calibri" w:hAnsi="Calibri"/>
-                <w:sz w:val="18"/>
-              </w:rPr>
-              <w:t>Matriz SIPOC interactiva, generador de flujos Bézier, narrativa Gemini 2.5 Flash y catálogo en Archivo.</w:t>
-            </w:r>
-          </w:p>
-        </w:tc>
-        <w:tc>
-          <w:tcPr>
-            <w:tcW w:type="dxa" w:w="2160"/>
-            <w:shd w:fill="FFFFFF"/>
+            <w:tcW w:type="dxa" w:w="1152"/>
+            <w:shd w:fill="1E3A8A"/>
             <w:tcMar>
               <w:top w:w="90" w:type="dxa"/>
               <w:bottom w:w="90" w:type="dxa"/>
@@ -836,19 +2267,17 @@
               <w:rPr>
                 <w:rFonts w:ascii="Calibri" w:hAnsi="Calibri"/>
                 <w:b/>
-                <w:color w:val="2563EB"/>
+                <w:color w:val="FFFFFF"/>
                 <w:sz w:val="18"/>
               </w:rPr>
-              <w:t>Completado</w:t>
+              <w:t>Completados</w:t>
             </w:r>
           </w:p>
         </w:tc>
-      </w:tr>
-      <w:tr>
         <w:tc>
           <w:tcPr>
-            <w:tcW w:type="dxa" w:w="2160"/>
-            <w:shd w:fill="F1F5F9"/>
+            <w:tcW w:type="dxa" w:w="1152"/>
+            <w:shd w:fill="1E3A8A"/>
             <w:tcMar>
               <w:top w:w="90" w:type="dxa"/>
               <w:bottom w:w="90" w:type="dxa"/>
@@ -861,59 +2290,17 @@
               <w:rPr>
                 <w:rFonts w:ascii="Calibri" w:hAnsi="Calibri"/>
                 <w:b/>
-                <w:color w:val="1E3A8A"/>
+                <w:color w:val="FFFFFF"/>
                 <w:sz w:val="18"/>
               </w:rPr>
-              <w:t>01 Nov 2026: Monitoreo &amp; SA Drive</w:t>
+              <w:t>En Progreso</w:t>
             </w:r>
           </w:p>
         </w:tc>
         <w:tc>
           <w:tcPr>
-            <w:tcW w:type="dxa" w:w="2160"/>
-            <w:shd w:fill="F1F5F9"/>
-            <w:tcMar>
-              <w:top w:w="90" w:type="dxa"/>
-              <w:bottom w:w="90" w:type="dxa"/>
-              <w:left w:w="100" w:type="dxa"/>
-              <w:right w:w="100" w:type="dxa"/>
-            </w:tcMar>
-          </w:tcPr>
-          <w:p>
-            <w:r>
-              <w:rPr>
-                <w:rFonts w:ascii="Calibri" w:hAnsi="Calibri"/>
-                <w:sz w:val="18"/>
-              </w:rPr>
-              <w:t>F5/F6: Monitoreo y Mejora</w:t>
-            </w:r>
-          </w:p>
-        </w:tc>
-        <w:tc>
-          <w:tcPr>
-            <w:tcW w:type="dxa" w:w="2160"/>
-            <w:shd w:fill="F1F5F9"/>
-            <w:tcMar>
-              <w:top w:w="90" w:type="dxa"/>
-              <w:bottom w:w="90" w:type="dxa"/>
-              <w:left w:w="100" w:type="dxa"/>
-              <w:right w:w="100" w:type="dxa"/>
-            </w:tcMar>
-          </w:tcPr>
-          <w:p>
-            <w:r>
-              <w:rPr>
-                <w:rFonts w:ascii="Calibri" w:hAnsi="Calibri"/>
-                <w:sz w:val="18"/>
-              </w:rPr>
-              <w:t>Auditor IA de calidad (0-100) y conexión con Service Account de Google Workspace Shared Drive.</w:t>
-            </w:r>
-          </w:p>
-        </w:tc>
-        <w:tc>
-          <w:tcPr>
-            <w:tcW w:type="dxa" w:w="2160"/>
-            <w:shd w:fill="F1F5F9"/>
+            <w:tcW w:type="dxa" w:w="1152"/>
+            <w:shd w:fill="1E3A8A"/>
             <w:tcMar>
               <w:top w:w="90" w:type="dxa"/>
               <w:bottom w:w="90" w:type="dxa"/>
@@ -926,19 +2313,17 @@
               <w:rPr>
                 <w:rFonts w:ascii="Calibri" w:hAnsi="Calibri"/>
                 <w:b/>
-                <w:color w:val="1E3A8A"/>
+                <w:color w:val="FFFFFF"/>
                 <w:sz w:val="18"/>
               </w:rPr>
-              <w:t>En curso</w:t>
+              <w:t>Planificados</w:t>
             </w:r>
           </w:p>
         </w:tc>
-      </w:tr>
-      <w:tr>
         <w:tc>
           <w:tcPr>
-            <w:tcW w:type="dxa" w:w="2160"/>
-            <w:shd w:fill="FFFFFF"/>
+            <w:tcW w:type="dxa" w:w="1440"/>
+            <w:shd w:fill="1E3A8A"/>
             <w:tcMar>
               <w:top w:w="90" w:type="dxa"/>
               <w:bottom w:w="90" w:type="dxa"/>
@@ -951,59 +2336,17 @@
               <w:rPr>
                 <w:rFonts w:ascii="Calibri" w:hAnsi="Calibri"/>
                 <w:b/>
-                <w:color w:val="1E3A8A"/>
+                <w:color w:val="FFFFFF"/>
                 <w:sz w:val="18"/>
               </w:rPr>
-              <w:t>18 Dic 2026: Cierre Oficial</w:t>
+              <w:t>Horas Estimadas</w:t>
             </w:r>
           </w:p>
         </w:tc>
         <w:tc>
           <w:tcPr>
-            <w:tcW w:type="dxa" w:w="2160"/>
-            <w:shd w:fill="FFFFFF"/>
-            <w:tcMar>
-              <w:top w:w="90" w:type="dxa"/>
-              <w:bottom w:w="90" w:type="dxa"/>
-              <w:left w:w="100" w:type="dxa"/>
-              <w:right w:w="100" w:type="dxa"/>
-            </w:tcMar>
-          </w:tcPr>
-          <w:p>
-            <w:r>
-              <w:rPr>
-                <w:rFonts w:ascii="Calibri" w:hAnsi="Calibri"/>
-                <w:sz w:val="18"/>
-              </w:rPr>
-              <w:t>F7: Cierre del Proyecto</w:t>
-            </w:r>
-          </w:p>
-        </w:tc>
-        <w:tc>
-          <w:tcPr>
-            <w:tcW w:type="dxa" w:w="2160"/>
-            <w:shd w:fill="FFFFFF"/>
-            <w:tcMar>
-              <w:top w:w="90" w:type="dxa"/>
-              <w:bottom w:w="90" w:type="dxa"/>
-              <w:left w:w="100" w:type="dxa"/>
-              <w:right w:w="100" w:type="dxa"/>
-            </w:tcMar>
-          </w:tcPr>
-          <w:p>
-            <w:r>
-              <w:rPr>
-                <w:rFonts w:ascii="Calibri" w:hAnsi="Calibri"/>
-                <w:sz w:val="18"/>
-              </w:rPr>
-              <w:t>Entrega formal de TEMIS v1.0, informe de lecciones aprendidas y traspaso operativo.</w:t>
-            </w:r>
-          </w:p>
-        </w:tc>
-        <w:tc>
-          <w:tcPr>
-            <w:tcW w:type="dxa" w:w="2160"/>
-            <w:shd w:fill="FFFFFF"/>
+            <w:tcW w:type="dxa" w:w="1152"/>
+            <w:shd w:fill="1E3A8A"/>
             <w:tcMar>
               <w:top w:w="90" w:type="dxa"/>
               <w:bottom w:w="90" w:type="dxa"/>
@@ -1016,10 +2359,1266 @@
               <w:rPr>
                 <w:rFonts w:ascii="Calibri" w:hAnsi="Calibri"/>
                 <w:b/>
-                <w:color w:val="1E3A8A"/>
+                <w:color w:val="FFFFFF"/>
                 <w:sz w:val="18"/>
               </w:rPr>
-              <w:t>Programado</w:t>
+              <w:t>% Avance</w:t>
+            </w:r>
+          </w:p>
+        </w:tc>
+      </w:tr>
+      <w:tr>
+        <w:tc>
+          <w:tcPr>
+            <w:tcW w:type="dxa" w:w="3312"/>
+            <w:shd w:fill="FFFFFF"/>
+            <w:tcMar>
+              <w:top w:w="70" w:type="dxa"/>
+              <w:bottom w:w="70" w:type="dxa"/>
+              <w:left w:w="90" w:type="dxa"/>
+              <w:right w:w="90" w:type="dxa"/>
+            </w:tcMar>
+          </w:tcPr>
+          <w:p>
+            <w:r>
+              <w:rPr>
+                <w:rFonts w:ascii="Calibri" w:hAnsi="Calibri"/>
+                <w:b/>
+                <w:color w:val="1E3A8A"/>
+                <w:sz w:val="17"/>
+              </w:rPr>
+              <w:t>Reflex Web SaaS Cloud (Render Deployment)</w:t>
+            </w:r>
+          </w:p>
+        </w:tc>
+        <w:tc>
+          <w:tcPr>
+            <w:tcW w:type="dxa" w:w="864"/>
+            <w:shd w:fill="FFFFFF"/>
+            <w:tcMar>
+              <w:top w:w="70" w:type="dxa"/>
+              <w:bottom w:w="70" w:type="dxa"/>
+              <w:left w:w="90" w:type="dxa"/>
+              <w:right w:w="90" w:type="dxa"/>
+            </w:tcMar>
+          </w:tcPr>
+          <w:p>
+            <w:r>
+              <w:rPr>
+                <w:rFonts w:ascii="Calibri" w:hAnsi="Calibri"/>
+                <w:color w:val="0F172A"/>
+                <w:sz w:val="17"/>
+              </w:rPr>
+              <w:t>4</w:t>
+            </w:r>
+          </w:p>
+        </w:tc>
+        <w:tc>
+          <w:tcPr>
+            <w:tcW w:type="dxa" w:w="1152"/>
+            <w:shd w:fill="FFFFFF"/>
+            <w:tcMar>
+              <w:top w:w="70" w:type="dxa"/>
+              <w:bottom w:w="70" w:type="dxa"/>
+              <w:left w:w="90" w:type="dxa"/>
+              <w:right w:w="90" w:type="dxa"/>
+            </w:tcMar>
+          </w:tcPr>
+          <w:p>
+            <w:r>
+              <w:rPr>
+                <w:rFonts w:ascii="Calibri" w:hAnsi="Calibri"/>
+                <w:color w:val="0F172A"/>
+                <w:sz w:val="17"/>
+              </w:rPr>
+              <w:t>4</w:t>
+            </w:r>
+          </w:p>
+        </w:tc>
+        <w:tc>
+          <w:tcPr>
+            <w:tcW w:type="dxa" w:w="1152"/>
+            <w:shd w:fill="FFFFFF"/>
+            <w:tcMar>
+              <w:top w:w="70" w:type="dxa"/>
+              <w:bottom w:w="70" w:type="dxa"/>
+              <w:left w:w="90" w:type="dxa"/>
+              <w:right w:w="90" w:type="dxa"/>
+            </w:tcMar>
+          </w:tcPr>
+          <w:p>
+            <w:r>
+              <w:rPr>
+                <w:rFonts w:ascii="Calibri" w:hAnsi="Calibri"/>
+                <w:color w:val="0F172A"/>
+                <w:sz w:val="17"/>
+              </w:rPr>
+              <w:t>0</w:t>
+            </w:r>
+          </w:p>
+        </w:tc>
+        <w:tc>
+          <w:tcPr>
+            <w:tcW w:type="dxa" w:w="1152"/>
+            <w:shd w:fill="FFFFFF"/>
+            <w:tcMar>
+              <w:top w:w="70" w:type="dxa"/>
+              <w:bottom w:w="70" w:type="dxa"/>
+              <w:left w:w="90" w:type="dxa"/>
+              <w:right w:w="90" w:type="dxa"/>
+            </w:tcMar>
+          </w:tcPr>
+          <w:p>
+            <w:r>
+              <w:rPr>
+                <w:rFonts w:ascii="Calibri" w:hAnsi="Calibri"/>
+                <w:color w:val="0F172A"/>
+                <w:sz w:val="17"/>
+              </w:rPr>
+              <w:t>0</w:t>
+            </w:r>
+          </w:p>
+        </w:tc>
+        <w:tc>
+          <w:tcPr>
+            <w:tcW w:type="dxa" w:w="1440"/>
+            <w:shd w:fill="FFFFFF"/>
+            <w:tcMar>
+              <w:top w:w="70" w:type="dxa"/>
+              <w:bottom w:w="70" w:type="dxa"/>
+              <w:left w:w="90" w:type="dxa"/>
+              <w:right w:w="90" w:type="dxa"/>
+            </w:tcMar>
+          </w:tcPr>
+          <w:p>
+            <w:r>
+              <w:rPr>
+                <w:rFonts w:ascii="Calibri" w:hAnsi="Calibri"/>
+                <w:color w:val="0F172A"/>
+                <w:sz w:val="17"/>
+              </w:rPr>
+              <w:t>85 h</w:t>
+            </w:r>
+          </w:p>
+        </w:tc>
+        <w:tc>
+          <w:tcPr>
+            <w:tcW w:type="dxa" w:w="1152"/>
+            <w:shd w:fill="FFFFFF"/>
+            <w:tcMar>
+              <w:top w:w="70" w:type="dxa"/>
+              <w:bottom w:w="70" w:type="dxa"/>
+              <w:left w:w="90" w:type="dxa"/>
+              <w:right w:w="90" w:type="dxa"/>
+            </w:tcMar>
+          </w:tcPr>
+          <w:p>
+            <w:r>
+              <w:rPr>
+                <w:rFonts w:ascii="Calibri" w:hAnsi="Calibri"/>
+                <w:color w:val="0F172A"/>
+                <w:sz w:val="17"/>
+              </w:rPr>
+              <w:t>100%</w:t>
+            </w:r>
+          </w:p>
+        </w:tc>
+      </w:tr>
+      <w:tr>
+        <w:tc>
+          <w:tcPr>
+            <w:tcW w:type="dxa" w:w="3312"/>
+            <w:shd w:fill="F8FAFC"/>
+            <w:tcMar>
+              <w:top w:w="70" w:type="dxa"/>
+              <w:bottom w:w="70" w:type="dxa"/>
+              <w:left w:w="90" w:type="dxa"/>
+              <w:right w:w="90" w:type="dxa"/>
+            </w:tcMar>
+          </w:tcPr>
+          <w:p>
+            <w:r>
+              <w:rPr>
+                <w:rFonts w:ascii="Calibri" w:hAnsi="Calibri"/>
+                <w:b/>
+                <w:color w:val="1E3A8A"/>
+                <w:sz w:val="17"/>
+              </w:rPr>
+              <w:t>Parser Lucidchart Determinista (8 Pestañas)</w:t>
+            </w:r>
+          </w:p>
+        </w:tc>
+        <w:tc>
+          <w:tcPr>
+            <w:tcW w:type="dxa" w:w="864"/>
+            <w:shd w:fill="F8FAFC"/>
+            <w:tcMar>
+              <w:top w:w="70" w:type="dxa"/>
+              <w:bottom w:w="70" w:type="dxa"/>
+              <w:left w:w="90" w:type="dxa"/>
+              <w:right w:w="90" w:type="dxa"/>
+            </w:tcMar>
+          </w:tcPr>
+          <w:p>
+            <w:r>
+              <w:rPr>
+                <w:rFonts w:ascii="Calibri" w:hAnsi="Calibri"/>
+                <w:color w:val="0F172A"/>
+                <w:sz w:val="17"/>
+              </w:rPr>
+              <w:t>3</w:t>
+            </w:r>
+          </w:p>
+        </w:tc>
+        <w:tc>
+          <w:tcPr>
+            <w:tcW w:type="dxa" w:w="1152"/>
+            <w:shd w:fill="F8FAFC"/>
+            <w:tcMar>
+              <w:top w:w="70" w:type="dxa"/>
+              <w:bottom w:w="70" w:type="dxa"/>
+              <w:left w:w="90" w:type="dxa"/>
+              <w:right w:w="90" w:type="dxa"/>
+            </w:tcMar>
+          </w:tcPr>
+          <w:p>
+            <w:r>
+              <w:rPr>
+                <w:rFonts w:ascii="Calibri" w:hAnsi="Calibri"/>
+                <w:color w:val="0F172A"/>
+                <w:sz w:val="17"/>
+              </w:rPr>
+              <w:t>3</w:t>
+            </w:r>
+          </w:p>
+        </w:tc>
+        <w:tc>
+          <w:tcPr>
+            <w:tcW w:type="dxa" w:w="1152"/>
+            <w:shd w:fill="F8FAFC"/>
+            <w:tcMar>
+              <w:top w:w="70" w:type="dxa"/>
+              <w:bottom w:w="70" w:type="dxa"/>
+              <w:left w:w="90" w:type="dxa"/>
+              <w:right w:w="90" w:type="dxa"/>
+            </w:tcMar>
+          </w:tcPr>
+          <w:p>
+            <w:r>
+              <w:rPr>
+                <w:rFonts w:ascii="Calibri" w:hAnsi="Calibri"/>
+                <w:color w:val="0F172A"/>
+                <w:sz w:val="17"/>
+              </w:rPr>
+              <w:t>0</w:t>
+            </w:r>
+          </w:p>
+        </w:tc>
+        <w:tc>
+          <w:tcPr>
+            <w:tcW w:type="dxa" w:w="1152"/>
+            <w:shd w:fill="F8FAFC"/>
+            <w:tcMar>
+              <w:top w:w="70" w:type="dxa"/>
+              <w:bottom w:w="70" w:type="dxa"/>
+              <w:left w:w="90" w:type="dxa"/>
+              <w:right w:w="90" w:type="dxa"/>
+            </w:tcMar>
+          </w:tcPr>
+          <w:p>
+            <w:r>
+              <w:rPr>
+                <w:rFonts w:ascii="Calibri" w:hAnsi="Calibri"/>
+                <w:color w:val="0F172A"/>
+                <w:sz w:val="17"/>
+              </w:rPr>
+              <w:t>0</w:t>
+            </w:r>
+          </w:p>
+        </w:tc>
+        <w:tc>
+          <w:tcPr>
+            <w:tcW w:type="dxa" w:w="1440"/>
+            <w:shd w:fill="F8FAFC"/>
+            <w:tcMar>
+              <w:top w:w="70" w:type="dxa"/>
+              <w:bottom w:w="70" w:type="dxa"/>
+              <w:left w:w="90" w:type="dxa"/>
+              <w:right w:w="90" w:type="dxa"/>
+            </w:tcMar>
+          </w:tcPr>
+          <w:p>
+            <w:r>
+              <w:rPr>
+                <w:rFonts w:ascii="Calibri" w:hAnsi="Calibri"/>
+                <w:color w:val="0F172A"/>
+                <w:sz w:val="17"/>
+              </w:rPr>
+              <w:t>70 h</w:t>
+            </w:r>
+          </w:p>
+        </w:tc>
+        <w:tc>
+          <w:tcPr>
+            <w:tcW w:type="dxa" w:w="1152"/>
+            <w:shd w:fill="F8FAFC"/>
+            <w:tcMar>
+              <w:top w:w="70" w:type="dxa"/>
+              <w:bottom w:w="70" w:type="dxa"/>
+              <w:left w:w="90" w:type="dxa"/>
+              <w:right w:w="90" w:type="dxa"/>
+            </w:tcMar>
+          </w:tcPr>
+          <w:p>
+            <w:r>
+              <w:rPr>
+                <w:rFonts w:ascii="Calibri" w:hAnsi="Calibri"/>
+                <w:color w:val="0F172A"/>
+                <w:sz w:val="17"/>
+              </w:rPr>
+              <w:t>100%</w:t>
+            </w:r>
+          </w:p>
+        </w:tc>
+      </w:tr>
+      <w:tr>
+        <w:tc>
+          <w:tcPr>
+            <w:tcW w:type="dxa" w:w="3312"/>
+            <w:shd w:fill="FFFFFF"/>
+            <w:tcMar>
+              <w:top w:w="70" w:type="dxa"/>
+              <w:bottom w:w="70" w:type="dxa"/>
+              <w:left w:w="90" w:type="dxa"/>
+              <w:right w:w="90" w:type="dxa"/>
+            </w:tcMar>
+          </w:tcPr>
+          <w:p>
+            <w:r>
+              <w:rPr>
+                <w:rFonts w:ascii="Calibri" w:hAnsi="Calibri"/>
+                <w:b/>
+                <w:color w:val="1E3A8A"/>
+                <w:sz w:val="17"/>
+              </w:rPr>
+              <w:t>UI/UX Reingeniería Pro (Header 50px, Dock, Inspector)</w:t>
+            </w:r>
+          </w:p>
+        </w:tc>
+        <w:tc>
+          <w:tcPr>
+            <w:tcW w:type="dxa" w:w="864"/>
+            <w:shd w:fill="FFFFFF"/>
+            <w:tcMar>
+              <w:top w:w="70" w:type="dxa"/>
+              <w:bottom w:w="70" w:type="dxa"/>
+              <w:left w:w="90" w:type="dxa"/>
+              <w:right w:w="90" w:type="dxa"/>
+            </w:tcMar>
+          </w:tcPr>
+          <w:p>
+            <w:r>
+              <w:rPr>
+                <w:rFonts w:ascii="Calibri" w:hAnsi="Calibri"/>
+                <w:color w:val="0F172A"/>
+                <w:sz w:val="17"/>
+              </w:rPr>
+              <w:t>3</w:t>
+            </w:r>
+          </w:p>
+        </w:tc>
+        <w:tc>
+          <w:tcPr>
+            <w:tcW w:type="dxa" w:w="1152"/>
+            <w:shd w:fill="FFFFFF"/>
+            <w:tcMar>
+              <w:top w:w="70" w:type="dxa"/>
+              <w:bottom w:w="70" w:type="dxa"/>
+              <w:left w:w="90" w:type="dxa"/>
+              <w:right w:w="90" w:type="dxa"/>
+            </w:tcMar>
+          </w:tcPr>
+          <w:p>
+            <w:r>
+              <w:rPr>
+                <w:rFonts w:ascii="Calibri" w:hAnsi="Calibri"/>
+                <w:color w:val="0F172A"/>
+                <w:sz w:val="17"/>
+              </w:rPr>
+              <w:t>3</w:t>
+            </w:r>
+          </w:p>
+        </w:tc>
+        <w:tc>
+          <w:tcPr>
+            <w:tcW w:type="dxa" w:w="1152"/>
+            <w:shd w:fill="FFFFFF"/>
+            <w:tcMar>
+              <w:top w:w="70" w:type="dxa"/>
+              <w:bottom w:w="70" w:type="dxa"/>
+              <w:left w:w="90" w:type="dxa"/>
+              <w:right w:w="90" w:type="dxa"/>
+            </w:tcMar>
+          </w:tcPr>
+          <w:p>
+            <w:r>
+              <w:rPr>
+                <w:rFonts w:ascii="Calibri" w:hAnsi="Calibri"/>
+                <w:color w:val="0F172A"/>
+                <w:sz w:val="17"/>
+              </w:rPr>
+              <w:t>0</w:t>
+            </w:r>
+          </w:p>
+        </w:tc>
+        <w:tc>
+          <w:tcPr>
+            <w:tcW w:type="dxa" w:w="1152"/>
+            <w:shd w:fill="FFFFFF"/>
+            <w:tcMar>
+              <w:top w:w="70" w:type="dxa"/>
+              <w:bottom w:w="70" w:type="dxa"/>
+              <w:left w:w="90" w:type="dxa"/>
+              <w:right w:w="90" w:type="dxa"/>
+            </w:tcMar>
+          </w:tcPr>
+          <w:p>
+            <w:r>
+              <w:rPr>
+                <w:rFonts w:ascii="Calibri" w:hAnsi="Calibri"/>
+                <w:color w:val="0F172A"/>
+                <w:sz w:val="17"/>
+              </w:rPr>
+              <w:t>0</w:t>
+            </w:r>
+          </w:p>
+        </w:tc>
+        <w:tc>
+          <w:tcPr>
+            <w:tcW w:type="dxa" w:w="1440"/>
+            <w:shd w:fill="FFFFFF"/>
+            <w:tcMar>
+              <w:top w:w="70" w:type="dxa"/>
+              <w:bottom w:w="70" w:type="dxa"/>
+              <w:left w:w="90" w:type="dxa"/>
+              <w:right w:w="90" w:type="dxa"/>
+            </w:tcMar>
+          </w:tcPr>
+          <w:p>
+            <w:r>
+              <w:rPr>
+                <w:rFonts w:ascii="Calibri" w:hAnsi="Calibri"/>
+                <w:color w:val="0F172A"/>
+                <w:sz w:val="17"/>
+              </w:rPr>
+              <w:t>65 h</w:t>
+            </w:r>
+          </w:p>
+        </w:tc>
+        <w:tc>
+          <w:tcPr>
+            <w:tcW w:type="dxa" w:w="1152"/>
+            <w:shd w:fill="FFFFFF"/>
+            <w:tcMar>
+              <w:top w:w="70" w:type="dxa"/>
+              <w:bottom w:w="70" w:type="dxa"/>
+              <w:left w:w="90" w:type="dxa"/>
+              <w:right w:w="90" w:type="dxa"/>
+            </w:tcMar>
+          </w:tcPr>
+          <w:p>
+            <w:r>
+              <w:rPr>
+                <w:rFonts w:ascii="Calibri" w:hAnsi="Calibri"/>
+                <w:color w:val="0F172A"/>
+                <w:sz w:val="17"/>
+              </w:rPr>
+              <w:t>100%</w:t>
+            </w:r>
+          </w:p>
+        </w:tc>
+      </w:tr>
+      <w:tr>
+        <w:tc>
+          <w:tcPr>
+            <w:tcW w:type="dxa" w:w="3312"/>
+            <w:shd w:fill="F8FAFC"/>
+            <w:tcMar>
+              <w:top w:w="70" w:type="dxa"/>
+              <w:bottom w:w="70" w:type="dxa"/>
+              <w:left w:w="90" w:type="dxa"/>
+              <w:right w:w="90" w:type="dxa"/>
+            </w:tcMar>
+          </w:tcPr>
+          <w:p>
+            <w:r>
+              <w:rPr>
+                <w:rFonts w:ascii="Calibri" w:hAnsi="Calibri"/>
+                <w:b/>
+                <w:color w:val="1E3A8A"/>
+                <w:sz w:val="17"/>
+              </w:rPr>
+              <w:t>Conexión Interactiva &amp; Curvas SVG Bézier</w:t>
+            </w:r>
+          </w:p>
+        </w:tc>
+        <w:tc>
+          <w:tcPr>
+            <w:tcW w:type="dxa" w:w="864"/>
+            <w:shd w:fill="F8FAFC"/>
+            <w:tcMar>
+              <w:top w:w="70" w:type="dxa"/>
+              <w:bottom w:w="70" w:type="dxa"/>
+              <w:left w:w="90" w:type="dxa"/>
+              <w:right w:w="90" w:type="dxa"/>
+            </w:tcMar>
+          </w:tcPr>
+          <w:p>
+            <w:r>
+              <w:rPr>
+                <w:rFonts w:ascii="Calibri" w:hAnsi="Calibri"/>
+                <w:color w:val="0F172A"/>
+                <w:sz w:val="17"/>
+              </w:rPr>
+              <w:t>2</w:t>
+            </w:r>
+          </w:p>
+        </w:tc>
+        <w:tc>
+          <w:tcPr>
+            <w:tcW w:type="dxa" w:w="1152"/>
+            <w:shd w:fill="F8FAFC"/>
+            <w:tcMar>
+              <w:top w:w="70" w:type="dxa"/>
+              <w:bottom w:w="70" w:type="dxa"/>
+              <w:left w:w="90" w:type="dxa"/>
+              <w:right w:w="90" w:type="dxa"/>
+            </w:tcMar>
+          </w:tcPr>
+          <w:p>
+            <w:r>
+              <w:rPr>
+                <w:rFonts w:ascii="Calibri" w:hAnsi="Calibri"/>
+                <w:color w:val="0F172A"/>
+                <w:sz w:val="17"/>
+              </w:rPr>
+              <w:t>2</w:t>
+            </w:r>
+          </w:p>
+        </w:tc>
+        <w:tc>
+          <w:tcPr>
+            <w:tcW w:type="dxa" w:w="1152"/>
+            <w:shd w:fill="F8FAFC"/>
+            <w:tcMar>
+              <w:top w:w="70" w:type="dxa"/>
+              <w:bottom w:w="70" w:type="dxa"/>
+              <w:left w:w="90" w:type="dxa"/>
+              <w:right w:w="90" w:type="dxa"/>
+            </w:tcMar>
+          </w:tcPr>
+          <w:p>
+            <w:r>
+              <w:rPr>
+                <w:rFonts w:ascii="Calibri" w:hAnsi="Calibri"/>
+                <w:color w:val="0F172A"/>
+                <w:sz w:val="17"/>
+              </w:rPr>
+              <w:t>0</w:t>
+            </w:r>
+          </w:p>
+        </w:tc>
+        <w:tc>
+          <w:tcPr>
+            <w:tcW w:type="dxa" w:w="1152"/>
+            <w:shd w:fill="F8FAFC"/>
+            <w:tcMar>
+              <w:top w:w="70" w:type="dxa"/>
+              <w:bottom w:w="70" w:type="dxa"/>
+              <w:left w:w="90" w:type="dxa"/>
+              <w:right w:w="90" w:type="dxa"/>
+            </w:tcMar>
+          </w:tcPr>
+          <w:p>
+            <w:r>
+              <w:rPr>
+                <w:rFonts w:ascii="Calibri" w:hAnsi="Calibri"/>
+                <w:color w:val="0F172A"/>
+                <w:sz w:val="17"/>
+              </w:rPr>
+              <w:t>0</w:t>
+            </w:r>
+          </w:p>
+        </w:tc>
+        <w:tc>
+          <w:tcPr>
+            <w:tcW w:type="dxa" w:w="1440"/>
+            <w:shd w:fill="F8FAFC"/>
+            <w:tcMar>
+              <w:top w:w="70" w:type="dxa"/>
+              <w:bottom w:w="70" w:type="dxa"/>
+              <w:left w:w="90" w:type="dxa"/>
+              <w:right w:w="90" w:type="dxa"/>
+            </w:tcMar>
+          </w:tcPr>
+          <w:p>
+            <w:r>
+              <w:rPr>
+                <w:rFonts w:ascii="Calibri" w:hAnsi="Calibri"/>
+                <w:color w:val="0F172A"/>
+                <w:sz w:val="17"/>
+              </w:rPr>
+              <w:t>45 h</w:t>
+            </w:r>
+          </w:p>
+        </w:tc>
+        <w:tc>
+          <w:tcPr>
+            <w:tcW w:type="dxa" w:w="1152"/>
+            <w:shd w:fill="F8FAFC"/>
+            <w:tcMar>
+              <w:top w:w="70" w:type="dxa"/>
+              <w:bottom w:w="70" w:type="dxa"/>
+              <w:left w:w="90" w:type="dxa"/>
+              <w:right w:w="90" w:type="dxa"/>
+            </w:tcMar>
+          </w:tcPr>
+          <w:p>
+            <w:r>
+              <w:rPr>
+                <w:rFonts w:ascii="Calibri" w:hAnsi="Calibri"/>
+                <w:color w:val="0F172A"/>
+                <w:sz w:val="17"/>
+              </w:rPr>
+              <w:t>100%</w:t>
+            </w:r>
+          </w:p>
+        </w:tc>
+      </w:tr>
+      <w:tr>
+        <w:tc>
+          <w:tcPr>
+            <w:tcW w:type="dxa" w:w="3312"/>
+            <w:shd w:fill="FFFFFF"/>
+            <w:tcMar>
+              <w:top w:w="70" w:type="dxa"/>
+              <w:bottom w:w="70" w:type="dxa"/>
+              <w:left w:w="90" w:type="dxa"/>
+              <w:right w:w="90" w:type="dxa"/>
+            </w:tcMar>
+          </w:tcPr>
+          <w:p>
+            <w:r>
+              <w:rPr>
+                <w:rFonts w:ascii="Calibri" w:hAnsi="Calibri"/>
+                <w:b/>
+                <w:color w:val="1E3A8A"/>
+                <w:sz w:val="17"/>
+              </w:rPr>
+              <w:t>Auditor de Calidad IA (Gemini 2.5 Flash)</w:t>
+            </w:r>
+          </w:p>
+        </w:tc>
+        <w:tc>
+          <w:tcPr>
+            <w:tcW w:type="dxa" w:w="864"/>
+            <w:shd w:fill="FFFFFF"/>
+            <w:tcMar>
+              <w:top w:w="70" w:type="dxa"/>
+              <w:bottom w:w="70" w:type="dxa"/>
+              <w:left w:w="90" w:type="dxa"/>
+              <w:right w:w="90" w:type="dxa"/>
+            </w:tcMar>
+          </w:tcPr>
+          <w:p>
+            <w:r>
+              <w:rPr>
+                <w:rFonts w:ascii="Calibri" w:hAnsi="Calibri"/>
+                <w:color w:val="0F172A"/>
+                <w:sz w:val="17"/>
+              </w:rPr>
+              <w:t>2</w:t>
+            </w:r>
+          </w:p>
+        </w:tc>
+        <w:tc>
+          <w:tcPr>
+            <w:tcW w:type="dxa" w:w="1152"/>
+            <w:shd w:fill="FFFFFF"/>
+            <w:tcMar>
+              <w:top w:w="70" w:type="dxa"/>
+              <w:bottom w:w="70" w:type="dxa"/>
+              <w:left w:w="90" w:type="dxa"/>
+              <w:right w:w="90" w:type="dxa"/>
+            </w:tcMar>
+          </w:tcPr>
+          <w:p>
+            <w:r>
+              <w:rPr>
+                <w:rFonts w:ascii="Calibri" w:hAnsi="Calibri"/>
+                <w:color w:val="0F172A"/>
+                <w:sz w:val="17"/>
+              </w:rPr>
+              <w:t>2</w:t>
+            </w:r>
+          </w:p>
+        </w:tc>
+        <w:tc>
+          <w:tcPr>
+            <w:tcW w:type="dxa" w:w="1152"/>
+            <w:shd w:fill="FFFFFF"/>
+            <w:tcMar>
+              <w:top w:w="70" w:type="dxa"/>
+              <w:bottom w:w="70" w:type="dxa"/>
+              <w:left w:w="90" w:type="dxa"/>
+              <w:right w:w="90" w:type="dxa"/>
+            </w:tcMar>
+          </w:tcPr>
+          <w:p>
+            <w:r>
+              <w:rPr>
+                <w:rFonts w:ascii="Calibri" w:hAnsi="Calibri"/>
+                <w:color w:val="0F172A"/>
+                <w:sz w:val="17"/>
+              </w:rPr>
+              <w:t>0</w:t>
+            </w:r>
+          </w:p>
+        </w:tc>
+        <w:tc>
+          <w:tcPr>
+            <w:tcW w:type="dxa" w:w="1152"/>
+            <w:shd w:fill="FFFFFF"/>
+            <w:tcMar>
+              <w:top w:w="70" w:type="dxa"/>
+              <w:bottom w:w="70" w:type="dxa"/>
+              <w:left w:w="90" w:type="dxa"/>
+              <w:right w:w="90" w:type="dxa"/>
+            </w:tcMar>
+          </w:tcPr>
+          <w:p>
+            <w:r>
+              <w:rPr>
+                <w:rFonts w:ascii="Calibri" w:hAnsi="Calibri"/>
+                <w:color w:val="0F172A"/>
+                <w:sz w:val="17"/>
+              </w:rPr>
+              <w:t>0</w:t>
+            </w:r>
+          </w:p>
+        </w:tc>
+        <w:tc>
+          <w:tcPr>
+            <w:tcW w:type="dxa" w:w="1440"/>
+            <w:shd w:fill="FFFFFF"/>
+            <w:tcMar>
+              <w:top w:w="70" w:type="dxa"/>
+              <w:bottom w:w="70" w:type="dxa"/>
+              <w:left w:w="90" w:type="dxa"/>
+              <w:right w:w="90" w:type="dxa"/>
+            </w:tcMar>
+          </w:tcPr>
+          <w:p>
+            <w:r>
+              <w:rPr>
+                <w:rFonts w:ascii="Calibri" w:hAnsi="Calibri"/>
+                <w:color w:val="0F172A"/>
+                <w:sz w:val="17"/>
+              </w:rPr>
+              <w:t>40 h</w:t>
+            </w:r>
+          </w:p>
+        </w:tc>
+        <w:tc>
+          <w:tcPr>
+            <w:tcW w:type="dxa" w:w="1152"/>
+            <w:shd w:fill="FFFFFF"/>
+            <w:tcMar>
+              <w:top w:w="70" w:type="dxa"/>
+              <w:bottom w:w="70" w:type="dxa"/>
+              <w:left w:w="90" w:type="dxa"/>
+              <w:right w:w="90" w:type="dxa"/>
+            </w:tcMar>
+          </w:tcPr>
+          <w:p>
+            <w:r>
+              <w:rPr>
+                <w:rFonts w:ascii="Calibri" w:hAnsi="Calibri"/>
+                <w:color w:val="0F172A"/>
+                <w:sz w:val="17"/>
+              </w:rPr>
+              <w:t>100%</w:t>
+            </w:r>
+          </w:p>
+        </w:tc>
+      </w:tr>
+      <w:tr>
+        <w:tc>
+          <w:tcPr>
+            <w:tcW w:type="dxa" w:w="3312"/>
+            <w:shd w:fill="F8FAFC"/>
+            <w:tcMar>
+              <w:top w:w="70" w:type="dxa"/>
+              <w:bottom w:w="70" w:type="dxa"/>
+              <w:left w:w="90" w:type="dxa"/>
+              <w:right w:w="90" w:type="dxa"/>
+            </w:tcMar>
+          </w:tcPr>
+          <w:p>
+            <w:r>
+              <w:rPr>
+                <w:rFonts w:ascii="Calibri" w:hAnsi="Calibri"/>
+                <w:b/>
+                <w:color w:val="1E3A8A"/>
+                <w:sz w:val="17"/>
+              </w:rPr>
+              <w:t>Gobernanza 7 Fases &amp; Matriz SIPOC Six Sigma</w:t>
+            </w:r>
+          </w:p>
+        </w:tc>
+        <w:tc>
+          <w:tcPr>
+            <w:tcW w:type="dxa" w:w="864"/>
+            <w:shd w:fill="F8FAFC"/>
+            <w:tcMar>
+              <w:top w:w="70" w:type="dxa"/>
+              <w:bottom w:w="70" w:type="dxa"/>
+              <w:left w:w="90" w:type="dxa"/>
+              <w:right w:w="90" w:type="dxa"/>
+            </w:tcMar>
+          </w:tcPr>
+          <w:p>
+            <w:r>
+              <w:rPr>
+                <w:rFonts w:ascii="Calibri" w:hAnsi="Calibri"/>
+                <w:color w:val="0F172A"/>
+                <w:sz w:val="17"/>
+              </w:rPr>
+              <w:t>2</w:t>
+            </w:r>
+          </w:p>
+        </w:tc>
+        <w:tc>
+          <w:tcPr>
+            <w:tcW w:type="dxa" w:w="1152"/>
+            <w:shd w:fill="F8FAFC"/>
+            <w:tcMar>
+              <w:top w:w="70" w:type="dxa"/>
+              <w:bottom w:w="70" w:type="dxa"/>
+              <w:left w:w="90" w:type="dxa"/>
+              <w:right w:w="90" w:type="dxa"/>
+            </w:tcMar>
+          </w:tcPr>
+          <w:p>
+            <w:r>
+              <w:rPr>
+                <w:rFonts w:ascii="Calibri" w:hAnsi="Calibri"/>
+                <w:color w:val="0F172A"/>
+                <w:sz w:val="17"/>
+              </w:rPr>
+              <w:t>2</w:t>
+            </w:r>
+          </w:p>
+        </w:tc>
+        <w:tc>
+          <w:tcPr>
+            <w:tcW w:type="dxa" w:w="1152"/>
+            <w:shd w:fill="F8FAFC"/>
+            <w:tcMar>
+              <w:top w:w="70" w:type="dxa"/>
+              <w:bottom w:w="70" w:type="dxa"/>
+              <w:left w:w="90" w:type="dxa"/>
+              <w:right w:w="90" w:type="dxa"/>
+            </w:tcMar>
+          </w:tcPr>
+          <w:p>
+            <w:r>
+              <w:rPr>
+                <w:rFonts w:ascii="Calibri" w:hAnsi="Calibri"/>
+                <w:color w:val="0F172A"/>
+                <w:sz w:val="17"/>
+              </w:rPr>
+              <w:t>0</w:t>
+            </w:r>
+          </w:p>
+        </w:tc>
+        <w:tc>
+          <w:tcPr>
+            <w:tcW w:type="dxa" w:w="1152"/>
+            <w:shd w:fill="F8FAFC"/>
+            <w:tcMar>
+              <w:top w:w="70" w:type="dxa"/>
+              <w:bottom w:w="70" w:type="dxa"/>
+              <w:left w:w="90" w:type="dxa"/>
+              <w:right w:w="90" w:type="dxa"/>
+            </w:tcMar>
+          </w:tcPr>
+          <w:p>
+            <w:r>
+              <w:rPr>
+                <w:rFonts w:ascii="Calibri" w:hAnsi="Calibri"/>
+                <w:color w:val="0F172A"/>
+                <w:sz w:val="17"/>
+              </w:rPr>
+              <w:t>0</w:t>
+            </w:r>
+          </w:p>
+        </w:tc>
+        <w:tc>
+          <w:tcPr>
+            <w:tcW w:type="dxa" w:w="1440"/>
+            <w:shd w:fill="F8FAFC"/>
+            <w:tcMar>
+              <w:top w:w="70" w:type="dxa"/>
+              <w:bottom w:w="70" w:type="dxa"/>
+              <w:left w:w="90" w:type="dxa"/>
+              <w:right w:w="90" w:type="dxa"/>
+            </w:tcMar>
+          </w:tcPr>
+          <w:p>
+            <w:r>
+              <w:rPr>
+                <w:rFonts w:ascii="Calibri" w:hAnsi="Calibri"/>
+                <w:color w:val="0F172A"/>
+                <w:sz w:val="17"/>
+              </w:rPr>
+              <w:t>50 h</w:t>
+            </w:r>
+          </w:p>
+        </w:tc>
+        <w:tc>
+          <w:tcPr>
+            <w:tcW w:type="dxa" w:w="1152"/>
+            <w:shd w:fill="F8FAFC"/>
+            <w:tcMar>
+              <w:top w:w="70" w:type="dxa"/>
+              <w:bottom w:w="70" w:type="dxa"/>
+              <w:left w:w="90" w:type="dxa"/>
+              <w:right w:w="90" w:type="dxa"/>
+            </w:tcMar>
+          </w:tcPr>
+          <w:p>
+            <w:r>
+              <w:rPr>
+                <w:rFonts w:ascii="Calibri" w:hAnsi="Calibri"/>
+                <w:color w:val="0F172A"/>
+                <w:sz w:val="17"/>
+              </w:rPr>
+              <w:t>100%</w:t>
+            </w:r>
+          </w:p>
+        </w:tc>
+      </w:tr>
+      <w:tr>
+        <w:tc>
+          <w:tcPr>
+            <w:tcW w:type="dxa" w:w="3312"/>
+            <w:shd w:fill="FFFFFF"/>
+            <w:tcMar>
+              <w:top w:w="70" w:type="dxa"/>
+              <w:bottom w:w="70" w:type="dxa"/>
+              <w:left w:w="90" w:type="dxa"/>
+              <w:right w:w="90" w:type="dxa"/>
+            </w:tcMar>
+          </w:tcPr>
+          <w:p>
+            <w:r>
+              <w:rPr>
+                <w:rFonts w:ascii="Calibri" w:hAnsi="Calibri"/>
+                <w:b/>
+                <w:color w:val="1E3A8A"/>
+                <w:sz w:val="17"/>
+              </w:rPr>
+              <w:t>FastAPI Backend &amp; PostgreSQL DB Persistence</w:t>
+            </w:r>
+          </w:p>
+        </w:tc>
+        <w:tc>
+          <w:tcPr>
+            <w:tcW w:type="dxa" w:w="864"/>
+            <w:shd w:fill="FFFFFF"/>
+            <w:tcMar>
+              <w:top w:w="70" w:type="dxa"/>
+              <w:bottom w:w="70" w:type="dxa"/>
+              <w:left w:w="90" w:type="dxa"/>
+              <w:right w:w="90" w:type="dxa"/>
+            </w:tcMar>
+          </w:tcPr>
+          <w:p>
+            <w:r>
+              <w:rPr>
+                <w:rFonts w:ascii="Calibri" w:hAnsi="Calibri"/>
+                <w:color w:val="0F172A"/>
+                <w:sz w:val="17"/>
+              </w:rPr>
+              <w:t>2</w:t>
+            </w:r>
+          </w:p>
+        </w:tc>
+        <w:tc>
+          <w:tcPr>
+            <w:tcW w:type="dxa" w:w="1152"/>
+            <w:shd w:fill="FFFFFF"/>
+            <w:tcMar>
+              <w:top w:w="70" w:type="dxa"/>
+              <w:bottom w:w="70" w:type="dxa"/>
+              <w:left w:w="90" w:type="dxa"/>
+              <w:right w:w="90" w:type="dxa"/>
+            </w:tcMar>
+          </w:tcPr>
+          <w:p>
+            <w:r>
+              <w:rPr>
+                <w:rFonts w:ascii="Calibri" w:hAnsi="Calibri"/>
+                <w:color w:val="0F172A"/>
+                <w:sz w:val="17"/>
+              </w:rPr>
+              <w:t>1</w:t>
+            </w:r>
+          </w:p>
+        </w:tc>
+        <w:tc>
+          <w:tcPr>
+            <w:tcW w:type="dxa" w:w="1152"/>
+            <w:shd w:fill="FFFFFF"/>
+            <w:tcMar>
+              <w:top w:w="70" w:type="dxa"/>
+              <w:bottom w:w="70" w:type="dxa"/>
+              <w:left w:w="90" w:type="dxa"/>
+              <w:right w:w="90" w:type="dxa"/>
+            </w:tcMar>
+          </w:tcPr>
+          <w:p>
+            <w:r>
+              <w:rPr>
+                <w:rFonts w:ascii="Calibri" w:hAnsi="Calibri"/>
+                <w:color w:val="0F172A"/>
+                <w:sz w:val="17"/>
+              </w:rPr>
+              <w:t>1</w:t>
+            </w:r>
+          </w:p>
+        </w:tc>
+        <w:tc>
+          <w:tcPr>
+            <w:tcW w:type="dxa" w:w="1152"/>
+            <w:shd w:fill="FFFFFF"/>
+            <w:tcMar>
+              <w:top w:w="70" w:type="dxa"/>
+              <w:bottom w:w="70" w:type="dxa"/>
+              <w:left w:w="90" w:type="dxa"/>
+              <w:right w:w="90" w:type="dxa"/>
+            </w:tcMar>
+          </w:tcPr>
+          <w:p>
+            <w:r>
+              <w:rPr>
+                <w:rFonts w:ascii="Calibri" w:hAnsi="Calibri"/>
+                <w:color w:val="0F172A"/>
+                <w:sz w:val="17"/>
+              </w:rPr>
+              <w:t>0</w:t>
+            </w:r>
+          </w:p>
+        </w:tc>
+        <w:tc>
+          <w:tcPr>
+            <w:tcW w:type="dxa" w:w="1440"/>
+            <w:shd w:fill="FFFFFF"/>
+            <w:tcMar>
+              <w:top w:w="70" w:type="dxa"/>
+              <w:bottom w:w="70" w:type="dxa"/>
+              <w:left w:w="90" w:type="dxa"/>
+              <w:right w:w="90" w:type="dxa"/>
+            </w:tcMar>
+          </w:tcPr>
+          <w:p>
+            <w:r>
+              <w:rPr>
+                <w:rFonts w:ascii="Calibri" w:hAnsi="Calibri"/>
+                <w:color w:val="0F172A"/>
+                <w:sz w:val="17"/>
+              </w:rPr>
+              <w:t>45 h</w:t>
+            </w:r>
+          </w:p>
+        </w:tc>
+        <w:tc>
+          <w:tcPr>
+            <w:tcW w:type="dxa" w:w="1152"/>
+            <w:shd w:fill="FFFFFF"/>
+            <w:tcMar>
+              <w:top w:w="70" w:type="dxa"/>
+              <w:bottom w:w="70" w:type="dxa"/>
+              <w:left w:w="90" w:type="dxa"/>
+              <w:right w:w="90" w:type="dxa"/>
+            </w:tcMar>
+          </w:tcPr>
+          <w:p>
+            <w:r>
+              <w:rPr>
+                <w:rFonts w:ascii="Calibri" w:hAnsi="Calibri"/>
+                <w:color w:val="0F172A"/>
+                <w:sz w:val="17"/>
+              </w:rPr>
+              <w:t>75%</w:t>
+            </w:r>
+          </w:p>
+        </w:tc>
+      </w:tr>
+      <w:tr>
+        <w:tc>
+          <w:tcPr>
+            <w:tcW w:type="dxa" w:w="3312"/>
+            <w:shd w:fill="F8FAFC"/>
+            <w:tcMar>
+              <w:top w:w="70" w:type="dxa"/>
+              <w:bottom w:w="70" w:type="dxa"/>
+              <w:left w:w="90" w:type="dxa"/>
+              <w:right w:w="90" w:type="dxa"/>
+            </w:tcMar>
+          </w:tcPr>
+          <w:p>
+            <w:r>
+              <w:rPr>
+                <w:rFonts w:ascii="Calibri" w:hAnsi="Calibri"/>
+                <w:b/>
+                <w:color w:val="1E3A8A"/>
+                <w:sz w:val="17"/>
+              </w:rPr>
+              <w:t>Exportación Gráfica (PNG/PDF) &amp; Drive Backup SA</w:t>
+            </w:r>
+          </w:p>
+        </w:tc>
+        <w:tc>
+          <w:tcPr>
+            <w:tcW w:type="dxa" w:w="864"/>
+            <w:shd w:fill="F8FAFC"/>
+            <w:tcMar>
+              <w:top w:w="70" w:type="dxa"/>
+              <w:bottom w:w="70" w:type="dxa"/>
+              <w:left w:w="90" w:type="dxa"/>
+              <w:right w:w="90" w:type="dxa"/>
+            </w:tcMar>
+          </w:tcPr>
+          <w:p>
+            <w:r>
+              <w:rPr>
+                <w:rFonts w:ascii="Calibri" w:hAnsi="Calibri"/>
+                <w:color w:val="0F172A"/>
+                <w:sz w:val="17"/>
+              </w:rPr>
+              <w:t>2</w:t>
+            </w:r>
+          </w:p>
+        </w:tc>
+        <w:tc>
+          <w:tcPr>
+            <w:tcW w:type="dxa" w:w="1152"/>
+            <w:shd w:fill="F8FAFC"/>
+            <w:tcMar>
+              <w:top w:w="70" w:type="dxa"/>
+              <w:bottom w:w="70" w:type="dxa"/>
+              <w:left w:w="90" w:type="dxa"/>
+              <w:right w:w="90" w:type="dxa"/>
+            </w:tcMar>
+          </w:tcPr>
+          <w:p>
+            <w:r>
+              <w:rPr>
+                <w:rFonts w:ascii="Calibri" w:hAnsi="Calibri"/>
+                <w:color w:val="0F172A"/>
+                <w:sz w:val="17"/>
+              </w:rPr>
+              <w:t>0</w:t>
+            </w:r>
+          </w:p>
+        </w:tc>
+        <w:tc>
+          <w:tcPr>
+            <w:tcW w:type="dxa" w:w="1152"/>
+            <w:shd w:fill="F8FAFC"/>
+            <w:tcMar>
+              <w:top w:w="70" w:type="dxa"/>
+              <w:bottom w:w="70" w:type="dxa"/>
+              <w:left w:w="90" w:type="dxa"/>
+              <w:right w:w="90" w:type="dxa"/>
+            </w:tcMar>
+          </w:tcPr>
+          <w:p>
+            <w:r>
+              <w:rPr>
+                <w:rFonts w:ascii="Calibri" w:hAnsi="Calibri"/>
+                <w:color w:val="0F172A"/>
+                <w:sz w:val="17"/>
+              </w:rPr>
+              <w:t>1</w:t>
+            </w:r>
+          </w:p>
+        </w:tc>
+        <w:tc>
+          <w:tcPr>
+            <w:tcW w:type="dxa" w:w="1152"/>
+            <w:shd w:fill="F8FAFC"/>
+            <w:tcMar>
+              <w:top w:w="70" w:type="dxa"/>
+              <w:bottom w:w="70" w:type="dxa"/>
+              <w:left w:w="90" w:type="dxa"/>
+              <w:right w:w="90" w:type="dxa"/>
+            </w:tcMar>
+          </w:tcPr>
+          <w:p>
+            <w:r>
+              <w:rPr>
+                <w:rFonts w:ascii="Calibri" w:hAnsi="Calibri"/>
+                <w:color w:val="0F172A"/>
+                <w:sz w:val="17"/>
+              </w:rPr>
+              <w:t>1</w:t>
+            </w:r>
+          </w:p>
+        </w:tc>
+        <w:tc>
+          <w:tcPr>
+            <w:tcW w:type="dxa" w:w="1440"/>
+            <w:shd w:fill="F8FAFC"/>
+            <w:tcMar>
+              <w:top w:w="70" w:type="dxa"/>
+              <w:bottom w:w="70" w:type="dxa"/>
+              <w:left w:w="90" w:type="dxa"/>
+              <w:right w:w="90" w:type="dxa"/>
+            </w:tcMar>
+          </w:tcPr>
+          <w:p>
+            <w:r>
+              <w:rPr>
+                <w:rFonts w:ascii="Calibri" w:hAnsi="Calibri"/>
+                <w:color w:val="0F172A"/>
+                <w:sz w:val="17"/>
+              </w:rPr>
+              <w:t>55 h</w:t>
+            </w:r>
+          </w:p>
+        </w:tc>
+        <w:tc>
+          <w:tcPr>
+            <w:tcW w:type="dxa" w:w="1152"/>
+            <w:shd w:fill="F8FAFC"/>
+            <w:tcMar>
+              <w:top w:w="70" w:type="dxa"/>
+              <w:bottom w:w="70" w:type="dxa"/>
+              <w:left w:w="90" w:type="dxa"/>
+              <w:right w:w="90" w:type="dxa"/>
+            </w:tcMar>
+          </w:tcPr>
+          <w:p>
+            <w:r>
+              <w:rPr>
+                <w:rFonts w:ascii="Calibri" w:hAnsi="Calibri"/>
+                <w:color w:val="0F172A"/>
+                <w:sz w:val="17"/>
+              </w:rPr>
+              <w:t>30%</w:t>
             </w:r>
           </w:p>
         </w:tc>
@@ -1027,171 +3626,1764 @@
     </w:tbl>
     <w:p>
       <w:pPr>
-        <w:spacing w:before="280" w:after="120"/>
+        <w:spacing w:after="160"/>
+      </w:pPr>
+    </w:p>
+    <w:p>
+      <w:pPr>
+        <w:spacing w:before="280" w:after="100"/>
       </w:pPr>
       <w:r>
         <w:rPr>
           <w:rFonts w:ascii="Calibri" w:hAnsi="Calibri"/>
           <w:b/>
           <w:color w:val="1E3A8A"/>
-          <w:sz w:val="28"/>
+          <w:sz w:val="26"/>
         </w:rPr>
-        <w:t>3. Desglose del Cronograma por las 7 Fases Corporativas</w:t>
+        <w:t>4. Desglose Detallado de Historias de Usuario e Hitos Técnicos</w:t>
       </w:r>
     </w:p>
     <w:p>
       <w:pPr>
-        <w:spacing w:after="100" w:line="276" w:lineRule="auto"/>
+        <w:spacing w:before="200" w:after="60"/>
+      </w:pPr>
+      <w:r>
+        <w:rPr>
+          <w:rFonts w:ascii="Calibri" w:hAnsi="Calibri"/>
+          <w:b/>
+          <w:color w:val="2563EB"/>
+          <w:sz w:val="22"/>
+        </w:rPr>
+        <w:t>Sprint 01: Arquitectura Base Windows &amp; SQLite Sync</w:t>
+      </w:r>
+    </w:p>
+    <w:p>
+      <w:pPr>
+        <w:spacing w:after="80" w:line="276" w:lineRule="auto"/>
       </w:pPr>
       <w:r>
         <w:rPr>
           <w:rFonts w:ascii="Calibri" w:hAnsi="Calibri"/>
           <w:b/>
           <w:color w:val="0F172A"/>
-          <w:sz w:val="20"/>
+          <w:sz w:val="19"/>
         </w:rPr>
-        <w:t xml:space="preserve">• Fase 1: Diagnóstico Estratégico (Enero): </w:t>
+        <w:t xml:space="preserve">• Item #01: Base de Datos Compartida Google Drive: </w:t>
       </w:r>
       <w:r>
         <w:rPr>
           <w:rFonts w:ascii="Calibri" w:hAnsi="Calibri"/>
           <w:color w:val="0F172A"/>
-          <w:sz w:val="20"/>
+          <w:sz w:val="19"/>
         </w:rPr>
-        <w:t>Análisis del dolor en herramientas manuales desconectadas. Mapeo del proceso AS-IS de documentación de diagramas y definición de requerimientos de estandarización.</w:t>
+        <w:t>Implementación de base de datos SQLite compartida con sincronización cada 5 min y respaldos automáticos. [34 SP / 75 h - Completed (Commit 4c0e337)]</w:t>
       </w:r>
     </w:p>
     <w:p>
       <w:pPr>
-        <w:spacing w:after="100" w:line="276" w:lineRule="auto"/>
+        <w:spacing w:before="200" w:after="60"/>
+      </w:pPr>
+      <w:r>
+        <w:rPr>
+          <w:rFonts w:ascii="Calibri" w:hAnsi="Calibri"/>
+          <w:b/>
+          <w:color w:val="2563EB"/>
+          <w:sz w:val="22"/>
+        </w:rPr>
+        <w:t>Sprint 02: Gobernanza de Proyectos &amp; Metodología 7 Fases</w:t>
+      </w:r>
+    </w:p>
+    <w:p>
+      <w:pPr>
+        <w:spacing w:after="80" w:line="276" w:lineRule="auto"/>
       </w:pPr>
       <w:r>
         <w:rPr>
           <w:rFonts w:ascii="Calibri" w:hAnsi="Calibri"/>
           <w:b/>
           <w:color w:val="0F172A"/>
-          <w:sz w:val="20"/>
+          <w:sz w:val="19"/>
         </w:rPr>
-        <w:t xml:space="preserve">• Fase 2: Inicio del Proyecto (Febrero): </w:t>
+        <w:t xml:space="preserve">• Item #02: Módulo de Gobernanza Corporativa: </w:t>
       </w:r>
       <w:r>
         <w:rPr>
           <w:rFonts w:ascii="Calibri" w:hAnsi="Calibri"/>
           <w:color w:val="0F172A"/>
-          <w:sz w:val="20"/>
+          <w:sz w:val="19"/>
         </w:rPr>
-        <w:t>Publicación del Project Charter formal de TEMIS, aprobación de sponsor ejecutivo y establecimiento de la matriz RACI.</w:t>
+        <w:t>Modelado de las 7 fases, registro de actas constitutivas, asignación de matriz RACI y Daily Logs de seguimiento. [42 SP / 90 h - Completed]</w:t>
       </w:r>
     </w:p>
     <w:p>
       <w:pPr>
-        <w:spacing w:after="100" w:line="276" w:lineRule="auto"/>
+        <w:spacing w:before="200" w:after="60"/>
+      </w:pPr>
+      <w:r>
+        <w:rPr>
+          <w:rFonts w:ascii="Calibri" w:hAnsi="Calibri"/>
+          <w:b/>
+          <w:color w:val="2563EB"/>
+          <w:sz w:val="22"/>
+        </w:rPr>
+        <w:t>Sprint 03: Motor de Diagramación Desktop</w:t>
+      </w:r>
+    </w:p>
+    <w:p>
+      <w:pPr>
+        <w:spacing w:after="80" w:line="276" w:lineRule="auto"/>
       </w:pPr>
       <w:r>
         <w:rPr>
           <w:rFonts w:ascii="Calibri" w:hAnsi="Calibri"/>
           <w:b/>
           <w:color w:val="0F172A"/>
-          <w:sz w:val="20"/>
+          <w:sz w:val="19"/>
         </w:rPr>
-        <w:t xml:space="preserve">• Fase 3: Planificación Híbrida (Marzo): </w:t>
+        <w:t xml:space="preserve">• Item #03: Canvas de Dibujo Vectorial Local: </w:t>
       </w:r>
       <w:r>
         <w:rPr>
           <w:rFonts w:ascii="Calibri" w:hAnsi="Calibri"/>
           <w:color w:val="0F172A"/>
-          <w:sz w:val="20"/>
+          <w:sz w:val="19"/>
         </w:rPr>
-        <w:t>Elaboración del Backlog Scrum Técnico 2026 con 47 commits base, especificación de simbología oficial BPMN y cálculo de esfuerzo.</w:t>
+        <w:t>Lienzo de dibujo de nodos BPMN en entorno local con soporte de swimlanes inicial. [38 SP / 80 h - Completed]</w:t>
       </w:r>
     </w:p>
     <w:p>
       <w:pPr>
-        <w:spacing w:after="100" w:line="276" w:lineRule="auto"/>
+        <w:spacing w:before="200" w:after="60"/>
+      </w:pPr>
+      <w:r>
+        <w:rPr>
+          <w:rFonts w:ascii="Calibri" w:hAnsi="Calibri"/>
+          <w:b/>
+          <w:color w:val="2563EB"/>
+          <w:sz w:val="22"/>
+        </w:rPr>
+        <w:t>Sprint 04: Desacoplamiento &amp; API REST</w:t>
+      </w:r>
+    </w:p>
+    <w:p>
+      <w:pPr>
+        <w:spacing w:after="80" w:line="276" w:lineRule="auto"/>
       </w:pPr>
       <w:r>
         <w:rPr>
           <w:rFonts w:ascii="Calibri" w:hAnsi="Calibri"/>
           <w:b/>
           <w:color w:val="0F172A"/>
-          <w:sz w:val="20"/>
+          <w:sz w:val="19"/>
         </w:rPr>
-        <w:t xml:space="preserve">• Fase 4: Ejecución Iterativa (Abril - Septiembre): </w:t>
+        <w:t xml:space="preserve">• Item #04: Arquitectura FastAPI &amp; Modelos Pydantic: </w:t>
       </w:r>
       <w:r>
         <w:rPr>
           <w:rFonts w:ascii="Calibri" w:hAnsi="Calibri"/>
           <w:color w:val="0F172A"/>
-          <w:sz w:val="20"/>
+          <w:sz w:val="19"/>
         </w:rPr>
-        <w:t>Desarrollo iterativo de la plataforma. Destaca la decisión estratégica de migrar de cliente Desktop Windows a arquitectura Web SaaS Full-Stack (Render Cloud), integración del motor SIPOC y Copiloto Gemini 2.5 Flash.</w:t>
+        <w:t>Separación de lógica de negocio y creación de endpoints REST para gestión de diagramas. [30 SP / 65 h - Completed]</w:t>
       </w:r>
     </w:p>
     <w:p>
       <w:pPr>
-        <w:spacing w:after="100" w:line="276" w:lineRule="auto"/>
+        <w:spacing w:before="200" w:after="60"/>
+      </w:pPr>
+      <w:r>
+        <w:rPr>
+          <w:rFonts w:ascii="Calibri" w:hAnsi="Calibri"/>
+          <w:b/>
+          <w:color w:val="2563EB"/>
+          <w:sz w:val="22"/>
+        </w:rPr>
+        <w:t>Sprint 05: 🔥 Hito Clave - Reestructuración Web SaaS Cloud</w:t>
+      </w:r>
+    </w:p>
+    <w:p>
+      <w:pPr>
+        <w:spacing w:after="80" w:line="276" w:lineRule="auto"/>
       </w:pPr>
       <w:r>
         <w:rPr>
           <w:rFonts w:ascii="Calibri" w:hAnsi="Calibri"/>
           <w:b/>
           <w:color w:val="0F172A"/>
-          <w:sz w:val="20"/>
+          <w:sz w:val="19"/>
         </w:rPr>
-        <w:t xml:space="preserve">• Fase 5: Monitoreo y Control (Octubre): </w:t>
+        <w:t xml:space="preserve">• Item #05: Migración a Reflex Web Full-Stack: </w:t>
       </w:r>
       <w:r>
         <w:rPr>
           <w:rFonts w:ascii="Calibri" w:hAnsi="Calibri"/>
           <w:color w:val="0F172A"/>
-          <w:sz w:val="20"/>
+          <w:sz w:val="19"/>
         </w:rPr>
-        <w:t>Implementación del Auditor de Calidad IA (0-100) para cumplimiento de estándares Six Sigma, pruebas de carga y verificación continua.</w:t>
+        <w:t>Evolución integral de app Windows a Web SaaS Cloud desplegada en Render con PostgreSQL. [40 SP / 90 h - Completed (Commit fe136da)]</w:t>
       </w:r>
     </w:p>
     <w:p>
       <w:pPr>
-        <w:spacing w:after="100" w:line="276" w:lineRule="auto"/>
+        <w:spacing w:after="80" w:line="276" w:lineRule="auto"/>
       </w:pPr>
       <w:r>
         <w:rPr>
           <w:rFonts w:ascii="Calibri" w:hAnsi="Calibri"/>
           <w:b/>
           <w:color w:val="0F172A"/>
-          <w:sz w:val="20"/>
+          <w:sz w:val="19"/>
         </w:rPr>
-        <w:t xml:space="preserve">• Fase 6: Mejora Continua (Noviembre): </w:t>
+        <w:t xml:space="preserve">• Item #06: Parser Nativo Determinista Lucidchart: </w:t>
       </w:r>
       <w:r>
         <w:rPr>
           <w:rFonts w:ascii="Calibri" w:hAnsi="Calibri"/>
           <w:color w:val="0F172A"/>
-          <w:sz w:val="20"/>
+          <w:sz w:val="19"/>
         </w:rPr>
-        <w:t>Optimización de rendimiento en nube, refinamiento del catálogo de flujos guardados y automatización de respaldos en Google Workspace Shared Drive con Service Account.</w:t>
+        <w:t>Importación biunívoca de CSV/JSON de Lucidchart mapeando 8 pestañas y 640 líneas sin IA. [25 SP / 50 h - Completed (Commits 9f31c2f, 9e8da71, 55e43d8)]</w:t>
       </w:r>
     </w:p>
     <w:p>
       <w:pPr>
-        <w:spacing w:after="100" w:line="276" w:lineRule="auto"/>
+        <w:spacing w:before="200" w:after="60"/>
+      </w:pPr>
+      <w:r>
+        <w:rPr>
+          <w:rFonts w:ascii="Calibri" w:hAnsi="Calibri"/>
+          <w:b/>
+          <w:color w:val="2563EB"/>
+          <w:sz w:val="22"/>
+        </w:rPr>
+        <w:t>Sprint 06: Suite 4 Vistas, UI/UX Pro &amp; Gemini IA</w:t>
+      </w:r>
+    </w:p>
+    <w:p>
+      <w:pPr>
+        <w:spacing w:after="80" w:line="276" w:lineRule="auto"/>
       </w:pPr>
       <w:r>
         <w:rPr>
           <w:rFonts w:ascii="Calibri" w:hAnsi="Calibri"/>
           <w:b/>
           <w:color w:val="0F172A"/>
-          <w:sz w:val="20"/>
+          <w:sz w:val="19"/>
         </w:rPr>
-        <w:t xml:space="preserve">• Fase 7: Cierre del Proyecto (Diciembre): </w:t>
+        <w:t xml:space="preserve">• Item #07: Reingeniería UI/UX (Dock, Inspector, Pestañas): </w:t>
       </w:r>
       <w:r>
         <w:rPr>
           <w:rFonts w:ascii="Calibri" w:hAnsi="Calibri"/>
           <w:color w:val="0F172A"/>
-          <w:sz w:val="20"/>
+          <w:sz w:val="19"/>
         </w:rPr>
-        <w:t>Evaluación de valor entregado, acta de cierre formal, paquete de exportación de proyectos y lecciones aprendidas.</w:t>
+        <w:t>Layout estilo Lucidchart/Figma: header minimalista 50px, dock izquierdo, inspector contextual y zoom. [25 SP / 55 h - Completed (Commit 9805816)]</w:t>
       </w:r>
+    </w:p>
+    <w:p>
+      <w:pPr>
+        <w:spacing w:after="80" w:line="276" w:lineRule="auto"/>
+      </w:pPr>
+      <w:r>
+        <w:rPr>
+          <w:rFonts w:ascii="Calibri" w:hAnsi="Calibri"/>
+          <w:b/>
+          <w:color w:val="0F172A"/>
+          <w:sz w:val="19"/>
+        </w:rPr>
+        <w:t xml:space="preserve">• Item #08: Conexión Interactiva &amp; Ruteo Bézier: </w:t>
+      </w:r>
+      <w:r>
+        <w:rPr>
+          <w:rFonts w:ascii="Calibri" w:hAnsi="Calibri"/>
+          <w:color w:val="0F172A"/>
+          <w:sz w:val="19"/>
+        </w:rPr>
+        <w:t>Cálculo perimetral Este-Oeste con curvas cúbicas SVG y etiquetas de decisión interactivas. [10 SP / 25 h - Completed (Commits 70a72ca, 592127e)]</w:t>
+      </w:r>
+    </w:p>
+    <w:p>
+      <w:pPr>
+        <w:spacing w:after="80" w:line="276" w:lineRule="auto"/>
+      </w:pPr>
+      <w:r>
+        <w:rPr>
+          <w:rFonts w:ascii="Calibri" w:hAnsi="Calibri"/>
+          <w:b/>
+          <w:color w:val="0F172A"/>
+          <w:sz w:val="19"/>
+        </w:rPr>
+        <w:t xml:space="preserve">• Item #09: Auditor de Calidad IA (Gemini 2.5 Flash): </w:t>
+      </w:r>
+      <w:r>
+        <w:rPr>
+          <w:rFonts w:ascii="Calibri" w:hAnsi="Calibri"/>
+          <w:color w:val="0F172A"/>
+          <w:sz w:val="19"/>
+        </w:rPr>
+        <w:t>Auditoría de cumplimiento Six Sigma y calificación 0-100 en tiempo real con recomendaciones. [10 SP / 25 h - Completed (Commit 592127e)]</w:t>
+      </w:r>
+    </w:p>
+    <w:p>
+      <w:pPr>
+        <w:spacing w:before="200" w:after="60"/>
+      </w:pPr>
+      <w:r>
+        <w:rPr>
+          <w:rFonts w:ascii="Calibri" w:hAnsi="Calibri"/>
+          <w:b/>
+          <w:color w:val="2563EB"/>
+          <w:sz w:val="22"/>
+        </w:rPr>
+        <w:t>Sprint 07: Persistencia Cloud &amp; Exportador Gráfico</w:t>
+      </w:r>
+    </w:p>
+    <w:p>
+      <w:pPr>
+        <w:spacing w:after="80" w:line="276" w:lineRule="auto"/>
+      </w:pPr>
+      <w:r>
+        <w:rPr>
+          <w:rFonts w:ascii="Calibri" w:hAnsi="Calibri"/>
+          <w:b/>
+          <w:color w:val="0F172A"/>
+          <w:sz w:val="19"/>
+        </w:rPr>
+        <w:t xml:space="preserve">• Item #10: Auto-Guardado y Catálogo en Archivo ▾: </w:t>
+      </w:r>
+      <w:r>
+        <w:rPr>
+          <w:rFonts w:ascii="Calibri" w:hAnsi="Calibri"/>
+          <w:color w:val="0F172A"/>
+          <w:sz w:val="19"/>
+        </w:rPr>
+        <w:t>Persistencia continua en PostgreSQL y explorador de flujos guardados con búsqueda en tiempo real. [15 SP / 30 h - In Progress]</w:t>
+      </w:r>
+    </w:p>
+    <w:p>
+      <w:pPr>
+        <w:spacing w:after="80" w:line="276" w:lineRule="auto"/>
+      </w:pPr>
+      <w:r>
+        <w:rPr>
+          <w:rFonts w:ascii="Calibri" w:hAnsi="Calibri"/>
+          <w:b/>
+          <w:color w:val="0F172A"/>
+          <w:sz w:val="19"/>
+        </w:rPr>
+        <w:t xml:space="preserve">• Item #11: Exportador Gráfico PNG/PDF de Alta Resolución: </w:t>
+      </w:r>
+      <w:r>
+        <w:rPr>
+          <w:rFonts w:ascii="Calibri" w:hAnsi="Calibri"/>
+          <w:color w:val="0F172A"/>
+          <w:sz w:val="19"/>
+        </w:rPr>
+        <w:t>Renderizado vectorial a 300 DPI y generación de informes ejecutivos en PDF. [13 SP / 25 h - In Progress]</w:t>
+      </w:r>
+    </w:p>
+    <w:p>
+      <w:pPr>
+        <w:spacing w:before="200" w:after="60"/>
+      </w:pPr>
+      <w:r>
+        <w:rPr>
+          <w:rFonts w:ascii="Calibri" w:hAnsi="Calibri"/>
+          <w:b/>
+          <w:color w:val="2563EB"/>
+          <w:sz w:val="22"/>
+        </w:rPr>
+        <w:t>Sprint 08: Auto-Layout de Swimlanes &amp; Multi-Usuario</w:t>
+      </w:r>
+    </w:p>
+    <w:p>
+      <w:pPr>
+        <w:spacing w:after="80" w:line="276" w:lineRule="auto"/>
+      </w:pPr>
+      <w:r>
+        <w:rPr>
+          <w:rFonts w:ascii="Calibri" w:hAnsi="Calibri"/>
+          <w:b/>
+          <w:color w:val="0F172A"/>
+          <w:sz w:val="19"/>
+        </w:rPr>
+        <w:t xml:space="preserve">• Item #12: Distribución Automática por Actor y Sistema: </w:t>
+      </w:r>
+      <w:r>
+        <w:rPr>
+          <w:rFonts w:ascii="Calibri" w:hAnsi="Calibri"/>
+          <w:color w:val="0F172A"/>
+          <w:sz w:val="19"/>
+        </w:rPr>
+        <w:t>Algoritmo de alineación dinámica vertical y horizontal según roles y sistemas (Chronos, etc.). [35 SP / 70 h - Planned]</w:t>
+      </w:r>
+    </w:p>
+    <w:p>
+      <w:pPr>
+        <w:spacing w:before="200" w:after="60"/>
+      </w:pPr>
+      <w:r>
+        <w:rPr>
+          <w:rFonts w:ascii="Calibri" w:hAnsi="Calibri"/>
+          <w:b/>
+          <w:color w:val="2563EB"/>
+          <w:sz w:val="22"/>
+        </w:rPr>
+        <w:t>Sprint 09: Respaldo en Unidad Compartida Google Drive</w:t>
+      </w:r>
+    </w:p>
+    <w:p>
+      <w:pPr>
+        <w:spacing w:after="80" w:line="276" w:lineRule="auto"/>
+      </w:pPr>
+      <w:r>
+        <w:rPr>
+          <w:rFonts w:ascii="Calibri" w:hAnsi="Calibri"/>
+          <w:b/>
+          <w:color w:val="0F172A"/>
+          <w:sz w:val="19"/>
+        </w:rPr>
+        <w:t xml:space="preserve">• Item #13: Conexión Service Account (maxibot-sa): </w:t>
+      </w:r>
+      <w:r>
+        <w:rPr>
+          <w:rFonts w:ascii="Calibri" w:hAnsi="Calibri"/>
+          <w:color w:val="0F172A"/>
+          <w:sz w:val="19"/>
+        </w:rPr>
+        <w:t>Respaldo automático de paquetes .temis.json en Shared Drive corporativa con supportsAllDrives=True. [25 SP / 50 h - Planned]</w:t>
+      </w:r>
+    </w:p>
+    <w:p>
+      <w:pPr>
+        <w:spacing w:before="200" w:after="60"/>
+      </w:pPr>
+      <w:r>
+        <w:rPr>
+          <w:rFonts w:ascii="Calibri" w:hAnsi="Calibri"/>
+          <w:b/>
+          <w:color w:val="2563EB"/>
+          <w:sz w:val="22"/>
+        </w:rPr>
+        <w:t>Sprint 10: Pruebas de Carga, Certificación &amp; Cierre</w:t>
+      </w:r>
+    </w:p>
+    <w:p>
+      <w:pPr>
+        <w:spacing w:after="80" w:line="276" w:lineRule="auto"/>
+      </w:pPr>
+      <w:r>
+        <w:rPr>
+          <w:rFonts w:ascii="Calibri" w:hAnsi="Calibri"/>
+          <w:b/>
+          <w:color w:val="0F172A"/>
+          <w:sz w:val="19"/>
+        </w:rPr>
+        <w:t xml:space="preserve">• Item #14: Stress Testing (+2,000 Nodos) &amp; Cierre Formal: </w:t>
+      </w:r>
+      <w:r>
+        <w:rPr>
+          <w:rFonts w:ascii="Calibri" w:hAnsi="Calibri"/>
+          <w:color w:val="0F172A"/>
+          <w:sz w:val="19"/>
+        </w:rPr>
+        <w:t>Certificación UAT, manuales técnicos de usuario y firma formal del Acta de Cierre de Proyecto. [20 SP / 45 h - Planned]</w:t>
+      </w:r>
+    </w:p>
+    <w:p>
+      <w:pPr>
+        <w:spacing w:before="280" w:after="100"/>
+      </w:pPr>
+      <w:r>
+        <w:rPr>
+          <w:rFonts w:ascii="Calibri" w:hAnsi="Calibri"/>
+          <w:b/>
+          <w:color w:val="1E3A8A"/>
+          <w:sz w:val="26"/>
+        </w:rPr>
+        <w:t>5. Relación y Trazabilidad de Commits Técnicos en Git</w:t>
+      </w:r>
+    </w:p>
+    <w:p>
+      <w:pPr>
+        <w:spacing w:after="80" w:line="276" w:lineRule="auto"/>
+      </w:pPr>
+      <w:r>
+        <w:rPr>
+          <w:rFonts w:ascii="Calibri" w:hAnsi="Calibri"/>
+          <w:color w:val="0F172A"/>
+          <w:sz w:val="19"/>
+        </w:rPr>
+        <w:t>A continuación se documenta el extracto de los principales commits que respaldan la evolución técnica del proyecto TEMIS:</w:t>
+      </w:r>
+    </w:p>
+    <w:tbl>
+      <w:tblPr>
+        <w:tblW w:type="auto" w:w="0"/>
+        <w:jc w:val="center"/>
+        <w:tblLayout w:type="fixed"/>
+        <w:tblLook w:firstColumn="1" w:firstRow="1" w:lastColumn="0" w:lastRow="0" w:noHBand="0" w:noVBand="1" w:val="04A0"/>
+      </w:tblPr>
+      <w:tblGrid>
+        <w:gridCol w:w="1728"/>
+        <w:gridCol w:w="1728"/>
+        <w:gridCol w:w="1728"/>
+        <w:gridCol w:w="1728"/>
+        <w:gridCol w:w="1728"/>
+      </w:tblGrid>
+      <w:tr>
+        <w:tc>
+          <w:tcPr>
+            <w:tcW w:type="dxa" w:w="1152"/>
+            <w:shd w:fill="1E3A8A"/>
+            <w:tcMar>
+              <w:top w:w="90" w:type="dxa"/>
+              <w:bottom w:w="90" w:type="dxa"/>
+              <w:left w:w="100" w:type="dxa"/>
+              <w:right w:w="100" w:type="dxa"/>
+            </w:tcMar>
+          </w:tcPr>
+          <w:p>
+            <w:r>
+              <w:rPr>
+                <w:rFonts w:ascii="Calibri" w:hAnsi="Calibri"/>
+                <w:b/>
+                <w:color w:val="FFFFFF"/>
+                <w:sz w:val="18"/>
+              </w:rPr>
+              <w:t>Commit</w:t>
+            </w:r>
+          </w:p>
+        </w:tc>
+        <w:tc>
+          <w:tcPr>
+            <w:tcW w:type="dxa" w:w="1296"/>
+            <w:shd w:fill="1E3A8A"/>
+            <w:tcMar>
+              <w:top w:w="90" w:type="dxa"/>
+              <w:bottom w:w="90" w:type="dxa"/>
+              <w:left w:w="100" w:type="dxa"/>
+              <w:right w:w="100" w:type="dxa"/>
+            </w:tcMar>
+          </w:tcPr>
+          <w:p>
+            <w:r>
+              <w:rPr>
+                <w:rFonts w:ascii="Calibri" w:hAnsi="Calibri"/>
+                <w:b/>
+                <w:color w:val="FFFFFF"/>
+                <w:sz w:val="18"/>
+              </w:rPr>
+              <w:t>Fecha</w:t>
+            </w:r>
+          </w:p>
+        </w:tc>
+        <w:tc>
+          <w:tcPr>
+            <w:tcW w:type="dxa" w:w="2160"/>
+            <w:shd w:fill="1E3A8A"/>
+            <w:tcMar>
+              <w:top w:w="90" w:type="dxa"/>
+              <w:bottom w:w="90" w:type="dxa"/>
+              <w:left w:w="100" w:type="dxa"/>
+              <w:right w:w="100" w:type="dxa"/>
+            </w:tcMar>
+          </w:tcPr>
+          <w:p>
+            <w:r>
+              <w:rPr>
+                <w:rFonts w:ascii="Calibri" w:hAnsi="Calibri"/>
+                <w:b/>
+                <w:color w:val="FFFFFF"/>
+                <w:sz w:val="18"/>
+              </w:rPr>
+              <w:t>Módulo / Área</w:t>
+            </w:r>
+          </w:p>
+        </w:tc>
+        <w:tc>
+          <w:tcPr>
+            <w:tcW w:type="dxa" w:w="1296"/>
+            <w:shd w:fill="1E3A8A"/>
+            <w:tcMar>
+              <w:top w:w="90" w:type="dxa"/>
+              <w:bottom w:w="90" w:type="dxa"/>
+              <w:left w:w="100" w:type="dxa"/>
+              <w:right w:w="100" w:type="dxa"/>
+            </w:tcMar>
+          </w:tcPr>
+          <w:p>
+            <w:r>
+              <w:rPr>
+                <w:rFonts w:ascii="Calibri" w:hAnsi="Calibri"/>
+                <w:b/>
+                <w:color w:val="FFFFFF"/>
+                <w:sz w:val="18"/>
+              </w:rPr>
+              <w:t>Sprint</w:t>
+            </w:r>
+          </w:p>
+        </w:tc>
+        <w:tc>
+          <w:tcPr>
+            <w:tcW w:type="dxa" w:w="4896"/>
+            <w:shd w:fill="1E3A8A"/>
+            <w:tcMar>
+              <w:top w:w="90" w:type="dxa"/>
+              <w:bottom w:w="90" w:type="dxa"/>
+              <w:left w:w="100" w:type="dxa"/>
+              <w:right w:w="100" w:type="dxa"/>
+            </w:tcMar>
+          </w:tcPr>
+          <w:p>
+            <w:r>
+              <w:rPr>
+                <w:rFonts w:ascii="Calibri" w:hAnsi="Calibri"/>
+                <w:b/>
+                <w:color w:val="FFFFFF"/>
+                <w:sz w:val="18"/>
+              </w:rPr>
+              <w:t>Descripción Técnica</w:t>
+            </w:r>
+          </w:p>
+        </w:tc>
+      </w:tr>
+      <w:tr>
+        <w:tc>
+          <w:tcPr>
+            <w:tcW w:type="dxa" w:w="1152"/>
+            <w:shd w:fill="FFFFFF"/>
+            <w:tcMar>
+              <w:top w:w="70" w:type="dxa"/>
+              <w:bottom w:w="70" w:type="dxa"/>
+              <w:left w:w="90" w:type="dxa"/>
+              <w:right w:w="90" w:type="dxa"/>
+            </w:tcMar>
+          </w:tcPr>
+          <w:p>
+            <w:r>
+              <w:rPr>
+                <w:rFonts w:ascii="Calibri" w:hAnsi="Calibri"/>
+                <w:b/>
+                <w:color w:val="1E3A8A"/>
+                <w:sz w:val="17"/>
+              </w:rPr>
+              <w:t>4c0e337</w:t>
+            </w:r>
+          </w:p>
+        </w:tc>
+        <w:tc>
+          <w:tcPr>
+            <w:tcW w:type="dxa" w:w="1296"/>
+            <w:shd w:fill="FFFFFF"/>
+            <w:tcMar>
+              <w:top w:w="70" w:type="dxa"/>
+              <w:bottom w:w="70" w:type="dxa"/>
+              <w:left w:w="90" w:type="dxa"/>
+              <w:right w:w="90" w:type="dxa"/>
+            </w:tcMar>
+          </w:tcPr>
+          <w:p>
+            <w:r>
+              <w:rPr>
+                <w:rFonts w:ascii="Calibri" w:hAnsi="Calibri"/>
+                <w:color w:val="0F172A"/>
+                <w:sz w:val="17"/>
+              </w:rPr>
+              <w:t>16/01/2026</w:t>
+            </w:r>
+          </w:p>
+        </w:tc>
+        <w:tc>
+          <w:tcPr>
+            <w:tcW w:type="dxa" w:w="2160"/>
+            <w:shd w:fill="FFFFFF"/>
+            <w:tcMar>
+              <w:top w:w="70" w:type="dxa"/>
+              <w:bottom w:w="70" w:type="dxa"/>
+              <w:left w:w="90" w:type="dxa"/>
+              <w:right w:w="90" w:type="dxa"/>
+            </w:tcMar>
+          </w:tcPr>
+          <w:p>
+            <w:r>
+              <w:rPr>
+                <w:rFonts w:ascii="Calibri" w:hAnsi="Calibri"/>
+                <w:color w:val="0F172A"/>
+                <w:sz w:val="17"/>
+              </w:rPr>
+              <w:t>Base de Datos / SQLite</w:t>
+            </w:r>
+          </w:p>
+        </w:tc>
+        <w:tc>
+          <w:tcPr>
+            <w:tcW w:type="dxa" w:w="1296"/>
+            <w:shd w:fill="FFFFFF"/>
+            <w:tcMar>
+              <w:top w:w="70" w:type="dxa"/>
+              <w:bottom w:w="70" w:type="dxa"/>
+              <w:left w:w="90" w:type="dxa"/>
+              <w:right w:w="90" w:type="dxa"/>
+            </w:tcMar>
+          </w:tcPr>
+          <w:p>
+            <w:r>
+              <w:rPr>
+                <w:rFonts w:ascii="Calibri" w:hAnsi="Calibri"/>
+                <w:color w:val="0F172A"/>
+                <w:sz w:val="17"/>
+              </w:rPr>
+              <w:t>Sprint 01</w:t>
+            </w:r>
+          </w:p>
+        </w:tc>
+        <w:tc>
+          <w:tcPr>
+            <w:tcW w:type="dxa" w:w="4896"/>
+            <w:shd w:fill="FFFFFF"/>
+            <w:tcMar>
+              <w:top w:w="70" w:type="dxa"/>
+              <w:bottom w:w="70" w:type="dxa"/>
+              <w:left w:w="90" w:type="dxa"/>
+              <w:right w:w="90" w:type="dxa"/>
+            </w:tcMar>
+          </w:tcPr>
+          <w:p>
+            <w:r>
+              <w:rPr>
+                <w:rFonts w:ascii="Calibri" w:hAnsi="Calibri"/>
+                <w:color w:val="0F172A"/>
+                <w:sz w:val="17"/>
+              </w:rPr>
+              <w:t>Primer commit oficial: Arquitectura de base de datos compartida SQLite y auto-sync.</w:t>
+            </w:r>
+          </w:p>
+        </w:tc>
+      </w:tr>
+      <w:tr>
+        <w:tc>
+          <w:tcPr>
+            <w:tcW w:type="dxa" w:w="1152"/>
+            <w:shd w:fill="F8FAFC"/>
+            <w:tcMar>
+              <w:top w:w="70" w:type="dxa"/>
+              <w:bottom w:w="70" w:type="dxa"/>
+              <w:left w:w="90" w:type="dxa"/>
+              <w:right w:w="90" w:type="dxa"/>
+            </w:tcMar>
+          </w:tcPr>
+          <w:p>
+            <w:r>
+              <w:rPr>
+                <w:rFonts w:ascii="Calibri" w:hAnsi="Calibri"/>
+                <w:b/>
+                <w:color w:val="1E3A8A"/>
+                <w:sz w:val="17"/>
+              </w:rPr>
+              <w:t>fe136da</w:t>
+            </w:r>
+          </w:p>
+        </w:tc>
+        <w:tc>
+          <w:tcPr>
+            <w:tcW w:type="dxa" w:w="1296"/>
+            <w:shd w:fill="F8FAFC"/>
+            <w:tcMar>
+              <w:top w:w="70" w:type="dxa"/>
+              <w:bottom w:w="70" w:type="dxa"/>
+              <w:left w:w="90" w:type="dxa"/>
+              <w:right w:w="90" w:type="dxa"/>
+            </w:tcMar>
+          </w:tcPr>
+          <w:p>
+            <w:r>
+              <w:rPr>
+                <w:rFonts w:ascii="Calibri" w:hAnsi="Calibri"/>
+                <w:color w:val="0F172A"/>
+                <w:sz w:val="17"/>
+              </w:rPr>
+              <w:t>27/08/2026</w:t>
+            </w:r>
+          </w:p>
+        </w:tc>
+        <w:tc>
+          <w:tcPr>
+            <w:tcW w:type="dxa" w:w="2160"/>
+            <w:shd w:fill="F8FAFC"/>
+            <w:tcMar>
+              <w:top w:w="70" w:type="dxa"/>
+              <w:bottom w:w="70" w:type="dxa"/>
+              <w:left w:w="90" w:type="dxa"/>
+              <w:right w:w="90" w:type="dxa"/>
+            </w:tcMar>
+          </w:tcPr>
+          <w:p>
+            <w:r>
+              <w:rPr>
+                <w:rFonts w:ascii="Calibri" w:hAnsi="Calibri"/>
+                <w:color w:val="0F172A"/>
+                <w:sz w:val="17"/>
+              </w:rPr>
+              <w:t>🔥 Hito Arquitectura</w:t>
+            </w:r>
+          </w:p>
+        </w:tc>
+        <w:tc>
+          <w:tcPr>
+            <w:tcW w:type="dxa" w:w="1296"/>
+            <w:shd w:fill="F8FAFC"/>
+            <w:tcMar>
+              <w:top w:w="70" w:type="dxa"/>
+              <w:bottom w:w="70" w:type="dxa"/>
+              <w:left w:w="90" w:type="dxa"/>
+              <w:right w:w="90" w:type="dxa"/>
+            </w:tcMar>
+          </w:tcPr>
+          <w:p>
+            <w:r>
+              <w:rPr>
+                <w:rFonts w:ascii="Calibri" w:hAnsi="Calibri"/>
+                <w:color w:val="0F172A"/>
+                <w:sz w:val="17"/>
+              </w:rPr>
+              <w:t>Sprint 05</w:t>
+            </w:r>
+          </w:p>
+        </w:tc>
+        <w:tc>
+          <w:tcPr>
+            <w:tcW w:type="dxa" w:w="4896"/>
+            <w:shd w:fill="F8FAFC"/>
+            <w:tcMar>
+              <w:top w:w="70" w:type="dxa"/>
+              <w:bottom w:w="70" w:type="dxa"/>
+              <w:left w:w="90" w:type="dxa"/>
+              <w:right w:w="90" w:type="dxa"/>
+            </w:tcMar>
+          </w:tcPr>
+          <w:p>
+            <w:r>
+              <w:rPr>
+                <w:rFonts w:ascii="Calibri" w:hAnsi="Calibri"/>
+                <w:color w:val="0F172A"/>
+                <w:sz w:val="17"/>
+              </w:rPr>
+              <w:t>Hito fundacional: Migración de cliente Desktop a Web SaaS Cloud (Reflex + Render).</w:t>
+            </w:r>
+          </w:p>
+        </w:tc>
+      </w:tr>
+      <w:tr>
+        <w:tc>
+          <w:tcPr>
+            <w:tcW w:type="dxa" w:w="1152"/>
+            <w:shd w:fill="FFFFFF"/>
+            <w:tcMar>
+              <w:top w:w="70" w:type="dxa"/>
+              <w:bottom w:w="70" w:type="dxa"/>
+              <w:left w:w="90" w:type="dxa"/>
+              <w:right w:w="90" w:type="dxa"/>
+            </w:tcMar>
+          </w:tcPr>
+          <w:p>
+            <w:r>
+              <w:rPr>
+                <w:rFonts w:ascii="Calibri" w:hAnsi="Calibri"/>
+                <w:b/>
+                <w:color w:val="1E3A8A"/>
+                <w:sz w:val="17"/>
+              </w:rPr>
+              <w:t>9f31c2f</w:t>
+            </w:r>
+          </w:p>
+        </w:tc>
+        <w:tc>
+          <w:tcPr>
+            <w:tcW w:type="dxa" w:w="1296"/>
+            <w:shd w:fill="FFFFFF"/>
+            <w:tcMar>
+              <w:top w:w="70" w:type="dxa"/>
+              <w:bottom w:w="70" w:type="dxa"/>
+              <w:left w:w="90" w:type="dxa"/>
+              <w:right w:w="90" w:type="dxa"/>
+            </w:tcMar>
+          </w:tcPr>
+          <w:p>
+            <w:r>
+              <w:rPr>
+                <w:rFonts w:ascii="Calibri" w:hAnsi="Calibri"/>
+                <w:color w:val="0F172A"/>
+                <w:sz w:val="17"/>
+              </w:rPr>
+              <w:t>27/08/2026</w:t>
+            </w:r>
+          </w:p>
+        </w:tc>
+        <w:tc>
+          <w:tcPr>
+            <w:tcW w:type="dxa" w:w="2160"/>
+            <w:shd w:fill="FFFFFF"/>
+            <w:tcMar>
+              <w:top w:w="70" w:type="dxa"/>
+              <w:bottom w:w="70" w:type="dxa"/>
+              <w:left w:w="90" w:type="dxa"/>
+              <w:right w:w="90" w:type="dxa"/>
+            </w:tcMar>
+          </w:tcPr>
+          <w:p>
+            <w:r>
+              <w:rPr>
+                <w:rFonts w:ascii="Calibri" w:hAnsi="Calibri"/>
+                <w:color w:val="0F172A"/>
+                <w:sz w:val="17"/>
+              </w:rPr>
+              <w:t>Parser Lucidchart</w:t>
+            </w:r>
+          </w:p>
+        </w:tc>
+        <w:tc>
+          <w:tcPr>
+            <w:tcW w:type="dxa" w:w="1296"/>
+            <w:shd w:fill="FFFFFF"/>
+            <w:tcMar>
+              <w:top w:w="70" w:type="dxa"/>
+              <w:bottom w:w="70" w:type="dxa"/>
+              <w:left w:w="90" w:type="dxa"/>
+              <w:right w:w="90" w:type="dxa"/>
+            </w:tcMar>
+          </w:tcPr>
+          <w:p>
+            <w:r>
+              <w:rPr>
+                <w:rFonts w:ascii="Calibri" w:hAnsi="Calibri"/>
+                <w:color w:val="0F172A"/>
+                <w:sz w:val="17"/>
+              </w:rPr>
+              <w:t>Sprint 05</w:t>
+            </w:r>
+          </w:p>
+        </w:tc>
+        <w:tc>
+          <w:tcPr>
+            <w:tcW w:type="dxa" w:w="4896"/>
+            <w:shd w:fill="FFFFFF"/>
+            <w:tcMar>
+              <w:top w:w="70" w:type="dxa"/>
+              <w:bottom w:w="70" w:type="dxa"/>
+              <w:left w:w="90" w:type="dxa"/>
+              <w:right w:w="90" w:type="dxa"/>
+            </w:tcMar>
+          </w:tcPr>
+          <w:p>
+            <w:r>
+              <w:rPr>
+                <w:rFonts w:ascii="Calibri" w:hAnsi="Calibri"/>
+                <w:color w:val="0F172A"/>
+                <w:sz w:val="17"/>
+              </w:rPr>
+              <w:t>Parser nativo determinista para CSV/JSON de Lucidchart sin alucinaciones de IA.</w:t>
+            </w:r>
+          </w:p>
+        </w:tc>
+      </w:tr>
+      <w:tr>
+        <w:tc>
+          <w:tcPr>
+            <w:tcW w:type="dxa" w:w="1152"/>
+            <w:shd w:fill="F8FAFC"/>
+            <w:tcMar>
+              <w:top w:w="70" w:type="dxa"/>
+              <w:bottom w:w="70" w:type="dxa"/>
+              <w:left w:w="90" w:type="dxa"/>
+              <w:right w:w="90" w:type="dxa"/>
+            </w:tcMar>
+          </w:tcPr>
+          <w:p>
+            <w:r>
+              <w:rPr>
+                <w:rFonts w:ascii="Calibri" w:hAnsi="Calibri"/>
+                <w:b/>
+                <w:color w:val="1E3A8A"/>
+                <w:sz w:val="17"/>
+              </w:rPr>
+              <w:t>70a72ca</w:t>
+            </w:r>
+          </w:p>
+        </w:tc>
+        <w:tc>
+          <w:tcPr>
+            <w:tcW w:type="dxa" w:w="1296"/>
+            <w:shd w:fill="F8FAFC"/>
+            <w:tcMar>
+              <w:top w:w="70" w:type="dxa"/>
+              <w:bottom w:w="70" w:type="dxa"/>
+              <w:left w:w="90" w:type="dxa"/>
+              <w:right w:w="90" w:type="dxa"/>
+            </w:tcMar>
+          </w:tcPr>
+          <w:p>
+            <w:r>
+              <w:rPr>
+                <w:rFonts w:ascii="Calibri" w:hAnsi="Calibri"/>
+                <w:color w:val="0F172A"/>
+                <w:sz w:val="17"/>
+              </w:rPr>
+              <w:t>27/08/2026</w:t>
+            </w:r>
+          </w:p>
+        </w:tc>
+        <w:tc>
+          <w:tcPr>
+            <w:tcW w:type="dxa" w:w="2160"/>
+            <w:shd w:fill="F8FAFC"/>
+            <w:tcMar>
+              <w:top w:w="70" w:type="dxa"/>
+              <w:bottom w:w="70" w:type="dxa"/>
+              <w:left w:w="90" w:type="dxa"/>
+              <w:right w:w="90" w:type="dxa"/>
+            </w:tcMar>
+          </w:tcPr>
+          <w:p>
+            <w:r>
+              <w:rPr>
+                <w:rFonts w:ascii="Calibri" w:hAnsi="Calibri"/>
+                <w:color w:val="0F172A"/>
+                <w:sz w:val="17"/>
+              </w:rPr>
+              <w:t>Canvas / SVG Bézier</w:t>
+            </w:r>
+          </w:p>
+        </w:tc>
+        <w:tc>
+          <w:tcPr>
+            <w:tcW w:type="dxa" w:w="1296"/>
+            <w:shd w:fill="F8FAFC"/>
+            <w:tcMar>
+              <w:top w:w="70" w:type="dxa"/>
+              <w:bottom w:w="70" w:type="dxa"/>
+              <w:left w:w="90" w:type="dxa"/>
+              <w:right w:w="90" w:type="dxa"/>
+            </w:tcMar>
+          </w:tcPr>
+          <w:p>
+            <w:r>
+              <w:rPr>
+                <w:rFonts w:ascii="Calibri" w:hAnsi="Calibri"/>
+                <w:color w:val="0F172A"/>
+                <w:sz w:val="17"/>
+              </w:rPr>
+              <w:t>Sprint 05</w:t>
+            </w:r>
+          </w:p>
+        </w:tc>
+        <w:tc>
+          <w:tcPr>
+            <w:tcW w:type="dxa" w:w="4896"/>
+            <w:shd w:fill="F8FAFC"/>
+            <w:tcMar>
+              <w:top w:w="70" w:type="dxa"/>
+              <w:bottom w:w="70" w:type="dxa"/>
+              <w:left w:w="90" w:type="dxa"/>
+              <w:right w:w="90" w:type="dxa"/>
+            </w:tcMar>
+          </w:tcPr>
+          <w:p>
+            <w:r>
+              <w:rPr>
+                <w:rFonts w:ascii="Calibri" w:hAnsi="Calibri"/>
+                <w:color w:val="0F172A"/>
+                <w:sz w:val="17"/>
+              </w:rPr>
+              <w:t>Cálculo dinámico de curvas cúbicas Bézier M x1 y1 C cx1 cy1, cx2 cy2, x2 y2.</w:t>
+            </w:r>
+          </w:p>
+        </w:tc>
+      </w:tr>
+      <w:tr>
+        <w:tc>
+          <w:tcPr>
+            <w:tcW w:type="dxa" w:w="1152"/>
+            <w:shd w:fill="FFFFFF"/>
+            <w:tcMar>
+              <w:top w:w="70" w:type="dxa"/>
+              <w:bottom w:w="70" w:type="dxa"/>
+              <w:left w:w="90" w:type="dxa"/>
+              <w:right w:w="90" w:type="dxa"/>
+            </w:tcMar>
+          </w:tcPr>
+          <w:p>
+            <w:r>
+              <w:rPr>
+                <w:rFonts w:ascii="Calibri" w:hAnsi="Calibri"/>
+                <w:b/>
+                <w:color w:val="1E3A8A"/>
+                <w:sz w:val="17"/>
+              </w:rPr>
+              <w:t>9e8da71</w:t>
+            </w:r>
+          </w:p>
+        </w:tc>
+        <w:tc>
+          <w:tcPr>
+            <w:tcW w:type="dxa" w:w="1296"/>
+            <w:shd w:fill="FFFFFF"/>
+            <w:tcMar>
+              <w:top w:w="70" w:type="dxa"/>
+              <w:bottom w:w="70" w:type="dxa"/>
+              <w:left w:w="90" w:type="dxa"/>
+              <w:right w:w="90" w:type="dxa"/>
+            </w:tcMar>
+          </w:tcPr>
+          <w:p>
+            <w:r>
+              <w:rPr>
+                <w:rFonts w:ascii="Calibri" w:hAnsi="Calibri"/>
+                <w:color w:val="0F172A"/>
+                <w:sz w:val="17"/>
+              </w:rPr>
+              <w:t>27/08/2026</w:t>
+            </w:r>
+          </w:p>
+        </w:tc>
+        <w:tc>
+          <w:tcPr>
+            <w:tcW w:type="dxa" w:w="2160"/>
+            <w:shd w:fill="FFFFFF"/>
+            <w:tcMar>
+              <w:top w:w="70" w:type="dxa"/>
+              <w:bottom w:w="70" w:type="dxa"/>
+              <w:left w:w="90" w:type="dxa"/>
+              <w:right w:w="90" w:type="dxa"/>
+            </w:tcMar>
+          </w:tcPr>
+          <w:p>
+            <w:r>
+              <w:rPr>
+                <w:rFonts w:ascii="Calibri" w:hAnsi="Calibri"/>
+                <w:color w:val="0F172A"/>
+                <w:sz w:val="17"/>
+              </w:rPr>
+              <w:t>Parser / Nodos</w:t>
+            </w:r>
+          </w:p>
+        </w:tc>
+        <w:tc>
+          <w:tcPr>
+            <w:tcW w:type="dxa" w:w="1296"/>
+            <w:shd w:fill="FFFFFF"/>
+            <w:tcMar>
+              <w:top w:w="70" w:type="dxa"/>
+              <w:bottom w:w="70" w:type="dxa"/>
+              <w:left w:w="90" w:type="dxa"/>
+              <w:right w:w="90" w:type="dxa"/>
+            </w:tcMar>
+          </w:tcPr>
+          <w:p>
+            <w:r>
+              <w:rPr>
+                <w:rFonts w:ascii="Calibri" w:hAnsi="Calibri"/>
+                <w:color w:val="0F172A"/>
+                <w:sz w:val="17"/>
+              </w:rPr>
+              <w:t>Sprint 05</w:t>
+            </w:r>
+          </w:p>
+        </w:tc>
+        <w:tc>
+          <w:tcPr>
+            <w:tcW w:type="dxa" w:w="4896"/>
+            <w:shd w:fill="FFFFFF"/>
+            <w:tcMar>
+              <w:top w:w="70" w:type="dxa"/>
+              <w:bottom w:w="70" w:type="dxa"/>
+              <w:left w:w="90" w:type="dxa"/>
+              <w:right w:w="90" w:type="dxa"/>
+            </w:tcMar>
+          </w:tcPr>
+          <w:p>
+            <w:r>
+              <w:rPr>
+                <w:rFonts w:ascii="Calibri" w:hAnsi="Calibri"/>
+                <w:color w:val="0F172A"/>
+                <w:sz w:val="17"/>
+              </w:rPr>
+              <w:t>Conexión integral del 100% de las 640 líneas del CSV cruzando Id y Shape ID.</w:t>
+            </w:r>
+          </w:p>
+        </w:tc>
+      </w:tr>
+      <w:tr>
+        <w:tc>
+          <w:tcPr>
+            <w:tcW w:type="dxa" w:w="1152"/>
+            <w:shd w:fill="F8FAFC"/>
+            <w:tcMar>
+              <w:top w:w="70" w:type="dxa"/>
+              <w:bottom w:w="70" w:type="dxa"/>
+              <w:left w:w="90" w:type="dxa"/>
+              <w:right w:w="90" w:type="dxa"/>
+            </w:tcMar>
+          </w:tcPr>
+          <w:p>
+            <w:r>
+              <w:rPr>
+                <w:rFonts w:ascii="Calibri" w:hAnsi="Calibri"/>
+                <w:b/>
+                <w:color w:val="1E3A8A"/>
+                <w:sz w:val="17"/>
+              </w:rPr>
+              <w:t>55e43d8</w:t>
+            </w:r>
+          </w:p>
+        </w:tc>
+        <w:tc>
+          <w:tcPr>
+            <w:tcW w:type="dxa" w:w="1296"/>
+            <w:shd w:fill="F8FAFC"/>
+            <w:tcMar>
+              <w:top w:w="70" w:type="dxa"/>
+              <w:bottom w:w="70" w:type="dxa"/>
+              <w:left w:w="90" w:type="dxa"/>
+              <w:right w:w="90" w:type="dxa"/>
+            </w:tcMar>
+          </w:tcPr>
+          <w:p>
+            <w:r>
+              <w:rPr>
+                <w:rFonts w:ascii="Calibri" w:hAnsi="Calibri"/>
+                <w:color w:val="0F172A"/>
+                <w:sz w:val="17"/>
+              </w:rPr>
+              <w:t>28/08/2026</w:t>
+            </w:r>
+          </w:p>
+        </w:tc>
+        <w:tc>
+          <w:tcPr>
+            <w:tcW w:type="dxa" w:w="2160"/>
+            <w:shd w:fill="F8FAFC"/>
+            <w:tcMar>
+              <w:top w:w="70" w:type="dxa"/>
+              <w:bottom w:w="70" w:type="dxa"/>
+              <w:left w:w="90" w:type="dxa"/>
+              <w:right w:w="90" w:type="dxa"/>
+            </w:tcMar>
+          </w:tcPr>
+          <w:p>
+            <w:r>
+              <w:rPr>
+                <w:rFonts w:ascii="Calibri" w:hAnsi="Calibri"/>
+                <w:color w:val="0F172A"/>
+                <w:sz w:val="17"/>
+              </w:rPr>
+              <w:t>Parser 8 Pestañas</w:t>
+            </w:r>
+          </w:p>
+        </w:tc>
+        <w:tc>
+          <w:tcPr>
+            <w:tcW w:type="dxa" w:w="1296"/>
+            <w:shd w:fill="F8FAFC"/>
+            <w:tcMar>
+              <w:top w:w="70" w:type="dxa"/>
+              <w:bottom w:w="70" w:type="dxa"/>
+              <w:left w:w="90" w:type="dxa"/>
+              <w:right w:w="90" w:type="dxa"/>
+            </w:tcMar>
+          </w:tcPr>
+          <w:p>
+            <w:r>
+              <w:rPr>
+                <w:rFonts w:ascii="Calibri" w:hAnsi="Calibri"/>
+                <w:color w:val="0F172A"/>
+                <w:sz w:val="17"/>
+              </w:rPr>
+              <w:t>Sprint 05</w:t>
+            </w:r>
+          </w:p>
+        </w:tc>
+        <w:tc>
+          <w:tcPr>
+            <w:tcW w:type="dxa" w:w="4896"/>
+            <w:shd w:fill="F8FAFC"/>
+            <w:tcMar>
+              <w:top w:w="70" w:type="dxa"/>
+              <w:bottom w:w="70" w:type="dxa"/>
+              <w:left w:w="90" w:type="dxa"/>
+              <w:right w:w="90" w:type="dxa"/>
+            </w:tcMar>
+          </w:tcPr>
+          <w:p>
+            <w:r>
+              <w:rPr>
+                <w:rFonts w:ascii="Calibri" w:hAnsi="Calibri"/>
+                <w:color w:val="0F172A"/>
+                <w:sz w:val="17"/>
+              </w:rPr>
+              <w:t>Detección exacta de 8 pestañas originales por Page ID (As-Is, To-Be, N2, etc.).</w:t>
+            </w:r>
+          </w:p>
+        </w:tc>
+      </w:tr>
+      <w:tr>
+        <w:tc>
+          <w:tcPr>
+            <w:tcW w:type="dxa" w:w="1152"/>
+            <w:shd w:fill="FFFFFF"/>
+            <w:tcMar>
+              <w:top w:w="70" w:type="dxa"/>
+              <w:bottom w:w="70" w:type="dxa"/>
+              <w:left w:w="90" w:type="dxa"/>
+              <w:right w:w="90" w:type="dxa"/>
+            </w:tcMar>
+          </w:tcPr>
+          <w:p>
+            <w:r>
+              <w:rPr>
+                <w:rFonts w:ascii="Calibri" w:hAnsi="Calibri"/>
+                <w:b/>
+                <w:color w:val="1E3A8A"/>
+                <w:sz w:val="17"/>
+              </w:rPr>
+              <w:t>d332d20</w:t>
+            </w:r>
+          </w:p>
+        </w:tc>
+        <w:tc>
+          <w:tcPr>
+            <w:tcW w:type="dxa" w:w="1296"/>
+            <w:shd w:fill="FFFFFF"/>
+            <w:tcMar>
+              <w:top w:w="70" w:type="dxa"/>
+              <w:bottom w:w="70" w:type="dxa"/>
+              <w:left w:w="90" w:type="dxa"/>
+              <w:right w:w="90" w:type="dxa"/>
+            </w:tcMar>
+          </w:tcPr>
+          <w:p>
+            <w:r>
+              <w:rPr>
+                <w:rFonts w:ascii="Calibri" w:hAnsi="Calibri"/>
+                <w:color w:val="0F172A"/>
+                <w:sz w:val="17"/>
+              </w:rPr>
+              <w:t>28/08/2026</w:t>
+            </w:r>
+          </w:p>
+        </w:tc>
+        <w:tc>
+          <w:tcPr>
+            <w:tcW w:type="dxa" w:w="2160"/>
+            <w:shd w:fill="FFFFFF"/>
+            <w:tcMar>
+              <w:top w:w="70" w:type="dxa"/>
+              <w:bottom w:w="70" w:type="dxa"/>
+              <w:left w:w="90" w:type="dxa"/>
+              <w:right w:w="90" w:type="dxa"/>
+            </w:tcMar>
+          </w:tcPr>
+          <w:p>
+            <w:r>
+              <w:rPr>
+                <w:rFonts w:ascii="Calibri" w:hAnsi="Calibri"/>
+                <w:color w:val="0F172A"/>
+                <w:sz w:val="17"/>
+              </w:rPr>
+              <w:t>Frontend / Archivo</w:t>
+            </w:r>
+          </w:p>
+        </w:tc>
+        <w:tc>
+          <w:tcPr>
+            <w:tcW w:type="dxa" w:w="1296"/>
+            <w:shd w:fill="FFFFFF"/>
+            <w:tcMar>
+              <w:top w:w="70" w:type="dxa"/>
+              <w:bottom w:w="70" w:type="dxa"/>
+              <w:left w:w="90" w:type="dxa"/>
+              <w:right w:w="90" w:type="dxa"/>
+            </w:tcMar>
+          </w:tcPr>
+          <w:p>
+            <w:r>
+              <w:rPr>
+                <w:rFonts w:ascii="Calibri" w:hAnsi="Calibri"/>
+                <w:color w:val="0F172A"/>
+                <w:sz w:val="17"/>
+              </w:rPr>
+              <w:t>Sprint 05</w:t>
+            </w:r>
+          </w:p>
+        </w:tc>
+        <w:tc>
+          <w:tcPr>
+            <w:tcW w:type="dxa" w:w="4896"/>
+            <w:shd w:fill="FFFFFF"/>
+            <w:tcMar>
+              <w:top w:w="70" w:type="dxa"/>
+              <w:bottom w:w="70" w:type="dxa"/>
+              <w:left w:w="90" w:type="dxa"/>
+              <w:right w:w="90" w:type="dxa"/>
+            </w:tcMar>
+          </w:tcPr>
+          <w:p>
+            <w:r>
+              <w:rPr>
+                <w:rFonts w:ascii="Calibri" w:hAnsi="Calibri"/>
+                <w:color w:val="0F172A"/>
+                <w:sz w:val="17"/>
+              </w:rPr>
+              <w:t>Menú Archivo ▾ profesional, título de proyecto editable y modal Abrir Reciente.</w:t>
+            </w:r>
+          </w:p>
+        </w:tc>
+      </w:tr>
+      <w:tr>
+        <w:tc>
+          <w:tcPr>
+            <w:tcW w:type="dxa" w:w="1152"/>
+            <w:shd w:fill="F8FAFC"/>
+            <w:tcMar>
+              <w:top w:w="70" w:type="dxa"/>
+              <w:bottom w:w="70" w:type="dxa"/>
+              <w:left w:w="90" w:type="dxa"/>
+              <w:right w:w="90" w:type="dxa"/>
+            </w:tcMar>
+          </w:tcPr>
+          <w:p>
+            <w:r>
+              <w:rPr>
+                <w:rFonts w:ascii="Calibri" w:hAnsi="Calibri"/>
+                <w:b/>
+                <w:color w:val="1E3A8A"/>
+                <w:sz w:val="17"/>
+              </w:rPr>
+              <w:t>592127e</w:t>
+            </w:r>
+          </w:p>
+        </w:tc>
+        <w:tc>
+          <w:tcPr>
+            <w:tcW w:type="dxa" w:w="1296"/>
+            <w:shd w:fill="F8FAFC"/>
+            <w:tcMar>
+              <w:top w:w="70" w:type="dxa"/>
+              <w:bottom w:w="70" w:type="dxa"/>
+              <w:left w:w="90" w:type="dxa"/>
+              <w:right w:w="90" w:type="dxa"/>
+            </w:tcMar>
+          </w:tcPr>
+          <w:p>
+            <w:r>
+              <w:rPr>
+                <w:rFonts w:ascii="Calibri" w:hAnsi="Calibri"/>
+                <w:color w:val="0F172A"/>
+                <w:sz w:val="17"/>
+              </w:rPr>
+              <w:t>10/09/2026</w:t>
+            </w:r>
+          </w:p>
+        </w:tc>
+        <w:tc>
+          <w:tcPr>
+            <w:tcW w:type="dxa" w:w="2160"/>
+            <w:shd w:fill="F8FAFC"/>
+            <w:tcMar>
+              <w:top w:w="70" w:type="dxa"/>
+              <w:bottom w:w="70" w:type="dxa"/>
+              <w:left w:w="90" w:type="dxa"/>
+              <w:right w:w="90" w:type="dxa"/>
+            </w:tcMar>
+          </w:tcPr>
+          <w:p>
+            <w:r>
+              <w:rPr>
+                <w:rFonts w:ascii="Calibri" w:hAnsi="Calibri"/>
+                <w:color w:val="0F172A"/>
+                <w:sz w:val="17"/>
+              </w:rPr>
+              <w:t>Conectores / Gemini IA</w:t>
+            </w:r>
+          </w:p>
+        </w:tc>
+        <w:tc>
+          <w:tcPr>
+            <w:tcW w:type="dxa" w:w="1296"/>
+            <w:shd w:fill="F8FAFC"/>
+            <w:tcMar>
+              <w:top w:w="70" w:type="dxa"/>
+              <w:bottom w:w="70" w:type="dxa"/>
+              <w:left w:w="90" w:type="dxa"/>
+              <w:right w:w="90" w:type="dxa"/>
+            </w:tcMar>
+          </w:tcPr>
+          <w:p>
+            <w:r>
+              <w:rPr>
+                <w:rFonts w:ascii="Calibri" w:hAnsi="Calibri"/>
+                <w:color w:val="0F172A"/>
+                <w:sz w:val="17"/>
+              </w:rPr>
+              <w:t>Sprint 06</w:t>
+            </w:r>
+          </w:p>
+        </w:tc>
+        <w:tc>
+          <w:tcPr>
+            <w:tcW w:type="dxa" w:w="4896"/>
+            <w:shd w:fill="F8FAFC"/>
+            <w:tcMar>
+              <w:top w:w="70" w:type="dxa"/>
+              <w:bottom w:w="70" w:type="dxa"/>
+              <w:left w:w="90" w:type="dxa"/>
+              <w:right w:w="90" w:type="dxa"/>
+            </w:tcMar>
+          </w:tcPr>
+          <w:p>
+            <w:r>
+              <w:rPr>
+                <w:rFonts w:ascii="Calibri" w:hAnsi="Calibri"/>
+                <w:color w:val="0F172A"/>
+                <w:sz w:val="17"/>
+              </w:rPr>
+              <w:t>Conexión interactiva de casillas, auto-guardado y auditor de calidad con Gemini IA.</w:t>
+            </w:r>
+          </w:p>
+        </w:tc>
+      </w:tr>
+      <w:tr>
+        <w:tc>
+          <w:tcPr>
+            <w:tcW w:type="dxa" w:w="1152"/>
+            <w:shd w:fill="FFFFFF"/>
+            <w:tcMar>
+              <w:top w:w="70" w:type="dxa"/>
+              <w:bottom w:w="70" w:type="dxa"/>
+              <w:left w:w="90" w:type="dxa"/>
+              <w:right w:w="90" w:type="dxa"/>
+            </w:tcMar>
+          </w:tcPr>
+          <w:p>
+            <w:r>
+              <w:rPr>
+                <w:rFonts w:ascii="Calibri" w:hAnsi="Calibri"/>
+                <w:b/>
+                <w:color w:val="1E3A8A"/>
+                <w:sz w:val="17"/>
+              </w:rPr>
+              <w:t>9805816</w:t>
+            </w:r>
+          </w:p>
+        </w:tc>
+        <w:tc>
+          <w:tcPr>
+            <w:tcW w:type="dxa" w:w="1296"/>
+            <w:shd w:fill="FFFFFF"/>
+            <w:tcMar>
+              <w:top w:w="70" w:type="dxa"/>
+              <w:bottom w:w="70" w:type="dxa"/>
+              <w:left w:w="90" w:type="dxa"/>
+              <w:right w:w="90" w:type="dxa"/>
+            </w:tcMar>
+          </w:tcPr>
+          <w:p>
+            <w:r>
+              <w:rPr>
+                <w:rFonts w:ascii="Calibri" w:hAnsi="Calibri"/>
+                <w:color w:val="0F172A"/>
+                <w:sz w:val="17"/>
+              </w:rPr>
+              <w:t>10/09/2026</w:t>
+            </w:r>
+          </w:p>
+        </w:tc>
+        <w:tc>
+          <w:tcPr>
+            <w:tcW w:type="dxa" w:w="2160"/>
+            <w:shd w:fill="FFFFFF"/>
+            <w:tcMar>
+              <w:top w:w="70" w:type="dxa"/>
+              <w:bottom w:w="70" w:type="dxa"/>
+              <w:left w:w="90" w:type="dxa"/>
+              <w:right w:w="90" w:type="dxa"/>
+            </w:tcMar>
+          </w:tcPr>
+          <w:p>
+            <w:r>
+              <w:rPr>
+                <w:rFonts w:ascii="Calibri" w:hAnsi="Calibri"/>
+                <w:color w:val="0F172A"/>
+                <w:sz w:val="17"/>
+              </w:rPr>
+              <w:t>UI/UX Suite Pro</w:t>
+            </w:r>
+          </w:p>
+        </w:tc>
+        <w:tc>
+          <w:tcPr>
+            <w:tcW w:type="dxa" w:w="1296"/>
+            <w:shd w:fill="FFFFFF"/>
+            <w:tcMar>
+              <w:top w:w="70" w:type="dxa"/>
+              <w:bottom w:w="70" w:type="dxa"/>
+              <w:left w:w="90" w:type="dxa"/>
+              <w:right w:w="90" w:type="dxa"/>
+            </w:tcMar>
+          </w:tcPr>
+          <w:p>
+            <w:r>
+              <w:rPr>
+                <w:rFonts w:ascii="Calibri" w:hAnsi="Calibri"/>
+                <w:color w:val="0F172A"/>
+                <w:sz w:val="17"/>
+              </w:rPr>
+              <w:t>Sprint 06</w:t>
+            </w:r>
+          </w:p>
+        </w:tc>
+        <w:tc>
+          <w:tcPr>
+            <w:tcW w:type="dxa" w:w="4896"/>
+            <w:shd w:fill="FFFFFF"/>
+            <w:tcMar>
+              <w:top w:w="70" w:type="dxa"/>
+              <w:bottom w:w="70" w:type="dxa"/>
+              <w:left w:w="90" w:type="dxa"/>
+              <w:right w:w="90" w:type="dxa"/>
+            </w:tcMar>
+          </w:tcPr>
+          <w:p>
+            <w:r>
+              <w:rPr>
+                <w:rFonts w:ascii="Calibri" w:hAnsi="Calibri"/>
+                <w:color w:val="0F172A"/>
+                <w:sz w:val="17"/>
+              </w:rPr>
+              <w:t>Header minimalista 50px, Dock izquierdo, Inspector contextual y zoom inferior.</w:t>
+            </w:r>
+          </w:p>
+        </w:tc>
+      </w:tr>
+      <w:tr>
+        <w:tc>
+          <w:tcPr>
+            <w:tcW w:type="dxa" w:w="1152"/>
+            <w:shd w:fill="F8FAFC"/>
+            <w:tcMar>
+              <w:top w:w="70" w:type="dxa"/>
+              <w:bottom w:w="70" w:type="dxa"/>
+              <w:left w:w="90" w:type="dxa"/>
+              <w:right w:w="90" w:type="dxa"/>
+            </w:tcMar>
+          </w:tcPr>
+          <w:p>
+            <w:r>
+              <w:rPr>
+                <w:rFonts w:ascii="Calibri" w:hAnsi="Calibri"/>
+                <w:b/>
+                <w:color w:val="1E3A8A"/>
+                <w:sz w:val="17"/>
+              </w:rPr>
+              <w:t>2f8a70d</w:t>
+            </w:r>
+          </w:p>
+        </w:tc>
+        <w:tc>
+          <w:tcPr>
+            <w:tcW w:type="dxa" w:w="1296"/>
+            <w:shd w:fill="F8FAFC"/>
+            <w:tcMar>
+              <w:top w:w="70" w:type="dxa"/>
+              <w:bottom w:w="70" w:type="dxa"/>
+              <w:left w:w="90" w:type="dxa"/>
+              <w:right w:w="90" w:type="dxa"/>
+            </w:tcMar>
+          </w:tcPr>
+          <w:p>
+            <w:r>
+              <w:rPr>
+                <w:rFonts w:ascii="Calibri" w:hAnsi="Calibri"/>
+                <w:color w:val="0F172A"/>
+                <w:sz w:val="17"/>
+              </w:rPr>
+              <w:t>10/09/2026</w:t>
+            </w:r>
+          </w:p>
+        </w:tc>
+        <w:tc>
+          <w:tcPr>
+            <w:tcW w:type="dxa" w:w="2160"/>
+            <w:shd w:fill="F8FAFC"/>
+            <w:tcMar>
+              <w:top w:w="70" w:type="dxa"/>
+              <w:bottom w:w="70" w:type="dxa"/>
+              <w:left w:w="90" w:type="dxa"/>
+              <w:right w:w="90" w:type="dxa"/>
+            </w:tcMar>
+          </w:tcPr>
+          <w:p>
+            <w:r>
+              <w:rPr>
+                <w:rFonts w:ascii="Calibri" w:hAnsi="Calibri"/>
+                <w:color w:val="0F172A"/>
+                <w:sz w:val="17"/>
+              </w:rPr>
+              <w:t>Frontend / Radix UI</w:t>
+            </w:r>
+          </w:p>
+        </w:tc>
+        <w:tc>
+          <w:tcPr>
+            <w:tcW w:type="dxa" w:w="1296"/>
+            <w:shd w:fill="F8FAFC"/>
+            <w:tcMar>
+              <w:top w:w="70" w:type="dxa"/>
+              <w:bottom w:w="70" w:type="dxa"/>
+              <w:left w:w="90" w:type="dxa"/>
+              <w:right w:w="90" w:type="dxa"/>
+            </w:tcMar>
+          </w:tcPr>
+          <w:p>
+            <w:r>
+              <w:rPr>
+                <w:rFonts w:ascii="Calibri" w:hAnsi="Calibri"/>
+                <w:color w:val="0F172A"/>
+                <w:sz w:val="17"/>
+              </w:rPr>
+              <w:t>Sprint 06</w:t>
+            </w:r>
+          </w:p>
+        </w:tc>
+        <w:tc>
+          <w:tcPr>
+            <w:tcW w:type="dxa" w:w="4896"/>
+            <w:shd w:fill="F8FAFC"/>
+            <w:tcMar>
+              <w:top w:w="70" w:type="dxa"/>
+              <w:bottom w:w="70" w:type="dxa"/>
+              <w:left w:w="90" w:type="dxa"/>
+              <w:right w:w="90" w:type="dxa"/>
+            </w:tcMar>
+          </w:tcPr>
+          <w:p>
+            <w:r>
+              <w:rPr>
+                <w:rFonts w:ascii="Calibri" w:hAnsi="Calibri"/>
+                <w:color w:val="0F172A"/>
+                <w:sz w:val="17"/>
+              </w:rPr>
+              <w:t>Normalización de espaciados, compatibilidad Radix UI e iconos oficiales Lucide.</w:t>
+            </w:r>
+          </w:p>
+        </w:tc>
+      </w:tr>
+    </w:tbl>
+    <w:p>
+      <w:pPr>
+        <w:spacing w:after="160"/>
+      </w:pPr>
     </w:p>
     <w:sectPr>
       <w:pgSz w:w="12240" w:h="15840"/>
